--- a/students/PoplavskiyVladislav/task_03/Пояснительная_записка.docx
+++ b/students/PoplavskiyVladislav/task_03/Пояснительная_записка.docx
@@ -6849,16 +6849,7 @@
           <w:sz w:val="28"/>
           <w:szCs w:val="28"/>
         </w:rPr>
-        <w:t xml:space="preserve"> файлы</w:t>
-      </w:r>
-      <w:proofErr w:type="gramStart"/>
-      <w:r>
-        <w:rPr>
-          <w:rFonts w:ascii="Times New Roman" w:hAnsi="Times New Roman" w:cs="Times New Roman"/>
-          <w:sz w:val="28"/>
-          <w:szCs w:val="28"/>
-        </w:rPr>
-        <w:t>: .</w:t>
+        <w:t xml:space="preserve"> файлы: .</w:t>
       </w:r>
       <w:proofErr w:type="spellStart"/>
       <w:r>
@@ -6870,7 +6861,6 @@
         <w:t>env</w:t>
       </w:r>
       <w:proofErr w:type="spellEnd"/>
-      <w:proofErr w:type="gramEnd"/>
       <w:r>
         <w:rPr>
           <w:rFonts w:ascii="Times New Roman" w:hAnsi="Times New Roman" w:cs="Times New Roman"/>
@@ -10241,7 +10231,6 @@
                 <w:szCs w:val="24"/>
               </w:rPr>
             </w:pPr>
-            <w:proofErr w:type="gramStart"/>
             <w:r>
               <w:rPr>
                 <w:rFonts w:ascii="Times New Roman" w:hAnsi="Times New Roman" w:cs="Times New Roman"/>
@@ -10249,17 +10238,7 @@
                 <w:szCs w:val="24"/>
                 <w:lang w:val="en-US"/>
               </w:rPr>
-              <w:t>Varchar(</w:t>
-            </w:r>
-            <w:proofErr w:type="gramEnd"/>
-            <w:r>
-              <w:rPr>
-                <w:rFonts w:ascii="Times New Roman" w:hAnsi="Times New Roman" w:cs="Times New Roman"/>
-                <w:sz w:val="24"/>
-                <w:szCs w:val="24"/>
-                <w:lang w:val="en-US"/>
-              </w:rPr>
-              <w:t>36)</w:t>
+              <w:t>Varchar(36)</w:t>
             </w:r>
           </w:p>
         </w:tc>
@@ -10324,9 +10303,8 @@
                 <w:sz w:val="24"/>
                 <w:szCs w:val="24"/>
               </w:rPr>
-              <w:t xml:space="preserve">Уникальный </w:t>
-            </w:r>
-            <w:proofErr w:type="gramStart"/>
+              <w:t xml:space="preserve">Уникальный идентификатор </w:t>
+            </w:r>
             <w:r>
               <w:rPr>
                 <w:rStyle w:val="af3"/>
@@ -10336,30 +10314,7 @@
                 <w:sz w:val="24"/>
                 <w:szCs w:val="24"/>
               </w:rPr>
-              <w:t xml:space="preserve">идентификатор </w:t>
-            </w:r>
-            <w:r>
-              <w:rPr>
-                <w:rStyle w:val="af3"/>
-                <w:rFonts w:ascii="Times New Roman" w:hAnsi="Times New Roman" w:cs="Times New Roman"/>
-                <w:i w:val="0"/>
-                <w:iCs w:val="0"/>
-                <w:sz w:val="24"/>
-                <w:szCs w:val="24"/>
-              </w:rPr>
-              <w:t xml:space="preserve"> учебной</w:t>
-            </w:r>
-            <w:proofErr w:type="gramEnd"/>
-            <w:r>
-              <w:rPr>
-                <w:rStyle w:val="af3"/>
-                <w:rFonts w:ascii="Times New Roman" w:hAnsi="Times New Roman" w:cs="Times New Roman"/>
-                <w:i w:val="0"/>
-                <w:iCs w:val="0"/>
-                <w:sz w:val="24"/>
-                <w:szCs w:val="24"/>
-              </w:rPr>
-              <w:t xml:space="preserve"> группы</w:t>
+              <w:t xml:space="preserve"> учебной группы</w:t>
             </w:r>
           </w:p>
         </w:tc>
@@ -10522,7 +10477,6 @@
                 <w:szCs w:val="24"/>
               </w:rPr>
             </w:pPr>
-            <w:proofErr w:type="gramStart"/>
             <w:r>
               <w:rPr>
                 <w:rFonts w:ascii="Times New Roman" w:hAnsi="Times New Roman" w:cs="Times New Roman"/>
@@ -10530,17 +10484,7 @@
                 <w:szCs w:val="24"/>
                 <w:lang w:val="en-US"/>
               </w:rPr>
-              <w:t>Varchar(</w:t>
-            </w:r>
-            <w:proofErr w:type="gramEnd"/>
-            <w:r>
-              <w:rPr>
-                <w:rFonts w:ascii="Times New Roman" w:hAnsi="Times New Roman" w:cs="Times New Roman"/>
-                <w:sz w:val="24"/>
-                <w:szCs w:val="24"/>
-                <w:lang w:val="en-US"/>
-              </w:rPr>
-              <w:t>120)</w:t>
+              <w:t>Varchar(120)</w:t>
             </w:r>
           </w:p>
         </w:tc>
@@ -12224,7 +12168,6 @@
                 <w:szCs w:val="24"/>
               </w:rPr>
             </w:pPr>
-            <w:proofErr w:type="gramStart"/>
             <w:r>
               <w:rPr>
                 <w:rFonts w:ascii="Times New Roman" w:hAnsi="Times New Roman" w:cs="Times New Roman"/>
@@ -12234,7 +12177,6 @@
               </w:rPr>
               <w:t>1:N</w:t>
             </w:r>
-            <w:proofErr w:type="gramEnd"/>
           </w:p>
         </w:tc>
         <w:tc>
@@ -12391,7 +12333,6 @@
                 <w:szCs w:val="24"/>
               </w:rPr>
             </w:pPr>
-            <w:proofErr w:type="gramStart"/>
             <w:r>
               <w:rPr>
                 <w:rFonts w:ascii="Times New Roman" w:hAnsi="Times New Roman" w:cs="Times New Roman"/>
@@ -12401,7 +12342,6 @@
               </w:rPr>
               <w:t>1:N</w:t>
             </w:r>
-            <w:proofErr w:type="gramEnd"/>
           </w:p>
         </w:tc>
         <w:tc>
@@ -12544,7 +12484,6 @@
                 <w:szCs w:val="24"/>
               </w:rPr>
             </w:pPr>
-            <w:proofErr w:type="gramStart"/>
             <w:r>
               <w:rPr>
                 <w:rFonts w:ascii="Times New Roman" w:hAnsi="Times New Roman" w:cs="Times New Roman"/>
@@ -12554,7 +12493,6 @@
               </w:rPr>
               <w:t>1:N</w:t>
             </w:r>
-            <w:proofErr w:type="gramEnd"/>
           </w:p>
         </w:tc>
         <w:tc>
@@ -12702,7 +12640,6 @@
                 <w:szCs w:val="24"/>
               </w:rPr>
             </w:pPr>
-            <w:proofErr w:type="gramStart"/>
             <w:r>
               <w:rPr>
                 <w:rFonts w:ascii="Times New Roman" w:hAnsi="Times New Roman" w:cs="Times New Roman"/>
@@ -12712,7 +12649,6 @@
               </w:rPr>
               <w:t>1:N</w:t>
             </w:r>
-            <w:proofErr w:type="gramEnd"/>
           </w:p>
         </w:tc>
         <w:tc>
@@ -12843,7 +12779,6 @@
                 <w:szCs w:val="24"/>
               </w:rPr>
             </w:pPr>
-            <w:proofErr w:type="gramStart"/>
             <w:r>
               <w:rPr>
                 <w:rFonts w:ascii="Times New Roman" w:hAnsi="Times New Roman" w:cs="Times New Roman"/>
@@ -12853,7 +12788,6 @@
               </w:rPr>
               <w:t>1:N</w:t>
             </w:r>
-            <w:proofErr w:type="gramEnd"/>
           </w:p>
         </w:tc>
         <w:tc>
@@ -12982,7 +12916,6 @@
                 <w:szCs w:val="24"/>
               </w:rPr>
             </w:pPr>
-            <w:proofErr w:type="gramStart"/>
             <w:r>
               <w:rPr>
                 <w:rFonts w:ascii="Times New Roman" w:hAnsi="Times New Roman" w:cs="Times New Roman"/>
@@ -13001,7 +12934,6 @@
               </w:rPr>
               <w:t>:N</w:t>
             </w:r>
-            <w:proofErr w:type="gramEnd"/>
           </w:p>
         </w:tc>
         <w:tc>
@@ -13142,7 +13074,6 @@
                 <w:szCs w:val="24"/>
               </w:rPr>
             </w:pPr>
-            <w:proofErr w:type="gramStart"/>
             <w:r>
               <w:rPr>
                 <w:rFonts w:ascii="Times New Roman" w:hAnsi="Times New Roman" w:cs="Times New Roman"/>
@@ -13152,7 +13083,6 @@
               </w:rPr>
               <w:t>1:N</w:t>
             </w:r>
-            <w:proofErr w:type="gramEnd"/>
           </w:p>
         </w:tc>
         <w:tc>
@@ -13282,7 +13212,6 @@
                 <w:lang w:val="en-US"/>
               </w:rPr>
             </w:pPr>
-            <w:proofErr w:type="gramStart"/>
             <w:r>
               <w:rPr>
                 <w:rFonts w:ascii="Times New Roman" w:hAnsi="Times New Roman" w:cs="Times New Roman"/>
@@ -13302,7 +13231,6 @@
               </w:rPr>
               <w:t>:N</w:t>
             </w:r>
-            <w:proofErr w:type="gramEnd"/>
           </w:p>
         </w:tc>
         <w:tc>
@@ -13421,7 +13349,6 @@
                 <w:lang w:val="en-US"/>
               </w:rPr>
             </w:pPr>
-            <w:proofErr w:type="gramStart"/>
             <w:r>
               <w:rPr>
                 <w:rFonts w:ascii="Times New Roman" w:hAnsi="Times New Roman" w:cs="Times New Roman"/>
@@ -13432,7 +13359,6 @@
               </w:rPr>
               <w:t>1:N</w:t>
             </w:r>
-            <w:proofErr w:type="gramEnd"/>
           </w:p>
         </w:tc>
         <w:tc>
@@ -13525,7 +13451,6 @@
                 <w:lang w:val="en-US"/>
               </w:rPr>
             </w:pPr>
-            <w:proofErr w:type="gramStart"/>
             <w:r>
               <w:rPr>
                 <w:rFonts w:ascii="Times New Roman" w:hAnsi="Times New Roman" w:cs="Times New Roman"/>
@@ -13536,7 +13461,6 @@
               </w:rPr>
               <w:t>1:N</w:t>
             </w:r>
-            <w:proofErr w:type="gramEnd"/>
           </w:p>
         </w:tc>
         <w:tc>
@@ -19105,9 +19029,9 @@
           <w:szCs w:val="28"/>
           <w:lang w:val="ru-BY" w:eastAsia="ru-BY"/>
         </w:rPr>
-        <w:t xml:space="preserve">": </w:t>
-      </w:r>
-      <w:proofErr w:type="gramStart"/>
+        <w:t xml:space="preserve">": { </w:t>
+      </w:r>
+      <w:proofErr w:type="spellStart"/>
       <w:r>
         <w:rPr>
           <w:rFonts w:ascii="Times New Roman" w:hAnsi="Times New Roman" w:cs="Times New Roman"/>
@@ -19116,21 +19040,9 @@
           <w:szCs w:val="28"/>
           <w:lang w:val="ru-BY" w:eastAsia="ru-BY"/>
         </w:rPr>
-        <w:t xml:space="preserve">{ </w:t>
-      </w:r>
-      <w:proofErr w:type="spellStart"/>
-      <w:r>
-        <w:rPr>
-          <w:rFonts w:ascii="Times New Roman" w:hAnsi="Times New Roman" w:cs="Times New Roman"/>
-          <w:color w:val="0F1115"/>
-          <w:sz w:val="28"/>
-          <w:szCs w:val="28"/>
-          <w:lang w:val="ru-BY" w:eastAsia="ru-BY"/>
-        </w:rPr>
         <w:t>id</w:t>
       </w:r>
       <w:proofErr w:type="spellEnd"/>
-      <w:proofErr w:type="gramEnd"/>
       <w:r>
         <w:rPr>
           <w:rFonts w:ascii="Times New Roman" w:hAnsi="Times New Roman" w:cs="Times New Roman"/>
@@ -22285,7 +22197,6 @@
         <w:t xml:space="preserve">‑токен, проверяет JWT, находит пользователя в БД и добавляет данные авторизации в </w:t>
       </w:r>
       <w:proofErr w:type="spellStart"/>
-      <w:proofErr w:type="gramStart"/>
       <w:r>
         <w:rPr>
           <w:rFonts w:ascii="Times New Roman" w:hAnsi="Times New Roman" w:cs="Times New Roman"/>
@@ -22297,7 +22208,6 @@
         <w:t>req.auth</w:t>
       </w:r>
       <w:proofErr w:type="spellEnd"/>
-      <w:proofErr w:type="gramEnd"/>
       <w:r>
         <w:rPr>
           <w:rFonts w:ascii="Times New Roman" w:hAnsi="Times New Roman" w:cs="Times New Roman"/>
@@ -22401,7 +22311,6 @@
         <w:t xml:space="preserve">) и добавляет контекст доступа </w:t>
       </w:r>
       <w:proofErr w:type="spellStart"/>
-      <w:proofErr w:type="gramStart"/>
       <w:r>
         <w:rPr>
           <w:rFonts w:ascii="Times New Roman" w:hAnsi="Times New Roman" w:cs="Times New Roman"/>
@@ -22413,7 +22322,6 @@
         <w:t>req.groupAccess</w:t>
       </w:r>
       <w:proofErr w:type="spellEnd"/>
-      <w:proofErr w:type="gramEnd"/>
       <w:r>
         <w:rPr>
           <w:rFonts w:ascii="Times New Roman" w:hAnsi="Times New Roman" w:cs="Times New Roman"/>
@@ -23945,7 +23853,6 @@
         <w:t>groups</w:t>
       </w:r>
       <w:proofErr w:type="spellEnd"/>
-      <w:proofErr w:type="gramStart"/>
       <w:r>
         <w:rPr>
           <w:rFonts w:ascii="Times New Roman" w:hAnsi="Times New Roman" w:cs="Times New Roman"/>
@@ -23968,7 +23875,6 @@
         <w:t>groupId</w:t>
       </w:r>
       <w:proofErr w:type="spellEnd"/>
-      <w:proofErr w:type="gramEnd"/>
       <w:r>
         <w:rPr>
           <w:rFonts w:ascii="Times New Roman" w:hAnsi="Times New Roman" w:cs="Times New Roman"/>
@@ -24458,7 +24364,6 @@
         <w:t>groups</w:t>
       </w:r>
       <w:proofErr w:type="spellEnd"/>
-      <w:proofErr w:type="gramStart"/>
       <w:r>
         <w:rPr>
           <w:rFonts w:ascii="Times New Roman" w:hAnsi="Times New Roman" w:cs="Times New Roman"/>
@@ -24481,7 +24386,6 @@
         <w:t>groupId</w:t>
       </w:r>
       <w:proofErr w:type="spellEnd"/>
-      <w:proofErr w:type="gramEnd"/>
       <w:r>
         <w:rPr>
           <w:rFonts w:ascii="Times New Roman" w:hAnsi="Times New Roman" w:cs="Times New Roman"/>
@@ -25846,7 +25750,6 @@
         <w:t xml:space="preserve"> = </w:t>
       </w:r>
       <w:proofErr w:type="spellStart"/>
-      <w:proofErr w:type="gramStart"/>
       <w:r>
         <w:rPr>
           <w:rStyle w:val="af3"/>
@@ -25860,7 +25763,6 @@
         <w:t>group.myRole</w:t>
       </w:r>
       <w:proofErr w:type="spellEnd"/>
-      <w:proofErr w:type="gramEnd"/>
       <w:r>
         <w:rPr>
           <w:rStyle w:val="af3"/>
@@ -26650,27 +26552,7 @@
                 <w:szCs w:val="24"/>
                 <w:lang w:val="en-US"/>
               </w:rPr>
-              <w:t>Body: {</w:t>
-            </w:r>
-            <w:proofErr w:type="gramStart"/>
-            <w:r>
-              <w:rPr>
-                <w:rFonts w:ascii="Times New Roman" w:hAnsi="Times New Roman" w:cs="Times New Roman"/>
-                <w:sz w:val="24"/>
-                <w:szCs w:val="24"/>
-                <w:lang w:val="en-US"/>
-              </w:rPr>
-              <w:t>username(</w:t>
-            </w:r>
-            <w:proofErr w:type="gramEnd"/>
-            <w:r>
-              <w:rPr>
-                <w:rFonts w:ascii="Times New Roman" w:hAnsi="Times New Roman" w:cs="Times New Roman"/>
-                <w:sz w:val="24"/>
-                <w:szCs w:val="24"/>
-                <w:lang w:val="en-US"/>
-              </w:rPr>
-              <w:t>or name), email, password}</w:t>
+              <w:t>Body: {username(or name), email, password}</w:t>
             </w:r>
           </w:p>
         </w:tc>
@@ -26719,27 +26601,7 @@
                 <w:szCs w:val="24"/>
                 <w:lang w:val="en-US"/>
               </w:rPr>
-              <w:t xml:space="preserve">, </w:t>
-            </w:r>
-            <w:proofErr w:type="gramStart"/>
-            <w:r>
-              <w:rPr>
-                <w:rFonts w:ascii="Times New Roman" w:hAnsi="Times New Roman" w:cs="Times New Roman"/>
-                <w:sz w:val="24"/>
-                <w:szCs w:val="24"/>
-                <w:lang w:val="en-US"/>
-              </w:rPr>
-              <w:t>user:{</w:t>
-            </w:r>
-            <w:proofErr w:type="gramEnd"/>
-            <w:r>
-              <w:rPr>
-                <w:rFonts w:ascii="Times New Roman" w:hAnsi="Times New Roman" w:cs="Times New Roman"/>
-                <w:sz w:val="24"/>
-                <w:szCs w:val="24"/>
-                <w:lang w:val="en-US"/>
-              </w:rPr>
-              <w:t>id, username, email, role}}</w:t>
+              <w:t>, user:{id, username, email, role}}</w:t>
             </w:r>
           </w:p>
         </w:tc>
@@ -26998,27 +26860,7 @@
                 <w:szCs w:val="24"/>
                 <w:lang w:val="en-US"/>
               </w:rPr>
-              <w:t xml:space="preserve">, </w:t>
-            </w:r>
-            <w:proofErr w:type="gramStart"/>
-            <w:r>
-              <w:rPr>
-                <w:rFonts w:ascii="Times New Roman" w:hAnsi="Times New Roman" w:cs="Times New Roman"/>
-                <w:sz w:val="24"/>
-                <w:szCs w:val="24"/>
-                <w:lang w:val="en-US"/>
-              </w:rPr>
-              <w:t>user:{</w:t>
-            </w:r>
-            <w:proofErr w:type="gramEnd"/>
-            <w:r>
-              <w:rPr>
-                <w:rFonts w:ascii="Times New Roman" w:hAnsi="Times New Roman" w:cs="Times New Roman"/>
-                <w:sz w:val="24"/>
-                <w:szCs w:val="24"/>
-                <w:lang w:val="en-US"/>
-              </w:rPr>
-              <w:t>id, username, email, role}}</w:t>
+              <w:t>, user:{id, username, email, role}}</w:t>
             </w:r>
           </w:p>
         </w:tc>
@@ -27446,7 +27288,6 @@
               <w:t xml:space="preserve">, </w:t>
             </w:r>
             <w:proofErr w:type="spellStart"/>
-            <w:proofErr w:type="gramStart"/>
             <w:r>
               <w:rPr>
                 <w:rFonts w:ascii="Times New Roman" w:hAnsi="Times New Roman" w:cs="Times New Roman"/>
@@ -27462,16 +27303,7 @@
                 <w:sz w:val="24"/>
                 <w:szCs w:val="24"/>
               </w:rPr>
-              <w:t>?,</w:t>
-            </w:r>
-            <w:proofErr w:type="gramEnd"/>
-            <w:r>
-              <w:rPr>
-                <w:rFonts w:ascii="Times New Roman" w:hAnsi="Times New Roman" w:cs="Times New Roman"/>
-                <w:sz w:val="24"/>
-                <w:szCs w:val="24"/>
-              </w:rPr>
-              <w:t xml:space="preserve"> </w:t>
+              <w:t xml:space="preserve">?, </w:t>
             </w:r>
             <w:proofErr w:type="spellStart"/>
             <w:r>
@@ -28242,27 +28074,7 @@
                 <w:szCs w:val="24"/>
                 <w:lang w:val="en-US"/>
               </w:rPr>
-              <w:t>Body: {</w:t>
-            </w:r>
-            <w:proofErr w:type="gramStart"/>
-            <w:r>
-              <w:rPr>
-                <w:rFonts w:ascii="Times New Roman" w:hAnsi="Times New Roman" w:cs="Times New Roman"/>
-                <w:sz w:val="24"/>
-                <w:szCs w:val="24"/>
-                <w:lang w:val="en-US"/>
-              </w:rPr>
-              <w:t>title?,</w:t>
-            </w:r>
-            <w:proofErr w:type="gramEnd"/>
-            <w:r>
-              <w:rPr>
-                <w:rFonts w:ascii="Times New Roman" w:hAnsi="Times New Roman" w:cs="Times New Roman"/>
-                <w:sz w:val="24"/>
-                <w:szCs w:val="24"/>
-                <w:lang w:val="en-US"/>
-              </w:rPr>
-              <w:t xml:space="preserve"> description?, </w:t>
+              <w:t xml:space="preserve">Body: {title?, description?, </w:t>
             </w:r>
             <w:proofErr w:type="spellStart"/>
             <w:r>
@@ -28800,7 +28612,6 @@
               <w:t>{</w:t>
             </w:r>
             <w:proofErr w:type="spellStart"/>
-            <w:proofErr w:type="gramStart"/>
             <w:r>
               <w:rPr>
                 <w:rFonts w:ascii="Times New Roman" w:hAnsi="Times New Roman" w:cs="Times New Roman"/>
@@ -28810,7 +28621,6 @@
               <w:t>joined:true</w:t>
             </w:r>
             <w:proofErr w:type="spellEnd"/>
-            <w:proofErr w:type="gramEnd"/>
             <w:r>
               <w:rPr>
                 <w:rFonts w:ascii="Times New Roman" w:hAnsi="Times New Roman" w:cs="Times New Roman"/>
@@ -29077,7 +28887,6 @@
               <w:t>{</w:t>
             </w:r>
             <w:proofErr w:type="spellStart"/>
-            <w:proofErr w:type="gramStart"/>
             <w:r>
               <w:rPr>
                 <w:rFonts w:ascii="Times New Roman" w:hAnsi="Times New Roman" w:cs="Times New Roman"/>
@@ -29087,7 +28896,6 @@
               <w:t>left:true</w:t>
             </w:r>
             <w:proofErr w:type="spellEnd"/>
-            <w:proofErr w:type="gramEnd"/>
             <w:r>
               <w:rPr>
                 <w:rFonts w:ascii="Times New Roman" w:hAnsi="Times New Roman" w:cs="Times New Roman"/>
@@ -29306,27 +29114,7 @@
                 <w:szCs w:val="24"/>
                 <w:lang w:val="en-US"/>
               </w:rPr>
-              <w:t xml:space="preserve">Query: </w:t>
-            </w:r>
-            <w:proofErr w:type="gramStart"/>
-            <w:r>
-              <w:rPr>
-                <w:rFonts w:ascii="Times New Roman" w:hAnsi="Times New Roman" w:cs="Times New Roman"/>
-                <w:sz w:val="24"/>
-                <w:szCs w:val="24"/>
-                <w:lang w:val="en-US"/>
-              </w:rPr>
-              <w:t>limit?,</w:t>
-            </w:r>
-            <w:proofErr w:type="gramEnd"/>
-            <w:r>
-              <w:rPr>
-                <w:rFonts w:ascii="Times New Roman" w:hAnsi="Times New Roman" w:cs="Times New Roman"/>
-                <w:sz w:val="24"/>
-                <w:szCs w:val="24"/>
-                <w:lang w:val="en-US"/>
-              </w:rPr>
-              <w:t xml:space="preserve"> offset? (</w:t>
+              <w:t>Query: limit?, offset? (</w:t>
             </w:r>
             <w:r>
               <w:rPr>
@@ -29638,7 +29426,6 @@
               <w:t xml:space="preserve">: </w:t>
             </w:r>
             <w:proofErr w:type="spellStart"/>
-            <w:proofErr w:type="gramStart"/>
             <w:r>
               <w:rPr>
                 <w:rFonts w:ascii="Times New Roman" w:hAnsi="Times New Roman" w:cs="Times New Roman"/>
@@ -29654,16 +29441,7 @@
                 <w:sz w:val="24"/>
                 <w:szCs w:val="24"/>
               </w:rPr>
-              <w:t>?,</w:t>
-            </w:r>
-            <w:proofErr w:type="gramEnd"/>
-            <w:r>
-              <w:rPr>
-                <w:rFonts w:ascii="Times New Roman" w:hAnsi="Times New Roman" w:cs="Times New Roman"/>
-                <w:sz w:val="24"/>
-                <w:szCs w:val="24"/>
-              </w:rPr>
-              <w:t xml:space="preserve"> </w:t>
+              <w:t xml:space="preserve">?, </w:t>
             </w:r>
             <w:proofErr w:type="spellStart"/>
             <w:r>
@@ -29869,27 +29647,7 @@
                 <w:szCs w:val="24"/>
                 <w:lang w:val="en-US"/>
               </w:rPr>
-              <w:t xml:space="preserve">Body: {title, </w:t>
-            </w:r>
-            <w:proofErr w:type="gramStart"/>
-            <w:r>
-              <w:rPr>
-                <w:rFonts w:ascii="Times New Roman" w:hAnsi="Times New Roman" w:cs="Times New Roman"/>
-                <w:sz w:val="24"/>
-                <w:szCs w:val="24"/>
-                <w:lang w:val="en-US"/>
-              </w:rPr>
-              <w:t>description?,</w:t>
-            </w:r>
-            <w:proofErr w:type="gramEnd"/>
-            <w:r>
-              <w:rPr>
-                <w:rFonts w:ascii="Times New Roman" w:hAnsi="Times New Roman" w:cs="Times New Roman"/>
-                <w:sz w:val="24"/>
-                <w:szCs w:val="24"/>
-                <w:lang w:val="en-US"/>
-              </w:rPr>
-              <w:t xml:space="preserve"> order?} (owner)</w:t>
+              <w:t>Body: {title, description?, order?} (owner)</w:t>
             </w:r>
           </w:p>
         </w:tc>
@@ -30087,27 +29845,7 @@
                 <w:szCs w:val="24"/>
                 <w:lang w:val="en-US"/>
               </w:rPr>
-              <w:t>Body: {</w:t>
-            </w:r>
-            <w:proofErr w:type="gramStart"/>
-            <w:r>
-              <w:rPr>
-                <w:rFonts w:ascii="Times New Roman" w:hAnsi="Times New Roman" w:cs="Times New Roman"/>
-                <w:sz w:val="24"/>
-                <w:szCs w:val="24"/>
-                <w:lang w:val="en-US"/>
-              </w:rPr>
-              <w:t>title?,</w:t>
-            </w:r>
-            <w:proofErr w:type="gramEnd"/>
-            <w:r>
-              <w:rPr>
-                <w:rFonts w:ascii="Times New Roman" w:hAnsi="Times New Roman" w:cs="Times New Roman"/>
-                <w:sz w:val="24"/>
-                <w:szCs w:val="24"/>
-                <w:lang w:val="en-US"/>
-              </w:rPr>
-              <w:t xml:space="preserve"> description?, order?, </w:t>
+              <w:t xml:space="preserve">Body: {title?, description?, order?, </w:t>
             </w:r>
             <w:proofErr w:type="spellStart"/>
             <w:r>
@@ -30550,7 +30288,6 @@
               <w:t xml:space="preserve">: </w:t>
             </w:r>
             <w:proofErr w:type="spellStart"/>
-            <w:proofErr w:type="gramStart"/>
             <w:r>
               <w:rPr>
                 <w:rFonts w:ascii="Times New Roman" w:hAnsi="Times New Roman" w:cs="Times New Roman"/>
@@ -30566,16 +30303,7 @@
                 <w:sz w:val="24"/>
                 <w:szCs w:val="24"/>
               </w:rPr>
-              <w:t>?,</w:t>
-            </w:r>
-            <w:proofErr w:type="gramEnd"/>
-            <w:r>
-              <w:rPr>
-                <w:rFonts w:ascii="Times New Roman" w:hAnsi="Times New Roman" w:cs="Times New Roman"/>
-                <w:sz w:val="24"/>
-                <w:szCs w:val="24"/>
-              </w:rPr>
-              <w:t xml:space="preserve"> </w:t>
+              <w:t xml:space="preserve">?, </w:t>
             </w:r>
             <w:proofErr w:type="spellStart"/>
             <w:r>
@@ -30829,27 +30557,7 @@
                 <w:szCs w:val="24"/>
                 <w:lang w:val="en-US"/>
               </w:rPr>
-              <w:t xml:space="preserve">, </w:t>
-            </w:r>
-            <w:proofErr w:type="gramStart"/>
-            <w:r>
-              <w:rPr>
-                <w:rFonts w:ascii="Times New Roman" w:hAnsi="Times New Roman" w:cs="Times New Roman"/>
-                <w:sz w:val="24"/>
-                <w:szCs w:val="24"/>
-                <w:lang w:val="en-US"/>
-              </w:rPr>
-              <w:t>place?,</w:t>
-            </w:r>
-            <w:proofErr w:type="gramEnd"/>
-            <w:r>
-              <w:rPr>
-                <w:rFonts w:ascii="Times New Roman" w:hAnsi="Times New Roman" w:cs="Times New Roman"/>
-                <w:sz w:val="24"/>
-                <w:szCs w:val="24"/>
-                <w:lang w:val="en-US"/>
-              </w:rPr>
-              <w:t xml:space="preserve"> link?, notes?, </w:t>
+              <w:t xml:space="preserve">, place?, link?, notes?, </w:t>
             </w:r>
             <w:proofErr w:type="spellStart"/>
             <w:r>
@@ -31819,7 +31527,6 @@
               <w:t xml:space="preserve">: </w:t>
             </w:r>
             <w:proofErr w:type="spellStart"/>
-            <w:proofErr w:type="gramStart"/>
             <w:r>
               <w:rPr>
                 <w:rFonts w:ascii="Times New Roman" w:hAnsi="Times New Roman" w:cs="Times New Roman"/>
@@ -31835,16 +31542,7 @@
                 <w:sz w:val="24"/>
                 <w:szCs w:val="24"/>
               </w:rPr>
-              <w:t>?,</w:t>
-            </w:r>
-            <w:proofErr w:type="gramEnd"/>
-            <w:r>
-              <w:rPr>
-                <w:rFonts w:ascii="Times New Roman" w:hAnsi="Times New Roman" w:cs="Times New Roman"/>
-                <w:sz w:val="24"/>
-                <w:szCs w:val="24"/>
-              </w:rPr>
-              <w:t xml:space="preserve"> </w:t>
+              <w:t xml:space="preserve">?, </w:t>
             </w:r>
             <w:proofErr w:type="spellStart"/>
             <w:r>
@@ -32061,7 +31759,6 @@
               <w:t xml:space="preserve">Body: {title, type, </w:t>
             </w:r>
             <w:proofErr w:type="spellStart"/>
-            <w:proofErr w:type="gramStart"/>
             <w:r>
               <w:rPr>
                 <w:rFonts w:ascii="Times New Roman" w:hAnsi="Times New Roman" w:cs="Times New Roman"/>
@@ -32079,17 +31776,7 @@
                 <w:szCs w:val="24"/>
                 <w:lang w:val="en-US"/>
               </w:rPr>
-              <w:t>?,</w:t>
-            </w:r>
-            <w:proofErr w:type="gramEnd"/>
-            <w:r>
-              <w:rPr>
-                <w:rFonts w:ascii="Times New Roman" w:hAnsi="Times New Roman" w:cs="Times New Roman"/>
-                <w:sz w:val="24"/>
-                <w:szCs w:val="24"/>
-                <w:lang w:val="en-US"/>
-              </w:rPr>
-              <w:t xml:space="preserve"> content?, </w:t>
+              <w:t xml:space="preserve">?, content?, </w:t>
             </w:r>
             <w:proofErr w:type="spellStart"/>
             <w:r>
@@ -32333,27 +32020,7 @@
                 <w:szCs w:val="24"/>
                 <w:lang w:val="en-US"/>
               </w:rPr>
-              <w:t>Body: {</w:t>
-            </w:r>
-            <w:proofErr w:type="gramStart"/>
-            <w:r>
-              <w:rPr>
-                <w:rFonts w:ascii="Times New Roman" w:hAnsi="Times New Roman" w:cs="Times New Roman"/>
-                <w:sz w:val="24"/>
-                <w:szCs w:val="24"/>
-                <w:lang w:val="en-US"/>
-              </w:rPr>
-              <w:t>title?,</w:t>
-            </w:r>
-            <w:proofErr w:type="gramEnd"/>
-            <w:r>
-              <w:rPr>
-                <w:rFonts w:ascii="Times New Roman" w:hAnsi="Times New Roman" w:cs="Times New Roman"/>
-                <w:sz w:val="24"/>
-                <w:szCs w:val="24"/>
-                <w:lang w:val="en-US"/>
-              </w:rPr>
-              <w:t xml:space="preserve"> </w:t>
+              <w:t xml:space="preserve">Body: {title?, </w:t>
             </w:r>
             <w:proofErr w:type="spellStart"/>
             <w:r>
@@ -32816,7 +32483,6 @@
               <w:t xml:space="preserve">: </w:t>
             </w:r>
             <w:proofErr w:type="spellStart"/>
-            <w:proofErr w:type="gramStart"/>
             <w:r>
               <w:rPr>
                 <w:rFonts w:ascii="Times New Roman" w:hAnsi="Times New Roman" w:cs="Times New Roman"/>
@@ -32832,16 +32498,7 @@
                 <w:sz w:val="24"/>
                 <w:szCs w:val="24"/>
               </w:rPr>
-              <w:t>?,</w:t>
-            </w:r>
-            <w:proofErr w:type="gramEnd"/>
-            <w:r>
-              <w:rPr>
-                <w:rFonts w:ascii="Times New Roman" w:hAnsi="Times New Roman" w:cs="Times New Roman"/>
-                <w:sz w:val="24"/>
-                <w:szCs w:val="24"/>
-              </w:rPr>
-              <w:t xml:space="preserve"> </w:t>
+              <w:t xml:space="preserve">?, </w:t>
             </w:r>
             <w:proofErr w:type="spellStart"/>
             <w:r>
@@ -33029,27 +32686,7 @@
                 <w:szCs w:val="24"/>
                 <w:lang w:val="en-US"/>
               </w:rPr>
-              <w:t xml:space="preserve">Body: {title, </w:t>
-            </w:r>
-            <w:proofErr w:type="gramStart"/>
-            <w:r>
-              <w:rPr>
-                <w:rFonts w:ascii="Times New Roman" w:hAnsi="Times New Roman" w:cs="Times New Roman"/>
-                <w:sz w:val="24"/>
-                <w:szCs w:val="24"/>
-                <w:lang w:val="en-US"/>
-              </w:rPr>
-              <w:t>description?,</w:t>
-            </w:r>
-            <w:proofErr w:type="gramEnd"/>
-            <w:r>
-              <w:rPr>
-                <w:rFonts w:ascii="Times New Roman" w:hAnsi="Times New Roman" w:cs="Times New Roman"/>
-                <w:sz w:val="24"/>
-                <w:szCs w:val="24"/>
-                <w:lang w:val="en-US"/>
-              </w:rPr>
-              <w:t xml:space="preserve"> </w:t>
+              <w:t xml:space="preserve">Body: {title, description?, </w:t>
             </w:r>
             <w:proofErr w:type="spellStart"/>
             <w:r>
@@ -34017,23 +33654,13 @@
                 <w:szCs w:val="24"/>
               </w:rPr>
             </w:pPr>
-            <w:proofErr w:type="gramStart"/>
-            <w:r>
-              <w:rPr>
-                <w:rFonts w:ascii="Times New Roman" w:hAnsi="Times New Roman" w:cs="Times New Roman"/>
-                <w:sz w:val="24"/>
-                <w:szCs w:val="24"/>
-              </w:rPr>
-              <w:t>VARCHAR(</w:t>
-            </w:r>
-            <w:proofErr w:type="gramEnd"/>
-            <w:r>
-              <w:rPr>
-                <w:rFonts w:ascii="Times New Roman" w:hAnsi="Times New Roman" w:cs="Times New Roman"/>
-                <w:sz w:val="24"/>
-                <w:szCs w:val="24"/>
-              </w:rPr>
-              <w:t>36) / UUID</w:t>
+            <w:r>
+              <w:rPr>
+                <w:rFonts w:ascii="Times New Roman" w:hAnsi="Times New Roman" w:cs="Times New Roman"/>
+                <w:sz w:val="24"/>
+                <w:szCs w:val="24"/>
+              </w:rPr>
+              <w:t>VARCHAR(36) / UUID</w:t>
             </w:r>
           </w:p>
         </w:tc>
@@ -34066,7 +33693,6 @@
               <w:t xml:space="preserve">PRIMARY KEY, DEFAULT </w:t>
             </w:r>
             <w:proofErr w:type="spellStart"/>
-            <w:proofErr w:type="gramStart"/>
             <w:r>
               <w:rPr>
                 <w:rFonts w:ascii="Times New Roman" w:hAnsi="Times New Roman" w:cs="Times New Roman"/>
@@ -34082,16 +33708,7 @@
                 <w:sz w:val="24"/>
                 <w:szCs w:val="24"/>
               </w:rPr>
-              <w:t>(</w:t>
-            </w:r>
-            <w:proofErr w:type="gramEnd"/>
-            <w:r>
-              <w:rPr>
-                <w:rFonts w:ascii="Times New Roman" w:hAnsi="Times New Roman" w:cs="Times New Roman"/>
-                <w:sz w:val="24"/>
-                <w:szCs w:val="24"/>
-              </w:rPr>
-              <w:t>)</w:t>
+              <w:t>()</w:t>
             </w:r>
           </w:p>
         </w:tc>
@@ -34179,23 +33796,13 @@
                 <w:szCs w:val="24"/>
               </w:rPr>
             </w:pPr>
-            <w:proofErr w:type="gramStart"/>
-            <w:r>
-              <w:rPr>
-                <w:rFonts w:ascii="Times New Roman" w:hAnsi="Times New Roman" w:cs="Times New Roman"/>
-                <w:sz w:val="24"/>
-                <w:szCs w:val="24"/>
-              </w:rPr>
-              <w:t>VARCHAR(</w:t>
-            </w:r>
-            <w:proofErr w:type="gramEnd"/>
-            <w:r>
-              <w:rPr>
-                <w:rFonts w:ascii="Times New Roman" w:hAnsi="Times New Roman" w:cs="Times New Roman"/>
-                <w:sz w:val="24"/>
-                <w:szCs w:val="24"/>
-              </w:rPr>
-              <w:t>30)</w:t>
+            <w:r>
+              <w:rPr>
+                <w:rFonts w:ascii="Times New Roman" w:hAnsi="Times New Roman" w:cs="Times New Roman"/>
+                <w:sz w:val="24"/>
+                <w:szCs w:val="24"/>
+              </w:rPr>
+              <w:t>VARCHAR(30)</w:t>
             </w:r>
           </w:p>
         </w:tc>
@@ -34312,23 +33919,13 @@
                 <w:szCs w:val="24"/>
               </w:rPr>
             </w:pPr>
-            <w:proofErr w:type="gramStart"/>
-            <w:r>
-              <w:rPr>
-                <w:rFonts w:ascii="Times New Roman" w:hAnsi="Times New Roman" w:cs="Times New Roman"/>
-                <w:sz w:val="24"/>
-                <w:szCs w:val="24"/>
-              </w:rPr>
-              <w:t>VARCHAR(</w:t>
-            </w:r>
-            <w:proofErr w:type="gramEnd"/>
-            <w:r>
-              <w:rPr>
-                <w:rFonts w:ascii="Times New Roman" w:hAnsi="Times New Roman" w:cs="Times New Roman"/>
-                <w:sz w:val="24"/>
-                <w:szCs w:val="24"/>
-              </w:rPr>
-              <w:t>120)</w:t>
+            <w:r>
+              <w:rPr>
+                <w:rFonts w:ascii="Times New Roman" w:hAnsi="Times New Roman" w:cs="Times New Roman"/>
+                <w:sz w:val="24"/>
+                <w:szCs w:val="24"/>
+              </w:rPr>
+              <w:t>VARCHAR(120)</w:t>
             </w:r>
           </w:p>
         </w:tc>
@@ -34455,23 +34052,13 @@
                 <w:szCs w:val="24"/>
               </w:rPr>
             </w:pPr>
-            <w:proofErr w:type="gramStart"/>
-            <w:r>
-              <w:rPr>
-                <w:rFonts w:ascii="Times New Roman" w:hAnsi="Times New Roman" w:cs="Times New Roman"/>
-                <w:sz w:val="24"/>
-                <w:szCs w:val="24"/>
-              </w:rPr>
-              <w:t>VARCHAR(</w:t>
-            </w:r>
-            <w:proofErr w:type="gramEnd"/>
-            <w:r>
-              <w:rPr>
-                <w:rFonts w:ascii="Times New Roman" w:hAnsi="Times New Roman" w:cs="Times New Roman"/>
-                <w:sz w:val="24"/>
-                <w:szCs w:val="24"/>
-              </w:rPr>
-              <w:t>200)</w:t>
+            <w:r>
+              <w:rPr>
+                <w:rFonts w:ascii="Times New Roman" w:hAnsi="Times New Roman" w:cs="Times New Roman"/>
+                <w:sz w:val="24"/>
+                <w:szCs w:val="24"/>
+              </w:rPr>
+              <w:t>VARCHAR(200)</w:t>
             </w:r>
           </w:p>
         </w:tc>
@@ -34588,23 +34175,13 @@
                 <w:szCs w:val="24"/>
               </w:rPr>
             </w:pPr>
-            <w:proofErr w:type="gramStart"/>
-            <w:r>
-              <w:rPr>
-                <w:rFonts w:ascii="Times New Roman" w:hAnsi="Times New Roman" w:cs="Times New Roman"/>
-                <w:sz w:val="24"/>
-                <w:szCs w:val="24"/>
-              </w:rPr>
-              <w:t>VARCHAR(</w:t>
-            </w:r>
-            <w:proofErr w:type="gramEnd"/>
-            <w:r>
-              <w:rPr>
-                <w:rFonts w:ascii="Times New Roman" w:hAnsi="Times New Roman" w:cs="Times New Roman"/>
-                <w:sz w:val="24"/>
-                <w:szCs w:val="24"/>
-              </w:rPr>
-              <w:t>20) / ENUM</w:t>
+            <w:r>
+              <w:rPr>
+                <w:rFonts w:ascii="Times New Roman" w:hAnsi="Times New Roman" w:cs="Times New Roman"/>
+                <w:sz w:val="24"/>
+                <w:szCs w:val="24"/>
+              </w:rPr>
+              <w:t>VARCHAR(20) / ENUM</w:t>
             </w:r>
           </w:p>
         </w:tc>
@@ -34813,7 +34390,6 @@
               <w:t xml:space="preserve">NOT NULL, DEFAULT </w:t>
             </w:r>
             <w:proofErr w:type="spellStart"/>
-            <w:proofErr w:type="gramStart"/>
             <w:r>
               <w:rPr>
                 <w:rFonts w:ascii="Times New Roman" w:hAnsi="Times New Roman" w:cs="Times New Roman"/>
@@ -34829,16 +34405,7 @@
                 <w:sz w:val="24"/>
                 <w:szCs w:val="24"/>
               </w:rPr>
-              <w:t>(</w:t>
-            </w:r>
-            <w:proofErr w:type="gramEnd"/>
-            <w:r>
-              <w:rPr>
-                <w:rFonts w:ascii="Times New Roman" w:hAnsi="Times New Roman" w:cs="Times New Roman"/>
-                <w:sz w:val="24"/>
-                <w:szCs w:val="24"/>
-              </w:rPr>
-              <w:t>)</w:t>
+              <w:t>()</w:t>
             </w:r>
           </w:p>
         </w:tc>
@@ -35299,23 +34866,13 @@
                 <w:szCs w:val="24"/>
               </w:rPr>
             </w:pPr>
-            <w:proofErr w:type="gramStart"/>
-            <w:r>
-              <w:rPr>
-                <w:rFonts w:ascii="Times New Roman" w:hAnsi="Times New Roman" w:cs="Times New Roman"/>
-                <w:sz w:val="24"/>
-                <w:szCs w:val="24"/>
-              </w:rPr>
-              <w:t>VARCHAR(</w:t>
-            </w:r>
-            <w:proofErr w:type="gramEnd"/>
-            <w:r>
-              <w:rPr>
-                <w:rFonts w:ascii="Times New Roman" w:hAnsi="Times New Roman" w:cs="Times New Roman"/>
-                <w:sz w:val="24"/>
-                <w:szCs w:val="24"/>
-              </w:rPr>
-              <w:t>36) / UUID</w:t>
+            <w:r>
+              <w:rPr>
+                <w:rFonts w:ascii="Times New Roman" w:hAnsi="Times New Roman" w:cs="Times New Roman"/>
+                <w:sz w:val="24"/>
+                <w:szCs w:val="24"/>
+              </w:rPr>
+              <w:t>VARCHAR(36) / UUID</w:t>
             </w:r>
           </w:p>
         </w:tc>
@@ -35347,7 +34904,6 @@
               <w:t xml:space="preserve">PRIMARY KEY, DEFAULT </w:t>
             </w:r>
             <w:proofErr w:type="spellStart"/>
-            <w:proofErr w:type="gramStart"/>
             <w:r>
               <w:rPr>
                 <w:rFonts w:ascii="Times New Roman" w:hAnsi="Times New Roman" w:cs="Times New Roman"/>
@@ -35363,16 +34919,7 @@
                 <w:sz w:val="24"/>
                 <w:szCs w:val="24"/>
               </w:rPr>
-              <w:t>(</w:t>
-            </w:r>
-            <w:proofErr w:type="gramEnd"/>
-            <w:r>
-              <w:rPr>
-                <w:rFonts w:ascii="Times New Roman" w:hAnsi="Times New Roman" w:cs="Times New Roman"/>
-                <w:sz w:val="24"/>
-                <w:szCs w:val="24"/>
-              </w:rPr>
-              <w:t>)</w:t>
+              <w:t>()</w:t>
             </w:r>
           </w:p>
         </w:tc>
@@ -35454,23 +35001,13 @@
                 <w:szCs w:val="24"/>
               </w:rPr>
             </w:pPr>
-            <w:proofErr w:type="gramStart"/>
-            <w:r>
-              <w:rPr>
-                <w:rFonts w:ascii="Times New Roman" w:hAnsi="Times New Roman" w:cs="Times New Roman"/>
-                <w:sz w:val="24"/>
-                <w:szCs w:val="24"/>
-              </w:rPr>
-              <w:t>VARCHAR(</w:t>
-            </w:r>
-            <w:proofErr w:type="gramEnd"/>
-            <w:r>
-              <w:rPr>
-                <w:rFonts w:ascii="Times New Roman" w:hAnsi="Times New Roman" w:cs="Times New Roman"/>
-                <w:sz w:val="24"/>
-                <w:szCs w:val="24"/>
-              </w:rPr>
-              <w:t>36) / UUID</w:t>
+            <w:r>
+              <w:rPr>
+                <w:rFonts w:ascii="Times New Roman" w:hAnsi="Times New Roman" w:cs="Times New Roman"/>
+                <w:sz w:val="24"/>
+                <w:szCs w:val="24"/>
+              </w:rPr>
+              <w:t>VARCHAR(36) / UUID</w:t>
             </w:r>
           </w:p>
         </w:tc>
@@ -35582,23 +35119,13 @@
                 <w:szCs w:val="24"/>
               </w:rPr>
             </w:pPr>
-            <w:proofErr w:type="gramStart"/>
-            <w:r>
-              <w:rPr>
-                <w:rFonts w:ascii="Times New Roman" w:hAnsi="Times New Roman" w:cs="Times New Roman"/>
-                <w:sz w:val="24"/>
-                <w:szCs w:val="24"/>
-              </w:rPr>
-              <w:t>VARCHAR(</w:t>
-            </w:r>
-            <w:proofErr w:type="gramEnd"/>
-            <w:r>
-              <w:rPr>
-                <w:rFonts w:ascii="Times New Roman" w:hAnsi="Times New Roman" w:cs="Times New Roman"/>
-                <w:sz w:val="24"/>
-                <w:szCs w:val="24"/>
-              </w:rPr>
-              <w:t>120)</w:t>
+            <w:r>
+              <w:rPr>
+                <w:rFonts w:ascii="Times New Roman" w:hAnsi="Times New Roman" w:cs="Times New Roman"/>
+                <w:sz w:val="24"/>
+                <w:szCs w:val="24"/>
+              </w:rPr>
+              <w:t>VARCHAR(120)</w:t>
             </w:r>
           </w:p>
         </w:tc>
@@ -36062,7 +35589,6 @@
               <w:t xml:space="preserve">NOT NULL, DEFAULT </w:t>
             </w:r>
             <w:proofErr w:type="spellStart"/>
-            <w:proofErr w:type="gramStart"/>
             <w:r>
               <w:rPr>
                 <w:rFonts w:ascii="Times New Roman" w:hAnsi="Times New Roman" w:cs="Times New Roman"/>
@@ -36078,16 +35604,7 @@
                 <w:sz w:val="24"/>
                 <w:szCs w:val="24"/>
               </w:rPr>
-              <w:t>(</w:t>
-            </w:r>
-            <w:proofErr w:type="gramEnd"/>
-            <w:r>
-              <w:rPr>
-                <w:rFonts w:ascii="Times New Roman" w:hAnsi="Times New Roman" w:cs="Times New Roman"/>
-                <w:sz w:val="24"/>
-                <w:szCs w:val="24"/>
-              </w:rPr>
-              <w:t>)</w:t>
+              <w:t>()</w:t>
             </w:r>
           </w:p>
         </w:tc>
@@ -36523,23 +36040,13 @@
                 <w:szCs w:val="24"/>
               </w:rPr>
             </w:pPr>
-            <w:proofErr w:type="gramStart"/>
-            <w:r>
-              <w:rPr>
-                <w:rFonts w:ascii="Times New Roman" w:hAnsi="Times New Roman" w:cs="Times New Roman"/>
-                <w:sz w:val="24"/>
-                <w:szCs w:val="24"/>
-              </w:rPr>
-              <w:t>VARCHAR(</w:t>
-            </w:r>
-            <w:proofErr w:type="gramEnd"/>
-            <w:r>
-              <w:rPr>
-                <w:rFonts w:ascii="Times New Roman" w:hAnsi="Times New Roman" w:cs="Times New Roman"/>
-                <w:sz w:val="24"/>
-                <w:szCs w:val="24"/>
-              </w:rPr>
-              <w:t>36) / UUID</w:t>
+            <w:r>
+              <w:rPr>
+                <w:rFonts w:ascii="Times New Roman" w:hAnsi="Times New Roman" w:cs="Times New Roman"/>
+                <w:sz w:val="24"/>
+                <w:szCs w:val="24"/>
+              </w:rPr>
+              <w:t>VARCHAR(36) / UUID</w:t>
             </w:r>
           </w:p>
         </w:tc>
@@ -36571,7 +36078,6 @@
               <w:t xml:space="preserve">PRIMARY KEY, DEFAULT </w:t>
             </w:r>
             <w:proofErr w:type="spellStart"/>
-            <w:proofErr w:type="gramStart"/>
             <w:r>
               <w:rPr>
                 <w:rFonts w:ascii="Times New Roman" w:hAnsi="Times New Roman" w:cs="Times New Roman"/>
@@ -36587,16 +36093,7 @@
                 <w:sz w:val="24"/>
                 <w:szCs w:val="24"/>
               </w:rPr>
-              <w:t>(</w:t>
-            </w:r>
-            <w:proofErr w:type="gramEnd"/>
-            <w:r>
-              <w:rPr>
-                <w:rFonts w:ascii="Times New Roman" w:hAnsi="Times New Roman" w:cs="Times New Roman"/>
-                <w:sz w:val="24"/>
-                <w:szCs w:val="24"/>
-              </w:rPr>
-              <w:t>)</w:t>
+              <w:t>()</w:t>
             </w:r>
           </w:p>
         </w:tc>
@@ -36678,23 +36175,13 @@
                 <w:szCs w:val="24"/>
               </w:rPr>
             </w:pPr>
-            <w:proofErr w:type="gramStart"/>
-            <w:r>
-              <w:rPr>
-                <w:rFonts w:ascii="Times New Roman" w:hAnsi="Times New Roman" w:cs="Times New Roman"/>
-                <w:sz w:val="24"/>
-                <w:szCs w:val="24"/>
-              </w:rPr>
-              <w:t>VARCHAR(</w:t>
-            </w:r>
-            <w:proofErr w:type="gramEnd"/>
-            <w:r>
-              <w:rPr>
-                <w:rFonts w:ascii="Times New Roman" w:hAnsi="Times New Roman" w:cs="Times New Roman"/>
-                <w:sz w:val="24"/>
-                <w:szCs w:val="24"/>
-              </w:rPr>
-              <w:t>36) / UUID</w:t>
+            <w:r>
+              <w:rPr>
+                <w:rFonts w:ascii="Times New Roman" w:hAnsi="Times New Roman" w:cs="Times New Roman"/>
+                <w:sz w:val="24"/>
+                <w:szCs w:val="24"/>
+              </w:rPr>
+              <w:t>VARCHAR(36) / UUID</w:t>
             </w:r>
           </w:p>
         </w:tc>
@@ -36826,23 +36313,13 @@
                 <w:szCs w:val="24"/>
               </w:rPr>
             </w:pPr>
-            <w:proofErr w:type="gramStart"/>
-            <w:r>
-              <w:rPr>
-                <w:rFonts w:ascii="Times New Roman" w:hAnsi="Times New Roman" w:cs="Times New Roman"/>
-                <w:sz w:val="24"/>
-                <w:szCs w:val="24"/>
-              </w:rPr>
-              <w:t>VARCHAR(</w:t>
-            </w:r>
-            <w:proofErr w:type="gramEnd"/>
-            <w:r>
-              <w:rPr>
-                <w:rFonts w:ascii="Times New Roman" w:hAnsi="Times New Roman" w:cs="Times New Roman"/>
-                <w:sz w:val="24"/>
-                <w:szCs w:val="24"/>
-              </w:rPr>
-              <w:t>36) / UUID</w:t>
+            <w:r>
+              <w:rPr>
+                <w:rFonts w:ascii="Times New Roman" w:hAnsi="Times New Roman" w:cs="Times New Roman"/>
+                <w:sz w:val="24"/>
+                <w:szCs w:val="24"/>
+              </w:rPr>
+              <w:t>VARCHAR(36) / UUID</w:t>
             </w:r>
           </w:p>
         </w:tc>
@@ -36954,23 +36431,13 @@
                 <w:szCs w:val="24"/>
               </w:rPr>
             </w:pPr>
-            <w:proofErr w:type="gramStart"/>
-            <w:r>
-              <w:rPr>
-                <w:rFonts w:ascii="Times New Roman" w:hAnsi="Times New Roman" w:cs="Times New Roman"/>
-                <w:sz w:val="24"/>
-                <w:szCs w:val="24"/>
-              </w:rPr>
-              <w:t>VARCHAR(</w:t>
-            </w:r>
-            <w:proofErr w:type="gramEnd"/>
-            <w:r>
-              <w:rPr>
-                <w:rFonts w:ascii="Times New Roman" w:hAnsi="Times New Roman" w:cs="Times New Roman"/>
-                <w:sz w:val="24"/>
-                <w:szCs w:val="24"/>
-              </w:rPr>
-              <w:t>20) / ENUM</w:t>
+            <w:r>
+              <w:rPr>
+                <w:rFonts w:ascii="Times New Roman" w:hAnsi="Times New Roman" w:cs="Times New Roman"/>
+                <w:sz w:val="24"/>
+                <w:szCs w:val="24"/>
+              </w:rPr>
+              <w:t>VARCHAR(20) / ENUM</w:t>
             </w:r>
           </w:p>
         </w:tc>
@@ -37171,7 +36638,6 @@
               <w:t xml:space="preserve">NOT NULL, DEFAULT </w:t>
             </w:r>
             <w:proofErr w:type="spellStart"/>
-            <w:proofErr w:type="gramStart"/>
             <w:r>
               <w:rPr>
                 <w:rFonts w:ascii="Times New Roman" w:hAnsi="Times New Roman" w:cs="Times New Roman"/>
@@ -37187,16 +36653,7 @@
                 <w:sz w:val="24"/>
                 <w:szCs w:val="24"/>
               </w:rPr>
-              <w:t>(</w:t>
-            </w:r>
-            <w:proofErr w:type="gramEnd"/>
-            <w:r>
-              <w:rPr>
-                <w:rFonts w:ascii="Times New Roman" w:hAnsi="Times New Roman" w:cs="Times New Roman"/>
-                <w:sz w:val="24"/>
-                <w:szCs w:val="24"/>
-              </w:rPr>
-              <w:t>)</w:t>
+              <w:t>()</w:t>
             </w:r>
           </w:p>
         </w:tc>
@@ -37504,7 +36961,23 @@
           <w:sz w:val="28"/>
           <w:szCs w:val="28"/>
         </w:rPr>
-        <w:t xml:space="preserve"> – </w:t>
+        <w:t xml:space="preserve"> </w:t>
+      </w:r>
+      <w:r>
+        <w:rPr>
+          <w:rFonts w:ascii="Times New Roman" w:hAnsi="Times New Roman" w:cs="Times New Roman"/>
+          <w:sz w:val="28"/>
+          <w:szCs w:val="28"/>
+        </w:rPr>
+        <w:t>–</w:t>
+      </w:r>
+      <w:r>
+        <w:rPr>
+          <w:rFonts w:ascii="Times New Roman" w:hAnsi="Times New Roman" w:cs="Times New Roman"/>
+          <w:sz w:val="28"/>
+          <w:szCs w:val="28"/>
+        </w:rPr>
+        <w:t xml:space="preserve"> </w:t>
       </w:r>
       <w:r>
         <w:rPr>
@@ -37711,23 +37184,13 @@
                 <w:szCs w:val="24"/>
               </w:rPr>
             </w:pPr>
-            <w:proofErr w:type="gramStart"/>
-            <w:r>
-              <w:rPr>
-                <w:rFonts w:ascii="Times New Roman" w:hAnsi="Times New Roman" w:cs="Times New Roman"/>
-                <w:sz w:val="24"/>
-                <w:szCs w:val="24"/>
-              </w:rPr>
-              <w:t>VARCHAR(</w:t>
-            </w:r>
-            <w:proofErr w:type="gramEnd"/>
-            <w:r>
-              <w:rPr>
-                <w:rFonts w:ascii="Times New Roman" w:hAnsi="Times New Roman" w:cs="Times New Roman"/>
-                <w:sz w:val="24"/>
-                <w:szCs w:val="24"/>
-              </w:rPr>
-              <w:t>36) / UUID</w:t>
+            <w:r>
+              <w:rPr>
+                <w:rFonts w:ascii="Times New Roman" w:hAnsi="Times New Roman" w:cs="Times New Roman"/>
+                <w:sz w:val="24"/>
+                <w:szCs w:val="24"/>
+              </w:rPr>
+              <w:t>VARCHAR(36) / UUID</w:t>
             </w:r>
           </w:p>
         </w:tc>
@@ -37759,7 +37222,6 @@
               <w:t xml:space="preserve">PRIMARY KEY, DEFAULT </w:t>
             </w:r>
             <w:proofErr w:type="spellStart"/>
-            <w:proofErr w:type="gramStart"/>
             <w:r>
               <w:rPr>
                 <w:rFonts w:ascii="Times New Roman" w:hAnsi="Times New Roman" w:cs="Times New Roman"/>
@@ -37775,16 +37237,7 @@
                 <w:sz w:val="24"/>
                 <w:szCs w:val="24"/>
               </w:rPr>
-              <w:t>(</w:t>
-            </w:r>
-            <w:proofErr w:type="gramEnd"/>
-            <w:r>
-              <w:rPr>
-                <w:rFonts w:ascii="Times New Roman" w:hAnsi="Times New Roman" w:cs="Times New Roman"/>
-                <w:sz w:val="24"/>
-                <w:szCs w:val="24"/>
-              </w:rPr>
-              <w:t>)</w:t>
+              <w:t>()</w:t>
             </w:r>
           </w:p>
         </w:tc>
@@ -37866,23 +37319,13 @@
                 <w:szCs w:val="24"/>
               </w:rPr>
             </w:pPr>
-            <w:proofErr w:type="gramStart"/>
-            <w:r>
-              <w:rPr>
-                <w:rFonts w:ascii="Times New Roman" w:hAnsi="Times New Roman" w:cs="Times New Roman"/>
-                <w:sz w:val="24"/>
-                <w:szCs w:val="24"/>
-              </w:rPr>
-              <w:t>VARCHAR(</w:t>
-            </w:r>
-            <w:proofErr w:type="gramEnd"/>
-            <w:r>
-              <w:rPr>
-                <w:rFonts w:ascii="Times New Roman" w:hAnsi="Times New Roman" w:cs="Times New Roman"/>
-                <w:sz w:val="24"/>
-                <w:szCs w:val="24"/>
-              </w:rPr>
-              <w:t>36) / UUID</w:t>
+            <w:r>
+              <w:rPr>
+                <w:rFonts w:ascii="Times New Roman" w:hAnsi="Times New Roman" w:cs="Times New Roman"/>
+                <w:sz w:val="24"/>
+                <w:szCs w:val="24"/>
+              </w:rPr>
+              <w:t>VARCHAR(36) / UUID</w:t>
             </w:r>
           </w:p>
         </w:tc>
@@ -38061,23 +37504,13 @@
                 <w:szCs w:val="24"/>
               </w:rPr>
             </w:pPr>
-            <w:proofErr w:type="gramStart"/>
-            <w:r>
-              <w:rPr>
-                <w:rFonts w:ascii="Times New Roman" w:hAnsi="Times New Roman" w:cs="Times New Roman"/>
-                <w:sz w:val="24"/>
-                <w:szCs w:val="24"/>
-              </w:rPr>
-              <w:t>VARCHAR(</w:t>
-            </w:r>
-            <w:proofErr w:type="gramEnd"/>
-            <w:r>
-              <w:rPr>
-                <w:rFonts w:ascii="Times New Roman" w:hAnsi="Times New Roman" w:cs="Times New Roman"/>
-                <w:sz w:val="24"/>
-                <w:szCs w:val="24"/>
-              </w:rPr>
-              <w:t>200)</w:t>
+            <w:r>
+              <w:rPr>
+                <w:rFonts w:ascii="Times New Roman" w:hAnsi="Times New Roman" w:cs="Times New Roman"/>
+                <w:sz w:val="24"/>
+                <w:szCs w:val="24"/>
+              </w:rPr>
+              <w:t>VARCHAR(200)</w:t>
             </w:r>
           </w:p>
         </w:tc>
@@ -39055,23 +38488,13 @@
                 <w:szCs w:val="24"/>
               </w:rPr>
             </w:pPr>
-            <w:proofErr w:type="gramStart"/>
-            <w:r>
-              <w:rPr>
-                <w:rFonts w:ascii="Times New Roman" w:hAnsi="Times New Roman" w:cs="Times New Roman"/>
-                <w:sz w:val="24"/>
-                <w:szCs w:val="24"/>
-              </w:rPr>
-              <w:t>VARCHAR(</w:t>
-            </w:r>
-            <w:proofErr w:type="gramEnd"/>
-            <w:r>
-              <w:rPr>
-                <w:rFonts w:ascii="Times New Roman" w:hAnsi="Times New Roman" w:cs="Times New Roman"/>
-                <w:sz w:val="24"/>
-                <w:szCs w:val="24"/>
-              </w:rPr>
-              <w:t>36) / UUID</w:t>
+            <w:r>
+              <w:rPr>
+                <w:rFonts w:ascii="Times New Roman" w:hAnsi="Times New Roman" w:cs="Times New Roman"/>
+                <w:sz w:val="24"/>
+                <w:szCs w:val="24"/>
+              </w:rPr>
+              <w:t>VARCHAR(36) / UUID</w:t>
             </w:r>
           </w:p>
         </w:tc>
@@ -39103,7 +38526,6 @@
               <w:t xml:space="preserve">PRIMARY KEY, DEFAULT </w:t>
             </w:r>
             <w:proofErr w:type="spellStart"/>
-            <w:proofErr w:type="gramStart"/>
             <w:r>
               <w:rPr>
                 <w:rFonts w:ascii="Times New Roman" w:hAnsi="Times New Roman" w:cs="Times New Roman"/>
@@ -39119,16 +38541,7 @@
                 <w:sz w:val="24"/>
                 <w:szCs w:val="24"/>
               </w:rPr>
-              <w:t>(</w:t>
-            </w:r>
-            <w:proofErr w:type="gramEnd"/>
-            <w:r>
-              <w:rPr>
-                <w:rFonts w:ascii="Times New Roman" w:hAnsi="Times New Roman" w:cs="Times New Roman"/>
-                <w:sz w:val="24"/>
-                <w:szCs w:val="24"/>
-              </w:rPr>
-              <w:t>)</w:t>
+              <w:t>()</w:t>
             </w:r>
           </w:p>
         </w:tc>
@@ -39210,23 +38623,13 @@
                 <w:szCs w:val="24"/>
               </w:rPr>
             </w:pPr>
-            <w:proofErr w:type="gramStart"/>
-            <w:r>
-              <w:rPr>
-                <w:rFonts w:ascii="Times New Roman" w:hAnsi="Times New Roman" w:cs="Times New Roman"/>
-                <w:sz w:val="24"/>
-                <w:szCs w:val="24"/>
-              </w:rPr>
-              <w:t>VARCHAR(</w:t>
-            </w:r>
-            <w:proofErr w:type="gramEnd"/>
-            <w:r>
-              <w:rPr>
-                <w:rFonts w:ascii="Times New Roman" w:hAnsi="Times New Roman" w:cs="Times New Roman"/>
-                <w:sz w:val="24"/>
-                <w:szCs w:val="24"/>
-              </w:rPr>
-              <w:t>36) / UUID</w:t>
+            <w:r>
+              <w:rPr>
+                <w:rFonts w:ascii="Times New Roman" w:hAnsi="Times New Roman" w:cs="Times New Roman"/>
+                <w:sz w:val="24"/>
+                <w:szCs w:val="24"/>
+              </w:rPr>
+              <w:t>VARCHAR(36) / UUID</w:t>
             </w:r>
           </w:p>
         </w:tc>
@@ -39358,23 +38761,13 @@
                 <w:szCs w:val="24"/>
               </w:rPr>
             </w:pPr>
-            <w:proofErr w:type="gramStart"/>
-            <w:r>
-              <w:rPr>
-                <w:rFonts w:ascii="Times New Roman" w:hAnsi="Times New Roman" w:cs="Times New Roman"/>
-                <w:sz w:val="24"/>
-                <w:szCs w:val="24"/>
-              </w:rPr>
-              <w:t>VARCHAR(</w:t>
-            </w:r>
-            <w:proofErr w:type="gramEnd"/>
-            <w:r>
-              <w:rPr>
-                <w:rFonts w:ascii="Times New Roman" w:hAnsi="Times New Roman" w:cs="Times New Roman"/>
-                <w:sz w:val="24"/>
-                <w:szCs w:val="24"/>
-              </w:rPr>
-              <w:t>36) / UUID</w:t>
+            <w:r>
+              <w:rPr>
+                <w:rFonts w:ascii="Times New Roman" w:hAnsi="Times New Roman" w:cs="Times New Roman"/>
+                <w:sz w:val="24"/>
+                <w:szCs w:val="24"/>
+              </w:rPr>
+              <w:t>VARCHAR(36) / UUID</w:t>
             </w:r>
           </w:p>
         </w:tc>
@@ -39723,23 +39116,13 @@
                 <w:szCs w:val="24"/>
               </w:rPr>
             </w:pPr>
-            <w:proofErr w:type="gramStart"/>
-            <w:r>
-              <w:rPr>
-                <w:rFonts w:ascii="Times New Roman" w:hAnsi="Times New Roman" w:cs="Times New Roman"/>
-                <w:sz w:val="24"/>
-                <w:szCs w:val="24"/>
-              </w:rPr>
-              <w:t>VARCHAR(</w:t>
-            </w:r>
-            <w:proofErr w:type="gramEnd"/>
-            <w:r>
-              <w:rPr>
-                <w:rFonts w:ascii="Times New Roman" w:hAnsi="Times New Roman" w:cs="Times New Roman"/>
-                <w:sz w:val="24"/>
-                <w:szCs w:val="24"/>
-              </w:rPr>
-              <w:t>500)</w:t>
+            <w:r>
+              <w:rPr>
+                <w:rFonts w:ascii="Times New Roman" w:hAnsi="Times New Roman" w:cs="Times New Roman"/>
+                <w:sz w:val="24"/>
+                <w:szCs w:val="24"/>
+              </w:rPr>
+              <w:t>VARCHAR(500)</w:t>
             </w:r>
           </w:p>
         </w:tc>
@@ -39837,23 +39220,13 @@
                 <w:szCs w:val="24"/>
               </w:rPr>
             </w:pPr>
-            <w:proofErr w:type="gramStart"/>
-            <w:r>
-              <w:rPr>
-                <w:rFonts w:ascii="Times New Roman" w:hAnsi="Times New Roman" w:cs="Times New Roman"/>
-                <w:sz w:val="24"/>
-                <w:szCs w:val="24"/>
-              </w:rPr>
-              <w:t>VARCHAR(</w:t>
-            </w:r>
-            <w:proofErr w:type="gramEnd"/>
-            <w:r>
-              <w:rPr>
-                <w:rFonts w:ascii="Times New Roman" w:hAnsi="Times New Roman" w:cs="Times New Roman"/>
-                <w:sz w:val="24"/>
-                <w:szCs w:val="24"/>
-              </w:rPr>
-              <w:t>2000)</w:t>
+            <w:r>
+              <w:rPr>
+                <w:rFonts w:ascii="Times New Roman" w:hAnsi="Times New Roman" w:cs="Times New Roman"/>
+                <w:sz w:val="24"/>
+                <w:szCs w:val="24"/>
+              </w:rPr>
+              <w:t>VARCHAR(2000)</w:t>
             </w:r>
           </w:p>
         </w:tc>
@@ -40577,23 +39950,13 @@
                 <w:szCs w:val="24"/>
               </w:rPr>
             </w:pPr>
-            <w:proofErr w:type="gramStart"/>
-            <w:r>
-              <w:rPr>
-                <w:rFonts w:ascii="Times New Roman" w:hAnsi="Times New Roman" w:cs="Times New Roman"/>
-                <w:sz w:val="24"/>
-                <w:szCs w:val="24"/>
-              </w:rPr>
-              <w:t>VARCHAR(</w:t>
-            </w:r>
-            <w:proofErr w:type="gramEnd"/>
-            <w:r>
-              <w:rPr>
-                <w:rFonts w:ascii="Times New Roman" w:hAnsi="Times New Roman" w:cs="Times New Roman"/>
-                <w:sz w:val="24"/>
-                <w:szCs w:val="24"/>
-              </w:rPr>
-              <w:t>36) / UUID</w:t>
+            <w:r>
+              <w:rPr>
+                <w:rFonts w:ascii="Times New Roman" w:hAnsi="Times New Roman" w:cs="Times New Roman"/>
+                <w:sz w:val="24"/>
+                <w:szCs w:val="24"/>
+              </w:rPr>
+              <w:t>VARCHAR(36) / UUID</w:t>
             </w:r>
           </w:p>
         </w:tc>
@@ -40625,7 +39988,6 @@
               <w:t xml:space="preserve">PRIMARY KEY, DEFAULT </w:t>
             </w:r>
             <w:proofErr w:type="spellStart"/>
-            <w:proofErr w:type="gramStart"/>
             <w:r>
               <w:rPr>
                 <w:rFonts w:ascii="Times New Roman" w:hAnsi="Times New Roman" w:cs="Times New Roman"/>
@@ -40641,16 +40003,7 @@
                 <w:sz w:val="24"/>
                 <w:szCs w:val="24"/>
               </w:rPr>
-              <w:t>(</w:t>
-            </w:r>
-            <w:proofErr w:type="gramEnd"/>
-            <w:r>
-              <w:rPr>
-                <w:rFonts w:ascii="Times New Roman" w:hAnsi="Times New Roman" w:cs="Times New Roman"/>
-                <w:sz w:val="24"/>
-                <w:szCs w:val="24"/>
-              </w:rPr>
-              <w:t>)</w:t>
+              <w:t>()</w:t>
             </w:r>
           </w:p>
         </w:tc>
@@ -40732,23 +40085,13 @@
                 <w:szCs w:val="24"/>
               </w:rPr>
             </w:pPr>
-            <w:proofErr w:type="gramStart"/>
-            <w:r>
-              <w:rPr>
-                <w:rFonts w:ascii="Times New Roman" w:hAnsi="Times New Roman" w:cs="Times New Roman"/>
-                <w:sz w:val="24"/>
-                <w:szCs w:val="24"/>
-              </w:rPr>
-              <w:t>VARCHAR(</w:t>
-            </w:r>
-            <w:proofErr w:type="gramEnd"/>
-            <w:r>
-              <w:rPr>
-                <w:rFonts w:ascii="Times New Roman" w:hAnsi="Times New Roman" w:cs="Times New Roman"/>
-                <w:sz w:val="24"/>
-                <w:szCs w:val="24"/>
-              </w:rPr>
-              <w:t>36) / UUID</w:t>
+            <w:r>
+              <w:rPr>
+                <w:rFonts w:ascii="Times New Roman" w:hAnsi="Times New Roman" w:cs="Times New Roman"/>
+                <w:sz w:val="24"/>
+                <w:szCs w:val="24"/>
+              </w:rPr>
+              <w:t>VARCHAR(36) / UUID</w:t>
             </w:r>
           </w:p>
         </w:tc>
@@ -40880,23 +40223,13 @@
                 <w:szCs w:val="24"/>
               </w:rPr>
             </w:pPr>
-            <w:proofErr w:type="gramStart"/>
-            <w:r>
-              <w:rPr>
-                <w:rFonts w:ascii="Times New Roman" w:hAnsi="Times New Roman" w:cs="Times New Roman"/>
-                <w:sz w:val="24"/>
-                <w:szCs w:val="24"/>
-              </w:rPr>
-              <w:t>VARCHAR(</w:t>
-            </w:r>
-            <w:proofErr w:type="gramEnd"/>
-            <w:r>
-              <w:rPr>
-                <w:rFonts w:ascii="Times New Roman" w:hAnsi="Times New Roman" w:cs="Times New Roman"/>
-                <w:sz w:val="24"/>
-                <w:szCs w:val="24"/>
-              </w:rPr>
-              <w:t>36) / UUID</w:t>
+            <w:r>
+              <w:rPr>
+                <w:rFonts w:ascii="Times New Roman" w:hAnsi="Times New Roman" w:cs="Times New Roman"/>
+                <w:sz w:val="24"/>
+                <w:szCs w:val="24"/>
+              </w:rPr>
+              <w:t>VARCHAR(36) / UUID</w:t>
             </w:r>
           </w:p>
         </w:tc>
@@ -41044,23 +40377,13 @@
                 <w:szCs w:val="24"/>
               </w:rPr>
             </w:pPr>
-            <w:proofErr w:type="gramStart"/>
-            <w:r>
-              <w:rPr>
-                <w:rFonts w:ascii="Times New Roman" w:hAnsi="Times New Roman" w:cs="Times New Roman"/>
-                <w:sz w:val="24"/>
-                <w:szCs w:val="24"/>
-              </w:rPr>
-              <w:t>VARCHAR(</w:t>
-            </w:r>
-            <w:proofErr w:type="gramEnd"/>
-            <w:r>
-              <w:rPr>
-                <w:rFonts w:ascii="Times New Roman" w:hAnsi="Times New Roman" w:cs="Times New Roman"/>
-                <w:sz w:val="24"/>
-                <w:szCs w:val="24"/>
-              </w:rPr>
-              <w:t>36) / UUID</w:t>
+            <w:r>
+              <w:rPr>
+                <w:rFonts w:ascii="Times New Roman" w:hAnsi="Times New Roman" w:cs="Times New Roman"/>
+                <w:sz w:val="24"/>
+                <w:szCs w:val="24"/>
+              </w:rPr>
+              <w:t>VARCHAR(36) / UUID</w:t>
             </w:r>
           </w:p>
         </w:tc>
@@ -41172,23 +40495,13 @@
                 <w:szCs w:val="24"/>
               </w:rPr>
             </w:pPr>
-            <w:proofErr w:type="gramStart"/>
-            <w:r>
-              <w:rPr>
-                <w:rFonts w:ascii="Times New Roman" w:hAnsi="Times New Roman" w:cs="Times New Roman"/>
-                <w:sz w:val="24"/>
-                <w:szCs w:val="24"/>
-              </w:rPr>
-              <w:t>VARCHAR(</w:t>
-            </w:r>
-            <w:proofErr w:type="gramEnd"/>
-            <w:r>
-              <w:rPr>
-                <w:rFonts w:ascii="Times New Roman" w:hAnsi="Times New Roman" w:cs="Times New Roman"/>
-                <w:sz w:val="24"/>
-                <w:szCs w:val="24"/>
-              </w:rPr>
-              <w:t>200)</w:t>
+            <w:r>
+              <w:rPr>
+                <w:rFonts w:ascii="Times New Roman" w:hAnsi="Times New Roman" w:cs="Times New Roman"/>
+                <w:sz w:val="24"/>
+                <w:szCs w:val="24"/>
+              </w:rPr>
+              <w:t>VARCHAR(200)</w:t>
             </w:r>
           </w:p>
         </w:tc>
@@ -41299,23 +40612,13 @@
                 <w:szCs w:val="24"/>
               </w:rPr>
             </w:pPr>
-            <w:proofErr w:type="gramStart"/>
-            <w:r>
-              <w:rPr>
-                <w:rFonts w:ascii="Times New Roman" w:hAnsi="Times New Roman" w:cs="Times New Roman"/>
-                <w:sz w:val="24"/>
-                <w:szCs w:val="24"/>
-              </w:rPr>
-              <w:t>VARCHAR(</w:t>
-            </w:r>
-            <w:proofErr w:type="gramEnd"/>
-            <w:r>
-              <w:rPr>
-                <w:rFonts w:ascii="Times New Roman" w:hAnsi="Times New Roman" w:cs="Times New Roman"/>
-                <w:sz w:val="24"/>
-                <w:szCs w:val="24"/>
-              </w:rPr>
-              <w:t>20) / ENUM</w:t>
+            <w:r>
+              <w:rPr>
+                <w:rFonts w:ascii="Times New Roman" w:hAnsi="Times New Roman" w:cs="Times New Roman"/>
+                <w:sz w:val="24"/>
+                <w:szCs w:val="24"/>
+              </w:rPr>
+              <w:t>VARCHAR(20) / ENUM</w:t>
             </w:r>
           </w:p>
         </w:tc>
@@ -41480,23 +40783,13 @@
                 <w:szCs w:val="24"/>
               </w:rPr>
             </w:pPr>
-            <w:proofErr w:type="gramStart"/>
-            <w:r>
-              <w:rPr>
-                <w:rFonts w:ascii="Times New Roman" w:hAnsi="Times New Roman" w:cs="Times New Roman"/>
-                <w:sz w:val="24"/>
-                <w:szCs w:val="24"/>
-              </w:rPr>
-              <w:t>VARCHAR(</w:t>
-            </w:r>
-            <w:proofErr w:type="gramEnd"/>
-            <w:r>
-              <w:rPr>
-                <w:rFonts w:ascii="Times New Roman" w:hAnsi="Times New Roman" w:cs="Times New Roman"/>
-                <w:sz w:val="24"/>
-                <w:szCs w:val="24"/>
-              </w:rPr>
-              <w:t>2000)</w:t>
+            <w:r>
+              <w:rPr>
+                <w:rFonts w:ascii="Times New Roman" w:hAnsi="Times New Roman" w:cs="Times New Roman"/>
+                <w:sz w:val="24"/>
+                <w:szCs w:val="24"/>
+              </w:rPr>
+              <w:t>VARCHAR(2000)</w:t>
             </w:r>
           </w:p>
         </w:tc>
@@ -41811,7 +41104,6 @@
               <w:t xml:space="preserve">NOT NULL, DEFAULT </w:t>
             </w:r>
             <w:proofErr w:type="spellStart"/>
-            <w:proofErr w:type="gramStart"/>
             <w:r>
               <w:rPr>
                 <w:rFonts w:ascii="Times New Roman" w:hAnsi="Times New Roman" w:cs="Times New Roman"/>
@@ -41827,16 +41119,7 @@
                 <w:sz w:val="24"/>
                 <w:szCs w:val="24"/>
               </w:rPr>
-              <w:t>(</w:t>
-            </w:r>
-            <w:proofErr w:type="gramEnd"/>
-            <w:r>
-              <w:rPr>
-                <w:rFonts w:ascii="Times New Roman" w:hAnsi="Times New Roman" w:cs="Times New Roman"/>
-                <w:sz w:val="24"/>
-                <w:szCs w:val="24"/>
-              </w:rPr>
-              <w:t>)</w:t>
+              <w:t>()</w:t>
             </w:r>
           </w:p>
         </w:tc>
@@ -42304,23 +41587,13 @@
                 <w:szCs w:val="24"/>
               </w:rPr>
             </w:pPr>
-            <w:proofErr w:type="gramStart"/>
-            <w:r>
-              <w:rPr>
-                <w:rFonts w:ascii="Times New Roman" w:hAnsi="Times New Roman" w:cs="Times New Roman"/>
-                <w:sz w:val="24"/>
-                <w:szCs w:val="24"/>
-              </w:rPr>
-              <w:t>VARCHAR(</w:t>
-            </w:r>
-            <w:proofErr w:type="gramEnd"/>
-            <w:r>
-              <w:rPr>
-                <w:rFonts w:ascii="Times New Roman" w:hAnsi="Times New Roman" w:cs="Times New Roman"/>
-                <w:sz w:val="24"/>
-                <w:szCs w:val="24"/>
-              </w:rPr>
-              <w:t>36) / UUID</w:t>
+            <w:r>
+              <w:rPr>
+                <w:rFonts w:ascii="Times New Roman" w:hAnsi="Times New Roman" w:cs="Times New Roman"/>
+                <w:sz w:val="24"/>
+                <w:szCs w:val="24"/>
+              </w:rPr>
+              <w:t>VARCHAR(36) / UUID</w:t>
             </w:r>
           </w:p>
         </w:tc>
@@ -42352,7 +41625,6 @@
               <w:t xml:space="preserve">PRIMARY KEY, DEFAULT </w:t>
             </w:r>
             <w:proofErr w:type="spellStart"/>
-            <w:proofErr w:type="gramStart"/>
             <w:r>
               <w:rPr>
                 <w:rFonts w:ascii="Times New Roman" w:hAnsi="Times New Roman" w:cs="Times New Roman"/>
@@ -42368,16 +41640,7 @@
                 <w:sz w:val="24"/>
                 <w:szCs w:val="24"/>
               </w:rPr>
-              <w:t>(</w:t>
-            </w:r>
-            <w:proofErr w:type="gramEnd"/>
-            <w:r>
-              <w:rPr>
-                <w:rFonts w:ascii="Times New Roman" w:hAnsi="Times New Roman" w:cs="Times New Roman"/>
-                <w:sz w:val="24"/>
-                <w:szCs w:val="24"/>
-              </w:rPr>
-              <w:t>)</w:t>
+              <w:t>()</w:t>
             </w:r>
           </w:p>
         </w:tc>
@@ -42459,23 +41722,13 @@
                 <w:szCs w:val="24"/>
               </w:rPr>
             </w:pPr>
-            <w:proofErr w:type="gramStart"/>
-            <w:r>
-              <w:rPr>
-                <w:rFonts w:ascii="Times New Roman" w:hAnsi="Times New Roman" w:cs="Times New Roman"/>
-                <w:sz w:val="24"/>
-                <w:szCs w:val="24"/>
-              </w:rPr>
-              <w:t>VARCHAR(</w:t>
-            </w:r>
-            <w:proofErr w:type="gramEnd"/>
-            <w:r>
-              <w:rPr>
-                <w:rFonts w:ascii="Times New Roman" w:hAnsi="Times New Roman" w:cs="Times New Roman"/>
-                <w:sz w:val="24"/>
-                <w:szCs w:val="24"/>
-              </w:rPr>
-              <w:t>36) / UUID</w:t>
+            <w:r>
+              <w:rPr>
+                <w:rFonts w:ascii="Times New Roman" w:hAnsi="Times New Roman" w:cs="Times New Roman"/>
+                <w:sz w:val="24"/>
+                <w:szCs w:val="24"/>
+              </w:rPr>
+              <w:t>VARCHAR(36) / UUID</w:t>
             </w:r>
           </w:p>
         </w:tc>
@@ -42607,23 +41860,13 @@
                 <w:szCs w:val="24"/>
               </w:rPr>
             </w:pPr>
-            <w:proofErr w:type="gramStart"/>
-            <w:r>
-              <w:rPr>
-                <w:rFonts w:ascii="Times New Roman" w:hAnsi="Times New Roman" w:cs="Times New Roman"/>
-                <w:sz w:val="24"/>
-                <w:szCs w:val="24"/>
-              </w:rPr>
-              <w:t>VARCHAR(</w:t>
-            </w:r>
-            <w:proofErr w:type="gramEnd"/>
-            <w:r>
-              <w:rPr>
-                <w:rFonts w:ascii="Times New Roman" w:hAnsi="Times New Roman" w:cs="Times New Roman"/>
-                <w:sz w:val="24"/>
-                <w:szCs w:val="24"/>
-              </w:rPr>
-              <w:t>36) / UUID</w:t>
+            <w:r>
+              <w:rPr>
+                <w:rFonts w:ascii="Times New Roman" w:hAnsi="Times New Roman" w:cs="Times New Roman"/>
+                <w:sz w:val="24"/>
+                <w:szCs w:val="24"/>
+              </w:rPr>
+              <w:t>VARCHAR(36) / UUID</w:t>
             </w:r>
           </w:p>
         </w:tc>
@@ -42770,23 +42013,13 @@
                 <w:szCs w:val="24"/>
               </w:rPr>
             </w:pPr>
-            <w:proofErr w:type="gramStart"/>
-            <w:r>
-              <w:rPr>
-                <w:rFonts w:ascii="Times New Roman" w:hAnsi="Times New Roman" w:cs="Times New Roman"/>
-                <w:sz w:val="24"/>
-                <w:szCs w:val="24"/>
-              </w:rPr>
-              <w:t>VARCHAR(</w:t>
-            </w:r>
-            <w:proofErr w:type="gramEnd"/>
-            <w:r>
-              <w:rPr>
-                <w:rFonts w:ascii="Times New Roman" w:hAnsi="Times New Roman" w:cs="Times New Roman"/>
-                <w:sz w:val="24"/>
-                <w:szCs w:val="24"/>
-              </w:rPr>
-              <w:t>36) / UUID</w:t>
+            <w:r>
+              <w:rPr>
+                <w:rFonts w:ascii="Times New Roman" w:hAnsi="Times New Roman" w:cs="Times New Roman"/>
+                <w:sz w:val="24"/>
+                <w:szCs w:val="24"/>
+              </w:rPr>
+              <w:t>VARCHAR(36) / UUID</w:t>
             </w:r>
           </w:p>
         </w:tc>
@@ -42898,23 +42131,13 @@
                 <w:szCs w:val="24"/>
               </w:rPr>
             </w:pPr>
-            <w:proofErr w:type="gramStart"/>
-            <w:r>
-              <w:rPr>
-                <w:rFonts w:ascii="Times New Roman" w:hAnsi="Times New Roman" w:cs="Times New Roman"/>
-                <w:sz w:val="24"/>
-                <w:szCs w:val="24"/>
-              </w:rPr>
-              <w:t>VARCHAR(</w:t>
-            </w:r>
-            <w:proofErr w:type="gramEnd"/>
-            <w:r>
-              <w:rPr>
-                <w:rFonts w:ascii="Times New Roman" w:hAnsi="Times New Roman" w:cs="Times New Roman"/>
-                <w:sz w:val="24"/>
-                <w:szCs w:val="24"/>
-              </w:rPr>
-              <w:t>36) / UUID</w:t>
+            <w:r>
+              <w:rPr>
+                <w:rFonts w:ascii="Times New Roman" w:hAnsi="Times New Roman" w:cs="Times New Roman"/>
+                <w:sz w:val="24"/>
+                <w:szCs w:val="24"/>
+              </w:rPr>
+              <w:t>VARCHAR(36) / UUID</w:t>
             </w:r>
           </w:p>
         </w:tc>
@@ -43103,23 +42326,13 @@
                 <w:szCs w:val="24"/>
               </w:rPr>
             </w:pPr>
-            <w:proofErr w:type="gramStart"/>
-            <w:r>
-              <w:rPr>
-                <w:rFonts w:ascii="Times New Roman" w:hAnsi="Times New Roman" w:cs="Times New Roman"/>
-                <w:sz w:val="24"/>
-                <w:szCs w:val="24"/>
-              </w:rPr>
-              <w:t>VARCHAR(</w:t>
-            </w:r>
-            <w:proofErr w:type="gramEnd"/>
-            <w:r>
-              <w:rPr>
-                <w:rFonts w:ascii="Times New Roman" w:hAnsi="Times New Roman" w:cs="Times New Roman"/>
-                <w:sz w:val="24"/>
-                <w:szCs w:val="24"/>
-              </w:rPr>
-              <w:t>200)</w:t>
+            <w:r>
+              <w:rPr>
+                <w:rFonts w:ascii="Times New Roman" w:hAnsi="Times New Roman" w:cs="Times New Roman"/>
+                <w:sz w:val="24"/>
+                <w:szCs w:val="24"/>
+              </w:rPr>
+              <w:t>VARCHAR(200)</w:t>
             </w:r>
           </w:p>
         </w:tc>
@@ -43455,23 +42668,13 @@
                 <w:szCs w:val="24"/>
               </w:rPr>
             </w:pPr>
-            <w:proofErr w:type="gramStart"/>
-            <w:r>
-              <w:rPr>
-                <w:rFonts w:ascii="Times New Roman" w:hAnsi="Times New Roman" w:cs="Times New Roman"/>
-                <w:sz w:val="24"/>
-                <w:szCs w:val="24"/>
-              </w:rPr>
-              <w:t>VARCHAR(</w:t>
-            </w:r>
-            <w:proofErr w:type="gramEnd"/>
-            <w:r>
-              <w:rPr>
-                <w:rFonts w:ascii="Times New Roman" w:hAnsi="Times New Roman" w:cs="Times New Roman"/>
-                <w:sz w:val="24"/>
-                <w:szCs w:val="24"/>
-              </w:rPr>
-              <w:t>20) / ENUM</w:t>
+            <w:r>
+              <w:rPr>
+                <w:rFonts w:ascii="Times New Roman" w:hAnsi="Times New Roman" w:cs="Times New Roman"/>
+                <w:sz w:val="24"/>
+                <w:szCs w:val="24"/>
+              </w:rPr>
+              <w:t>VARCHAR(20) / ENUM</w:t>
             </w:r>
           </w:p>
         </w:tc>
@@ -43671,7 +42874,6 @@
               <w:t xml:space="preserve">NOT NULL, DEFAULT </w:t>
             </w:r>
             <w:proofErr w:type="spellStart"/>
-            <w:proofErr w:type="gramStart"/>
             <w:r>
               <w:rPr>
                 <w:rFonts w:ascii="Times New Roman" w:hAnsi="Times New Roman" w:cs="Times New Roman"/>
@@ -43687,16 +42889,7 @@
                 <w:sz w:val="24"/>
                 <w:szCs w:val="24"/>
               </w:rPr>
-              <w:t>(</w:t>
-            </w:r>
-            <w:proofErr w:type="gramEnd"/>
-            <w:r>
-              <w:rPr>
-                <w:rFonts w:ascii="Times New Roman" w:hAnsi="Times New Roman" w:cs="Times New Roman"/>
-                <w:sz w:val="24"/>
-                <w:szCs w:val="24"/>
-              </w:rPr>
-              <w:t>)</w:t>
+              <w:t>()</w:t>
             </w:r>
           </w:p>
         </w:tc>
@@ -47211,31 +46404,7 @@
           <w:sz w:val="28"/>
           <w:szCs w:val="28"/>
         </w:rPr>
-        <w:t xml:space="preserve"> Advanced </w:t>
-      </w:r>
-      <w:proofErr w:type="gramStart"/>
-      <w:r>
-        <w:rPr>
-          <w:rStyle w:val="af3"/>
-          <w:rFonts w:ascii="Times New Roman" w:hAnsi="Times New Roman" w:cs="Times New Roman"/>
-          <w:i w:val="0"/>
-          <w:iCs w:val="0"/>
-          <w:sz w:val="28"/>
-          <w:szCs w:val="28"/>
-        </w:rPr>
-        <w:t>Open Source</w:t>
-      </w:r>
-      <w:proofErr w:type="gramEnd"/>
-      <w:r>
-        <w:rPr>
-          <w:rStyle w:val="af3"/>
-          <w:rFonts w:ascii="Times New Roman" w:hAnsi="Times New Roman" w:cs="Times New Roman"/>
-          <w:i w:val="0"/>
-          <w:iCs w:val="0"/>
-          <w:sz w:val="28"/>
-          <w:szCs w:val="28"/>
-        </w:rPr>
-        <w:t xml:space="preserve"> </w:t>
+        <w:t xml:space="preserve"> Advanced Open Source </w:t>
       </w:r>
       <w:proofErr w:type="spellStart"/>
       <w:r>

--- a/students/PoplavskiyVladislav/task_03/Пояснительная_записка.docx
+++ b/students/PoplavskiyVladislav/task_03/Пояснительная_записка.docx
@@ -775,7 +775,9 @@
         <w:p>
           <w:pPr>
             <w:pStyle w:val="a8"/>
-            <w:spacing w:line="360" w:lineRule="auto"/>
+            <w:spacing w:after="0" w:line="360" w:lineRule="auto"/>
+            <w:ind w:firstLine="0"/>
+            <w:jc w:val="center"/>
             <w:rPr>
               <w:rFonts w:cs="Times New Roman"/>
               <w:szCs w:val="28"/>
@@ -786,7 +788,7 @@
               <w:rFonts w:cs="Times New Roman"/>
               <w:szCs w:val="28"/>
             </w:rPr>
-            <w:t>Содержание</w:t>
+            <w:t>СОДЕРЖАНИЕ</w:t>
           </w:r>
         </w:p>
         <w:p>
@@ -6849,7 +6851,16 @@
           <w:sz w:val="28"/>
           <w:szCs w:val="28"/>
         </w:rPr>
-        <w:t xml:space="preserve"> файлы: .</w:t>
+        <w:t xml:space="preserve"> файлы</w:t>
+      </w:r>
+      <w:proofErr w:type="gramStart"/>
+      <w:r>
+        <w:rPr>
+          <w:rFonts w:ascii="Times New Roman" w:hAnsi="Times New Roman" w:cs="Times New Roman"/>
+          <w:sz w:val="28"/>
+          <w:szCs w:val="28"/>
+        </w:rPr>
+        <w:t>: .</w:t>
       </w:r>
       <w:proofErr w:type="spellStart"/>
       <w:r>
@@ -6861,6 +6872,7 @@
         <w:t>env</w:t>
       </w:r>
       <w:proofErr w:type="spellEnd"/>
+      <w:proofErr w:type="gramEnd"/>
       <w:r>
         <w:rPr>
           <w:rFonts w:ascii="Times New Roman" w:hAnsi="Times New Roman" w:cs="Times New Roman"/>
@@ -10231,6 +10243,7 @@
                 <w:szCs w:val="24"/>
               </w:rPr>
             </w:pPr>
+            <w:proofErr w:type="gramStart"/>
             <w:r>
               <w:rPr>
                 <w:rFonts w:ascii="Times New Roman" w:hAnsi="Times New Roman" w:cs="Times New Roman"/>
@@ -10238,7 +10251,17 @@
                 <w:szCs w:val="24"/>
                 <w:lang w:val="en-US"/>
               </w:rPr>
-              <w:t>Varchar(36)</w:t>
+              <w:t>Varchar(</w:t>
+            </w:r>
+            <w:proofErr w:type="gramEnd"/>
+            <w:r>
+              <w:rPr>
+                <w:rFonts w:ascii="Times New Roman" w:hAnsi="Times New Roman" w:cs="Times New Roman"/>
+                <w:sz w:val="24"/>
+                <w:szCs w:val="24"/>
+                <w:lang w:val="en-US"/>
+              </w:rPr>
+              <w:t>36)</w:t>
             </w:r>
           </w:p>
         </w:tc>
@@ -10303,8 +10326,9 @@
                 <w:sz w:val="24"/>
                 <w:szCs w:val="24"/>
               </w:rPr>
-              <w:t xml:space="preserve">Уникальный идентификатор </w:t>
-            </w:r>
+              <w:t xml:space="preserve">Уникальный </w:t>
+            </w:r>
+            <w:proofErr w:type="gramStart"/>
             <w:r>
               <w:rPr>
                 <w:rStyle w:val="af3"/>
@@ -10314,7 +10338,30 @@
                 <w:sz w:val="24"/>
                 <w:szCs w:val="24"/>
               </w:rPr>
-              <w:t xml:space="preserve"> учебной группы</w:t>
+              <w:t xml:space="preserve">идентификатор </w:t>
+            </w:r>
+            <w:r>
+              <w:rPr>
+                <w:rStyle w:val="af3"/>
+                <w:rFonts w:ascii="Times New Roman" w:hAnsi="Times New Roman" w:cs="Times New Roman"/>
+                <w:i w:val="0"/>
+                <w:iCs w:val="0"/>
+                <w:sz w:val="24"/>
+                <w:szCs w:val="24"/>
+              </w:rPr>
+              <w:t xml:space="preserve"> учебной</w:t>
+            </w:r>
+            <w:proofErr w:type="gramEnd"/>
+            <w:r>
+              <w:rPr>
+                <w:rStyle w:val="af3"/>
+                <w:rFonts w:ascii="Times New Roman" w:hAnsi="Times New Roman" w:cs="Times New Roman"/>
+                <w:i w:val="0"/>
+                <w:iCs w:val="0"/>
+                <w:sz w:val="24"/>
+                <w:szCs w:val="24"/>
+              </w:rPr>
+              <w:t xml:space="preserve"> группы</w:t>
             </w:r>
           </w:p>
         </w:tc>
@@ -10477,6 +10524,7 @@
                 <w:szCs w:val="24"/>
               </w:rPr>
             </w:pPr>
+            <w:proofErr w:type="gramStart"/>
             <w:r>
               <w:rPr>
                 <w:rFonts w:ascii="Times New Roman" w:hAnsi="Times New Roman" w:cs="Times New Roman"/>
@@ -10484,7 +10532,17 @@
                 <w:szCs w:val="24"/>
                 <w:lang w:val="en-US"/>
               </w:rPr>
-              <w:t>Varchar(120)</w:t>
+              <w:t>Varchar(</w:t>
+            </w:r>
+            <w:proofErr w:type="gramEnd"/>
+            <w:r>
+              <w:rPr>
+                <w:rFonts w:ascii="Times New Roman" w:hAnsi="Times New Roman" w:cs="Times New Roman"/>
+                <w:sz w:val="24"/>
+                <w:szCs w:val="24"/>
+                <w:lang w:val="en-US"/>
+              </w:rPr>
+              <w:t>120)</w:t>
             </w:r>
           </w:p>
         </w:tc>
@@ -12168,6 +12226,7 @@
                 <w:szCs w:val="24"/>
               </w:rPr>
             </w:pPr>
+            <w:proofErr w:type="gramStart"/>
             <w:r>
               <w:rPr>
                 <w:rFonts w:ascii="Times New Roman" w:hAnsi="Times New Roman" w:cs="Times New Roman"/>
@@ -12177,6 +12236,7 @@
               </w:rPr>
               <w:t>1:N</w:t>
             </w:r>
+            <w:proofErr w:type="gramEnd"/>
           </w:p>
         </w:tc>
         <w:tc>
@@ -12333,6 +12393,7 @@
                 <w:szCs w:val="24"/>
               </w:rPr>
             </w:pPr>
+            <w:proofErr w:type="gramStart"/>
             <w:r>
               <w:rPr>
                 <w:rFonts w:ascii="Times New Roman" w:hAnsi="Times New Roman" w:cs="Times New Roman"/>
@@ -12342,6 +12403,7 @@
               </w:rPr>
               <w:t>1:N</w:t>
             </w:r>
+            <w:proofErr w:type="gramEnd"/>
           </w:p>
         </w:tc>
         <w:tc>
@@ -12484,6 +12546,7 @@
                 <w:szCs w:val="24"/>
               </w:rPr>
             </w:pPr>
+            <w:proofErr w:type="gramStart"/>
             <w:r>
               <w:rPr>
                 <w:rFonts w:ascii="Times New Roman" w:hAnsi="Times New Roman" w:cs="Times New Roman"/>
@@ -12493,6 +12556,7 @@
               </w:rPr>
               <w:t>1:N</w:t>
             </w:r>
+            <w:proofErr w:type="gramEnd"/>
           </w:p>
         </w:tc>
         <w:tc>
@@ -12640,6 +12704,7 @@
                 <w:szCs w:val="24"/>
               </w:rPr>
             </w:pPr>
+            <w:proofErr w:type="gramStart"/>
             <w:r>
               <w:rPr>
                 <w:rFonts w:ascii="Times New Roman" w:hAnsi="Times New Roman" w:cs="Times New Roman"/>
@@ -12649,6 +12714,7 @@
               </w:rPr>
               <w:t>1:N</w:t>
             </w:r>
+            <w:proofErr w:type="gramEnd"/>
           </w:p>
         </w:tc>
         <w:tc>
@@ -12779,6 +12845,7 @@
                 <w:szCs w:val="24"/>
               </w:rPr>
             </w:pPr>
+            <w:proofErr w:type="gramStart"/>
             <w:r>
               <w:rPr>
                 <w:rFonts w:ascii="Times New Roman" w:hAnsi="Times New Roman" w:cs="Times New Roman"/>
@@ -12788,6 +12855,7 @@
               </w:rPr>
               <w:t>1:N</w:t>
             </w:r>
+            <w:proofErr w:type="gramEnd"/>
           </w:p>
         </w:tc>
         <w:tc>
@@ -12916,6 +12984,7 @@
                 <w:szCs w:val="24"/>
               </w:rPr>
             </w:pPr>
+            <w:proofErr w:type="gramStart"/>
             <w:r>
               <w:rPr>
                 <w:rFonts w:ascii="Times New Roman" w:hAnsi="Times New Roman" w:cs="Times New Roman"/>
@@ -12934,6 +13003,7 @@
               </w:rPr>
               <w:t>:N</w:t>
             </w:r>
+            <w:proofErr w:type="gramEnd"/>
           </w:p>
         </w:tc>
         <w:tc>
@@ -13074,6 +13144,7 @@
                 <w:szCs w:val="24"/>
               </w:rPr>
             </w:pPr>
+            <w:proofErr w:type="gramStart"/>
             <w:r>
               <w:rPr>
                 <w:rFonts w:ascii="Times New Roman" w:hAnsi="Times New Roman" w:cs="Times New Roman"/>
@@ -13083,6 +13154,7 @@
               </w:rPr>
               <w:t>1:N</w:t>
             </w:r>
+            <w:proofErr w:type="gramEnd"/>
           </w:p>
         </w:tc>
         <w:tc>
@@ -13212,6 +13284,7 @@
                 <w:lang w:val="en-US"/>
               </w:rPr>
             </w:pPr>
+            <w:proofErr w:type="gramStart"/>
             <w:r>
               <w:rPr>
                 <w:rFonts w:ascii="Times New Roman" w:hAnsi="Times New Roman" w:cs="Times New Roman"/>
@@ -13231,6 +13304,7 @@
               </w:rPr>
               <w:t>:N</w:t>
             </w:r>
+            <w:proofErr w:type="gramEnd"/>
           </w:p>
         </w:tc>
         <w:tc>
@@ -13349,6 +13423,7 @@
                 <w:lang w:val="en-US"/>
               </w:rPr>
             </w:pPr>
+            <w:proofErr w:type="gramStart"/>
             <w:r>
               <w:rPr>
                 <w:rFonts w:ascii="Times New Roman" w:hAnsi="Times New Roman" w:cs="Times New Roman"/>
@@ -13359,6 +13434,7 @@
               </w:rPr>
               <w:t>1:N</w:t>
             </w:r>
+            <w:proofErr w:type="gramEnd"/>
           </w:p>
         </w:tc>
         <w:tc>
@@ -13451,6 +13527,7 @@
                 <w:lang w:val="en-US"/>
               </w:rPr>
             </w:pPr>
+            <w:proofErr w:type="gramStart"/>
             <w:r>
               <w:rPr>
                 <w:rFonts w:ascii="Times New Roman" w:hAnsi="Times New Roman" w:cs="Times New Roman"/>
@@ -13461,6 +13538,7 @@
               </w:rPr>
               <w:t>1:N</w:t>
             </w:r>
+            <w:proofErr w:type="gramEnd"/>
           </w:p>
         </w:tc>
         <w:tc>
@@ -19029,7 +19107,18 @@
           <w:szCs w:val="28"/>
           <w:lang w:val="ru-BY" w:eastAsia="ru-BY"/>
         </w:rPr>
-        <w:t xml:space="preserve">": { </w:t>
+        <w:t xml:space="preserve">": </w:t>
+      </w:r>
+      <w:proofErr w:type="gramStart"/>
+      <w:r>
+        <w:rPr>
+          <w:rFonts w:ascii="Times New Roman" w:hAnsi="Times New Roman" w:cs="Times New Roman"/>
+          <w:color w:val="0F1115"/>
+          <w:sz w:val="28"/>
+          <w:szCs w:val="28"/>
+          <w:lang w:val="ru-BY" w:eastAsia="ru-BY"/>
+        </w:rPr>
+        <w:t xml:space="preserve">{ </w:t>
       </w:r>
       <w:proofErr w:type="spellStart"/>
       <w:r>
@@ -19043,6 +19132,7 @@
         <w:t>id</w:t>
       </w:r>
       <w:proofErr w:type="spellEnd"/>
+      <w:proofErr w:type="gramEnd"/>
       <w:r>
         <w:rPr>
           <w:rFonts w:ascii="Times New Roman" w:hAnsi="Times New Roman" w:cs="Times New Roman"/>
@@ -22197,6 +22287,7 @@
         <w:t xml:space="preserve">‑токен, проверяет JWT, находит пользователя в БД и добавляет данные авторизации в </w:t>
       </w:r>
       <w:proofErr w:type="spellStart"/>
+      <w:proofErr w:type="gramStart"/>
       <w:r>
         <w:rPr>
           <w:rFonts w:ascii="Times New Roman" w:hAnsi="Times New Roman" w:cs="Times New Roman"/>
@@ -22208,6 +22299,7 @@
         <w:t>req.auth</w:t>
       </w:r>
       <w:proofErr w:type="spellEnd"/>
+      <w:proofErr w:type="gramEnd"/>
       <w:r>
         <w:rPr>
           <w:rFonts w:ascii="Times New Roman" w:hAnsi="Times New Roman" w:cs="Times New Roman"/>
@@ -22311,6 +22403,7 @@
         <w:t xml:space="preserve">) и добавляет контекст доступа </w:t>
       </w:r>
       <w:proofErr w:type="spellStart"/>
+      <w:proofErr w:type="gramStart"/>
       <w:r>
         <w:rPr>
           <w:rFonts w:ascii="Times New Roman" w:hAnsi="Times New Roman" w:cs="Times New Roman"/>
@@ -22322,6 +22415,7 @@
         <w:t>req.groupAccess</w:t>
       </w:r>
       <w:proofErr w:type="spellEnd"/>
+      <w:proofErr w:type="gramEnd"/>
       <w:r>
         <w:rPr>
           <w:rFonts w:ascii="Times New Roman" w:hAnsi="Times New Roman" w:cs="Times New Roman"/>
@@ -23853,6 +23947,7 @@
         <w:t>groups</w:t>
       </w:r>
       <w:proofErr w:type="spellEnd"/>
+      <w:proofErr w:type="gramStart"/>
       <w:r>
         <w:rPr>
           <w:rFonts w:ascii="Times New Roman" w:hAnsi="Times New Roman" w:cs="Times New Roman"/>
@@ -23875,6 +23970,7 @@
         <w:t>groupId</w:t>
       </w:r>
       <w:proofErr w:type="spellEnd"/>
+      <w:proofErr w:type="gramEnd"/>
       <w:r>
         <w:rPr>
           <w:rFonts w:ascii="Times New Roman" w:hAnsi="Times New Roman" w:cs="Times New Roman"/>
@@ -24364,6 +24460,7 @@
         <w:t>groups</w:t>
       </w:r>
       <w:proofErr w:type="spellEnd"/>
+      <w:proofErr w:type="gramStart"/>
       <w:r>
         <w:rPr>
           <w:rFonts w:ascii="Times New Roman" w:hAnsi="Times New Roman" w:cs="Times New Roman"/>
@@ -24386,6 +24483,7 @@
         <w:t>groupId</w:t>
       </w:r>
       <w:proofErr w:type="spellEnd"/>
+      <w:proofErr w:type="gramEnd"/>
       <w:r>
         <w:rPr>
           <w:rFonts w:ascii="Times New Roman" w:hAnsi="Times New Roman" w:cs="Times New Roman"/>
@@ -25750,6 +25848,7 @@
         <w:t xml:space="preserve"> = </w:t>
       </w:r>
       <w:proofErr w:type="spellStart"/>
+      <w:proofErr w:type="gramStart"/>
       <w:r>
         <w:rPr>
           <w:rStyle w:val="af3"/>
@@ -25763,6 +25862,7 @@
         <w:t>group.myRole</w:t>
       </w:r>
       <w:proofErr w:type="spellEnd"/>
+      <w:proofErr w:type="gramEnd"/>
       <w:r>
         <w:rPr>
           <w:rStyle w:val="af3"/>
@@ -26552,7 +26652,27 @@
                 <w:szCs w:val="24"/>
                 <w:lang w:val="en-US"/>
               </w:rPr>
-              <w:t>Body: {username(or name), email, password}</w:t>
+              <w:t>Body: {</w:t>
+            </w:r>
+            <w:proofErr w:type="gramStart"/>
+            <w:r>
+              <w:rPr>
+                <w:rFonts w:ascii="Times New Roman" w:hAnsi="Times New Roman" w:cs="Times New Roman"/>
+                <w:sz w:val="24"/>
+                <w:szCs w:val="24"/>
+                <w:lang w:val="en-US"/>
+              </w:rPr>
+              <w:t>username(</w:t>
+            </w:r>
+            <w:proofErr w:type="gramEnd"/>
+            <w:r>
+              <w:rPr>
+                <w:rFonts w:ascii="Times New Roman" w:hAnsi="Times New Roman" w:cs="Times New Roman"/>
+                <w:sz w:val="24"/>
+                <w:szCs w:val="24"/>
+                <w:lang w:val="en-US"/>
+              </w:rPr>
+              <w:t>or name), email, password}</w:t>
             </w:r>
           </w:p>
         </w:tc>
@@ -26601,7 +26721,27 @@
                 <w:szCs w:val="24"/>
                 <w:lang w:val="en-US"/>
               </w:rPr>
-              <w:t>, user:{id, username, email, role}}</w:t>
+              <w:t xml:space="preserve">, </w:t>
+            </w:r>
+            <w:proofErr w:type="gramStart"/>
+            <w:r>
+              <w:rPr>
+                <w:rFonts w:ascii="Times New Roman" w:hAnsi="Times New Roman" w:cs="Times New Roman"/>
+                <w:sz w:val="24"/>
+                <w:szCs w:val="24"/>
+                <w:lang w:val="en-US"/>
+              </w:rPr>
+              <w:t>user:{</w:t>
+            </w:r>
+            <w:proofErr w:type="gramEnd"/>
+            <w:r>
+              <w:rPr>
+                <w:rFonts w:ascii="Times New Roman" w:hAnsi="Times New Roman" w:cs="Times New Roman"/>
+                <w:sz w:val="24"/>
+                <w:szCs w:val="24"/>
+                <w:lang w:val="en-US"/>
+              </w:rPr>
+              <w:t>id, username, email, role}}</w:t>
             </w:r>
           </w:p>
         </w:tc>
@@ -26860,7 +27000,27 @@
                 <w:szCs w:val="24"/>
                 <w:lang w:val="en-US"/>
               </w:rPr>
-              <w:t>, user:{id, username, email, role}}</w:t>
+              <w:t xml:space="preserve">, </w:t>
+            </w:r>
+            <w:proofErr w:type="gramStart"/>
+            <w:r>
+              <w:rPr>
+                <w:rFonts w:ascii="Times New Roman" w:hAnsi="Times New Roman" w:cs="Times New Roman"/>
+                <w:sz w:val="24"/>
+                <w:szCs w:val="24"/>
+                <w:lang w:val="en-US"/>
+              </w:rPr>
+              <w:t>user:{</w:t>
+            </w:r>
+            <w:proofErr w:type="gramEnd"/>
+            <w:r>
+              <w:rPr>
+                <w:rFonts w:ascii="Times New Roman" w:hAnsi="Times New Roman" w:cs="Times New Roman"/>
+                <w:sz w:val="24"/>
+                <w:szCs w:val="24"/>
+                <w:lang w:val="en-US"/>
+              </w:rPr>
+              <w:t>id, username, email, role}}</w:t>
             </w:r>
           </w:p>
         </w:tc>
@@ -27288,6 +27448,7 @@
               <w:t xml:space="preserve">, </w:t>
             </w:r>
             <w:proofErr w:type="spellStart"/>
+            <w:proofErr w:type="gramStart"/>
             <w:r>
               <w:rPr>
                 <w:rFonts w:ascii="Times New Roman" w:hAnsi="Times New Roman" w:cs="Times New Roman"/>
@@ -27303,7 +27464,16 @@
                 <w:sz w:val="24"/>
                 <w:szCs w:val="24"/>
               </w:rPr>
-              <w:t xml:space="preserve">?, </w:t>
+              <w:t>?,</w:t>
+            </w:r>
+            <w:proofErr w:type="gramEnd"/>
+            <w:r>
+              <w:rPr>
+                <w:rFonts w:ascii="Times New Roman" w:hAnsi="Times New Roman" w:cs="Times New Roman"/>
+                <w:sz w:val="24"/>
+                <w:szCs w:val="24"/>
+              </w:rPr>
+              <w:t xml:space="preserve"> </w:t>
             </w:r>
             <w:proofErr w:type="spellStart"/>
             <w:r>
@@ -28074,7 +28244,27 @@
                 <w:szCs w:val="24"/>
                 <w:lang w:val="en-US"/>
               </w:rPr>
-              <w:t xml:space="preserve">Body: {title?, description?, </w:t>
+              <w:t>Body: {</w:t>
+            </w:r>
+            <w:proofErr w:type="gramStart"/>
+            <w:r>
+              <w:rPr>
+                <w:rFonts w:ascii="Times New Roman" w:hAnsi="Times New Roman" w:cs="Times New Roman"/>
+                <w:sz w:val="24"/>
+                <w:szCs w:val="24"/>
+                <w:lang w:val="en-US"/>
+              </w:rPr>
+              <w:t>title?,</w:t>
+            </w:r>
+            <w:proofErr w:type="gramEnd"/>
+            <w:r>
+              <w:rPr>
+                <w:rFonts w:ascii="Times New Roman" w:hAnsi="Times New Roman" w:cs="Times New Roman"/>
+                <w:sz w:val="24"/>
+                <w:szCs w:val="24"/>
+                <w:lang w:val="en-US"/>
+              </w:rPr>
+              <w:t xml:space="preserve"> description?, </w:t>
             </w:r>
             <w:proofErr w:type="spellStart"/>
             <w:r>
@@ -28612,6 +28802,7 @@
               <w:t>{</w:t>
             </w:r>
             <w:proofErr w:type="spellStart"/>
+            <w:proofErr w:type="gramStart"/>
             <w:r>
               <w:rPr>
                 <w:rFonts w:ascii="Times New Roman" w:hAnsi="Times New Roman" w:cs="Times New Roman"/>
@@ -28621,6 +28812,7 @@
               <w:t>joined:true</w:t>
             </w:r>
             <w:proofErr w:type="spellEnd"/>
+            <w:proofErr w:type="gramEnd"/>
             <w:r>
               <w:rPr>
                 <w:rFonts w:ascii="Times New Roman" w:hAnsi="Times New Roman" w:cs="Times New Roman"/>
@@ -28887,6 +29079,7 @@
               <w:t>{</w:t>
             </w:r>
             <w:proofErr w:type="spellStart"/>
+            <w:proofErr w:type="gramStart"/>
             <w:r>
               <w:rPr>
                 <w:rFonts w:ascii="Times New Roman" w:hAnsi="Times New Roman" w:cs="Times New Roman"/>
@@ -28896,6 +29089,7 @@
               <w:t>left:true</w:t>
             </w:r>
             <w:proofErr w:type="spellEnd"/>
+            <w:proofErr w:type="gramEnd"/>
             <w:r>
               <w:rPr>
                 <w:rFonts w:ascii="Times New Roman" w:hAnsi="Times New Roman" w:cs="Times New Roman"/>
@@ -29114,7 +29308,27 @@
                 <w:szCs w:val="24"/>
                 <w:lang w:val="en-US"/>
               </w:rPr>
-              <w:t>Query: limit?, offset? (</w:t>
+              <w:t xml:space="preserve">Query: </w:t>
+            </w:r>
+            <w:proofErr w:type="gramStart"/>
+            <w:r>
+              <w:rPr>
+                <w:rFonts w:ascii="Times New Roman" w:hAnsi="Times New Roman" w:cs="Times New Roman"/>
+                <w:sz w:val="24"/>
+                <w:szCs w:val="24"/>
+                <w:lang w:val="en-US"/>
+              </w:rPr>
+              <w:t>limit?,</w:t>
+            </w:r>
+            <w:proofErr w:type="gramEnd"/>
+            <w:r>
+              <w:rPr>
+                <w:rFonts w:ascii="Times New Roman" w:hAnsi="Times New Roman" w:cs="Times New Roman"/>
+                <w:sz w:val="24"/>
+                <w:szCs w:val="24"/>
+                <w:lang w:val="en-US"/>
+              </w:rPr>
+              <w:t xml:space="preserve"> offset? (</w:t>
             </w:r>
             <w:r>
               <w:rPr>
@@ -29426,6 +29640,7 @@
               <w:t xml:space="preserve">: </w:t>
             </w:r>
             <w:proofErr w:type="spellStart"/>
+            <w:proofErr w:type="gramStart"/>
             <w:r>
               <w:rPr>
                 <w:rFonts w:ascii="Times New Roman" w:hAnsi="Times New Roman" w:cs="Times New Roman"/>
@@ -29441,7 +29656,16 @@
                 <w:sz w:val="24"/>
                 <w:szCs w:val="24"/>
               </w:rPr>
-              <w:t xml:space="preserve">?, </w:t>
+              <w:t>?,</w:t>
+            </w:r>
+            <w:proofErr w:type="gramEnd"/>
+            <w:r>
+              <w:rPr>
+                <w:rFonts w:ascii="Times New Roman" w:hAnsi="Times New Roman" w:cs="Times New Roman"/>
+                <w:sz w:val="24"/>
+                <w:szCs w:val="24"/>
+              </w:rPr>
+              <w:t xml:space="preserve"> </w:t>
             </w:r>
             <w:proofErr w:type="spellStart"/>
             <w:r>
@@ -29647,7 +29871,27 @@
                 <w:szCs w:val="24"/>
                 <w:lang w:val="en-US"/>
               </w:rPr>
-              <w:t>Body: {title, description?, order?} (owner)</w:t>
+              <w:t xml:space="preserve">Body: {title, </w:t>
+            </w:r>
+            <w:proofErr w:type="gramStart"/>
+            <w:r>
+              <w:rPr>
+                <w:rFonts w:ascii="Times New Roman" w:hAnsi="Times New Roman" w:cs="Times New Roman"/>
+                <w:sz w:val="24"/>
+                <w:szCs w:val="24"/>
+                <w:lang w:val="en-US"/>
+              </w:rPr>
+              <w:t>description?,</w:t>
+            </w:r>
+            <w:proofErr w:type="gramEnd"/>
+            <w:r>
+              <w:rPr>
+                <w:rFonts w:ascii="Times New Roman" w:hAnsi="Times New Roman" w:cs="Times New Roman"/>
+                <w:sz w:val="24"/>
+                <w:szCs w:val="24"/>
+                <w:lang w:val="en-US"/>
+              </w:rPr>
+              <w:t xml:space="preserve"> order?} (owner)</w:t>
             </w:r>
           </w:p>
         </w:tc>
@@ -29845,7 +30089,27 @@
                 <w:szCs w:val="24"/>
                 <w:lang w:val="en-US"/>
               </w:rPr>
-              <w:t xml:space="preserve">Body: {title?, description?, order?, </w:t>
+              <w:t>Body: {</w:t>
+            </w:r>
+            <w:proofErr w:type="gramStart"/>
+            <w:r>
+              <w:rPr>
+                <w:rFonts w:ascii="Times New Roman" w:hAnsi="Times New Roman" w:cs="Times New Roman"/>
+                <w:sz w:val="24"/>
+                <w:szCs w:val="24"/>
+                <w:lang w:val="en-US"/>
+              </w:rPr>
+              <w:t>title?,</w:t>
+            </w:r>
+            <w:proofErr w:type="gramEnd"/>
+            <w:r>
+              <w:rPr>
+                <w:rFonts w:ascii="Times New Roman" w:hAnsi="Times New Roman" w:cs="Times New Roman"/>
+                <w:sz w:val="24"/>
+                <w:szCs w:val="24"/>
+                <w:lang w:val="en-US"/>
+              </w:rPr>
+              <w:t xml:space="preserve"> description?, order?, </w:t>
             </w:r>
             <w:proofErr w:type="spellStart"/>
             <w:r>
@@ -30288,6 +30552,7 @@
               <w:t xml:space="preserve">: </w:t>
             </w:r>
             <w:proofErr w:type="spellStart"/>
+            <w:proofErr w:type="gramStart"/>
             <w:r>
               <w:rPr>
                 <w:rFonts w:ascii="Times New Roman" w:hAnsi="Times New Roman" w:cs="Times New Roman"/>
@@ -30303,7 +30568,16 @@
                 <w:sz w:val="24"/>
                 <w:szCs w:val="24"/>
               </w:rPr>
-              <w:t xml:space="preserve">?, </w:t>
+              <w:t>?,</w:t>
+            </w:r>
+            <w:proofErr w:type="gramEnd"/>
+            <w:r>
+              <w:rPr>
+                <w:rFonts w:ascii="Times New Roman" w:hAnsi="Times New Roman" w:cs="Times New Roman"/>
+                <w:sz w:val="24"/>
+                <w:szCs w:val="24"/>
+              </w:rPr>
+              <w:t xml:space="preserve"> </w:t>
             </w:r>
             <w:proofErr w:type="spellStart"/>
             <w:r>
@@ -30557,7 +30831,27 @@
                 <w:szCs w:val="24"/>
                 <w:lang w:val="en-US"/>
               </w:rPr>
-              <w:t xml:space="preserve">, place?, link?, notes?, </w:t>
+              <w:t xml:space="preserve">, </w:t>
+            </w:r>
+            <w:proofErr w:type="gramStart"/>
+            <w:r>
+              <w:rPr>
+                <w:rFonts w:ascii="Times New Roman" w:hAnsi="Times New Roman" w:cs="Times New Roman"/>
+                <w:sz w:val="24"/>
+                <w:szCs w:val="24"/>
+                <w:lang w:val="en-US"/>
+              </w:rPr>
+              <w:t>place?,</w:t>
+            </w:r>
+            <w:proofErr w:type="gramEnd"/>
+            <w:r>
+              <w:rPr>
+                <w:rFonts w:ascii="Times New Roman" w:hAnsi="Times New Roman" w:cs="Times New Roman"/>
+                <w:sz w:val="24"/>
+                <w:szCs w:val="24"/>
+                <w:lang w:val="en-US"/>
+              </w:rPr>
+              <w:t xml:space="preserve"> link?, notes?, </w:t>
             </w:r>
             <w:proofErr w:type="spellStart"/>
             <w:r>
@@ -30913,7 +31207,6 @@
     <w:p>
       <w:pPr>
         <w:spacing w:after="0" w:line="360" w:lineRule="auto"/>
-        <w:jc w:val="center"/>
         <w:rPr>
           <w:rStyle w:val="af3"/>
           <w:rFonts w:ascii="Times New Roman" w:hAnsi="Times New Roman" w:cs="Times New Roman"/>
@@ -31527,6 +31820,7 @@
               <w:t xml:space="preserve">: </w:t>
             </w:r>
             <w:proofErr w:type="spellStart"/>
+            <w:proofErr w:type="gramStart"/>
             <w:r>
               <w:rPr>
                 <w:rFonts w:ascii="Times New Roman" w:hAnsi="Times New Roman" w:cs="Times New Roman"/>
@@ -31542,7 +31836,16 @@
                 <w:sz w:val="24"/>
                 <w:szCs w:val="24"/>
               </w:rPr>
-              <w:t xml:space="preserve">?, </w:t>
+              <w:t>?,</w:t>
+            </w:r>
+            <w:proofErr w:type="gramEnd"/>
+            <w:r>
+              <w:rPr>
+                <w:rFonts w:ascii="Times New Roman" w:hAnsi="Times New Roman" w:cs="Times New Roman"/>
+                <w:sz w:val="24"/>
+                <w:szCs w:val="24"/>
+              </w:rPr>
+              <w:t xml:space="preserve"> </w:t>
             </w:r>
             <w:proofErr w:type="spellStart"/>
             <w:r>
@@ -31759,6 +32062,7 @@
               <w:t xml:space="preserve">Body: {title, type, </w:t>
             </w:r>
             <w:proofErr w:type="spellStart"/>
+            <w:proofErr w:type="gramStart"/>
             <w:r>
               <w:rPr>
                 <w:rFonts w:ascii="Times New Roman" w:hAnsi="Times New Roman" w:cs="Times New Roman"/>
@@ -31776,7 +32080,17 @@
                 <w:szCs w:val="24"/>
                 <w:lang w:val="en-US"/>
               </w:rPr>
-              <w:t xml:space="preserve">?, content?, </w:t>
+              <w:t>?,</w:t>
+            </w:r>
+            <w:proofErr w:type="gramEnd"/>
+            <w:r>
+              <w:rPr>
+                <w:rFonts w:ascii="Times New Roman" w:hAnsi="Times New Roman" w:cs="Times New Roman"/>
+                <w:sz w:val="24"/>
+                <w:szCs w:val="24"/>
+                <w:lang w:val="en-US"/>
+              </w:rPr>
+              <w:t xml:space="preserve"> content?, </w:t>
             </w:r>
             <w:proofErr w:type="spellStart"/>
             <w:r>
@@ -32020,7 +32334,27 @@
                 <w:szCs w:val="24"/>
                 <w:lang w:val="en-US"/>
               </w:rPr>
-              <w:t xml:space="preserve">Body: {title?, </w:t>
+              <w:t>Body: {</w:t>
+            </w:r>
+            <w:proofErr w:type="gramStart"/>
+            <w:r>
+              <w:rPr>
+                <w:rFonts w:ascii="Times New Roman" w:hAnsi="Times New Roman" w:cs="Times New Roman"/>
+                <w:sz w:val="24"/>
+                <w:szCs w:val="24"/>
+                <w:lang w:val="en-US"/>
+              </w:rPr>
+              <w:t>title?,</w:t>
+            </w:r>
+            <w:proofErr w:type="gramEnd"/>
+            <w:r>
+              <w:rPr>
+                <w:rFonts w:ascii="Times New Roman" w:hAnsi="Times New Roman" w:cs="Times New Roman"/>
+                <w:sz w:val="24"/>
+                <w:szCs w:val="24"/>
+                <w:lang w:val="en-US"/>
+              </w:rPr>
+              <w:t xml:space="preserve"> </w:t>
             </w:r>
             <w:proofErr w:type="spellStart"/>
             <w:r>
@@ -32483,6 +32817,7 @@
               <w:t xml:space="preserve">: </w:t>
             </w:r>
             <w:proofErr w:type="spellStart"/>
+            <w:proofErr w:type="gramStart"/>
             <w:r>
               <w:rPr>
                 <w:rFonts w:ascii="Times New Roman" w:hAnsi="Times New Roman" w:cs="Times New Roman"/>
@@ -32498,7 +32833,16 @@
                 <w:sz w:val="24"/>
                 <w:szCs w:val="24"/>
               </w:rPr>
-              <w:t xml:space="preserve">?, </w:t>
+              <w:t>?,</w:t>
+            </w:r>
+            <w:proofErr w:type="gramEnd"/>
+            <w:r>
+              <w:rPr>
+                <w:rFonts w:ascii="Times New Roman" w:hAnsi="Times New Roman" w:cs="Times New Roman"/>
+                <w:sz w:val="24"/>
+                <w:szCs w:val="24"/>
+              </w:rPr>
+              <w:t xml:space="preserve"> </w:t>
             </w:r>
             <w:proofErr w:type="spellStart"/>
             <w:r>
@@ -32686,7 +33030,27 @@
                 <w:szCs w:val="24"/>
                 <w:lang w:val="en-US"/>
               </w:rPr>
-              <w:t xml:space="preserve">Body: {title, description?, </w:t>
+              <w:t xml:space="preserve">Body: {title, </w:t>
+            </w:r>
+            <w:proofErr w:type="gramStart"/>
+            <w:r>
+              <w:rPr>
+                <w:rFonts w:ascii="Times New Roman" w:hAnsi="Times New Roman" w:cs="Times New Roman"/>
+                <w:sz w:val="24"/>
+                <w:szCs w:val="24"/>
+                <w:lang w:val="en-US"/>
+              </w:rPr>
+              <w:t>description?,</w:t>
+            </w:r>
+            <w:proofErr w:type="gramEnd"/>
+            <w:r>
+              <w:rPr>
+                <w:rFonts w:ascii="Times New Roman" w:hAnsi="Times New Roman" w:cs="Times New Roman"/>
+                <w:sz w:val="24"/>
+                <w:szCs w:val="24"/>
+                <w:lang w:val="en-US"/>
+              </w:rPr>
+              <w:t xml:space="preserve"> </w:t>
             </w:r>
             <w:proofErr w:type="spellStart"/>
             <w:r>
@@ -33654,13 +34018,23 @@
                 <w:szCs w:val="24"/>
               </w:rPr>
             </w:pPr>
-            <w:r>
-              <w:rPr>
-                <w:rFonts w:ascii="Times New Roman" w:hAnsi="Times New Roman" w:cs="Times New Roman"/>
-                <w:sz w:val="24"/>
-                <w:szCs w:val="24"/>
-              </w:rPr>
-              <w:t>VARCHAR(36) / UUID</w:t>
+            <w:proofErr w:type="gramStart"/>
+            <w:r>
+              <w:rPr>
+                <w:rFonts w:ascii="Times New Roman" w:hAnsi="Times New Roman" w:cs="Times New Roman"/>
+                <w:sz w:val="24"/>
+                <w:szCs w:val="24"/>
+              </w:rPr>
+              <w:t>VARCHAR(</w:t>
+            </w:r>
+            <w:proofErr w:type="gramEnd"/>
+            <w:r>
+              <w:rPr>
+                <w:rFonts w:ascii="Times New Roman" w:hAnsi="Times New Roman" w:cs="Times New Roman"/>
+                <w:sz w:val="24"/>
+                <w:szCs w:val="24"/>
+              </w:rPr>
+              <w:t>36) / UUID</w:t>
             </w:r>
           </w:p>
         </w:tc>
@@ -33693,6 +34067,7 @@
               <w:t xml:space="preserve">PRIMARY KEY, DEFAULT </w:t>
             </w:r>
             <w:proofErr w:type="spellStart"/>
+            <w:proofErr w:type="gramStart"/>
             <w:r>
               <w:rPr>
                 <w:rFonts w:ascii="Times New Roman" w:hAnsi="Times New Roman" w:cs="Times New Roman"/>
@@ -33708,7 +34083,16 @@
                 <w:sz w:val="24"/>
                 <w:szCs w:val="24"/>
               </w:rPr>
-              <w:t>()</w:t>
+              <w:t>(</w:t>
+            </w:r>
+            <w:proofErr w:type="gramEnd"/>
+            <w:r>
+              <w:rPr>
+                <w:rFonts w:ascii="Times New Roman" w:hAnsi="Times New Roman" w:cs="Times New Roman"/>
+                <w:sz w:val="24"/>
+                <w:szCs w:val="24"/>
+              </w:rPr>
+              <w:t>)</w:t>
             </w:r>
           </w:p>
         </w:tc>
@@ -33796,13 +34180,23 @@
                 <w:szCs w:val="24"/>
               </w:rPr>
             </w:pPr>
-            <w:r>
-              <w:rPr>
-                <w:rFonts w:ascii="Times New Roman" w:hAnsi="Times New Roman" w:cs="Times New Roman"/>
-                <w:sz w:val="24"/>
-                <w:szCs w:val="24"/>
-              </w:rPr>
-              <w:t>VARCHAR(30)</w:t>
+            <w:proofErr w:type="gramStart"/>
+            <w:r>
+              <w:rPr>
+                <w:rFonts w:ascii="Times New Roman" w:hAnsi="Times New Roman" w:cs="Times New Roman"/>
+                <w:sz w:val="24"/>
+                <w:szCs w:val="24"/>
+              </w:rPr>
+              <w:t>VARCHAR(</w:t>
+            </w:r>
+            <w:proofErr w:type="gramEnd"/>
+            <w:r>
+              <w:rPr>
+                <w:rFonts w:ascii="Times New Roman" w:hAnsi="Times New Roman" w:cs="Times New Roman"/>
+                <w:sz w:val="24"/>
+                <w:szCs w:val="24"/>
+              </w:rPr>
+              <w:t>30)</w:t>
             </w:r>
           </w:p>
         </w:tc>
@@ -33919,13 +34313,23 @@
                 <w:szCs w:val="24"/>
               </w:rPr>
             </w:pPr>
-            <w:r>
-              <w:rPr>
-                <w:rFonts w:ascii="Times New Roman" w:hAnsi="Times New Roman" w:cs="Times New Roman"/>
-                <w:sz w:val="24"/>
-                <w:szCs w:val="24"/>
-              </w:rPr>
-              <w:t>VARCHAR(120)</w:t>
+            <w:proofErr w:type="gramStart"/>
+            <w:r>
+              <w:rPr>
+                <w:rFonts w:ascii="Times New Roman" w:hAnsi="Times New Roman" w:cs="Times New Roman"/>
+                <w:sz w:val="24"/>
+                <w:szCs w:val="24"/>
+              </w:rPr>
+              <w:t>VARCHAR(</w:t>
+            </w:r>
+            <w:proofErr w:type="gramEnd"/>
+            <w:r>
+              <w:rPr>
+                <w:rFonts w:ascii="Times New Roman" w:hAnsi="Times New Roman" w:cs="Times New Roman"/>
+                <w:sz w:val="24"/>
+                <w:szCs w:val="24"/>
+              </w:rPr>
+              <w:t>120)</w:t>
             </w:r>
           </w:p>
         </w:tc>
@@ -34052,13 +34456,23 @@
                 <w:szCs w:val="24"/>
               </w:rPr>
             </w:pPr>
-            <w:r>
-              <w:rPr>
-                <w:rFonts w:ascii="Times New Roman" w:hAnsi="Times New Roman" w:cs="Times New Roman"/>
-                <w:sz w:val="24"/>
-                <w:szCs w:val="24"/>
-              </w:rPr>
-              <w:t>VARCHAR(200)</w:t>
+            <w:proofErr w:type="gramStart"/>
+            <w:r>
+              <w:rPr>
+                <w:rFonts w:ascii="Times New Roman" w:hAnsi="Times New Roman" w:cs="Times New Roman"/>
+                <w:sz w:val="24"/>
+                <w:szCs w:val="24"/>
+              </w:rPr>
+              <w:t>VARCHAR(</w:t>
+            </w:r>
+            <w:proofErr w:type="gramEnd"/>
+            <w:r>
+              <w:rPr>
+                <w:rFonts w:ascii="Times New Roman" w:hAnsi="Times New Roman" w:cs="Times New Roman"/>
+                <w:sz w:val="24"/>
+                <w:szCs w:val="24"/>
+              </w:rPr>
+              <w:t>200)</w:t>
             </w:r>
           </w:p>
         </w:tc>
@@ -34175,13 +34589,23 @@
                 <w:szCs w:val="24"/>
               </w:rPr>
             </w:pPr>
-            <w:r>
-              <w:rPr>
-                <w:rFonts w:ascii="Times New Roman" w:hAnsi="Times New Roman" w:cs="Times New Roman"/>
-                <w:sz w:val="24"/>
-                <w:szCs w:val="24"/>
-              </w:rPr>
-              <w:t>VARCHAR(20) / ENUM</w:t>
+            <w:proofErr w:type="gramStart"/>
+            <w:r>
+              <w:rPr>
+                <w:rFonts w:ascii="Times New Roman" w:hAnsi="Times New Roman" w:cs="Times New Roman"/>
+                <w:sz w:val="24"/>
+                <w:szCs w:val="24"/>
+              </w:rPr>
+              <w:t>VARCHAR(</w:t>
+            </w:r>
+            <w:proofErr w:type="gramEnd"/>
+            <w:r>
+              <w:rPr>
+                <w:rFonts w:ascii="Times New Roman" w:hAnsi="Times New Roman" w:cs="Times New Roman"/>
+                <w:sz w:val="24"/>
+                <w:szCs w:val="24"/>
+              </w:rPr>
+              <w:t>20) / ENUM</w:t>
             </w:r>
           </w:p>
         </w:tc>
@@ -34390,6 +34814,7 @@
               <w:t xml:space="preserve">NOT NULL, DEFAULT </w:t>
             </w:r>
             <w:proofErr w:type="spellStart"/>
+            <w:proofErr w:type="gramStart"/>
             <w:r>
               <w:rPr>
                 <w:rFonts w:ascii="Times New Roman" w:hAnsi="Times New Roman" w:cs="Times New Roman"/>
@@ -34405,7 +34830,16 @@
                 <w:sz w:val="24"/>
                 <w:szCs w:val="24"/>
               </w:rPr>
-              <w:t>()</w:t>
+              <w:t>(</w:t>
+            </w:r>
+            <w:proofErr w:type="gramEnd"/>
+            <w:r>
+              <w:rPr>
+                <w:rFonts w:ascii="Times New Roman" w:hAnsi="Times New Roman" w:cs="Times New Roman"/>
+                <w:sz w:val="24"/>
+                <w:szCs w:val="24"/>
+              </w:rPr>
+              <w:t>)</w:t>
             </w:r>
           </w:p>
         </w:tc>
@@ -34443,7 +34877,6 @@
     <w:p>
       <w:pPr>
         <w:spacing w:after="0" w:line="360" w:lineRule="auto"/>
-        <w:ind w:firstLine="709"/>
         <w:jc w:val="both"/>
         <w:rPr>
           <w:rStyle w:val="af3"/>
@@ -34866,13 +35299,23 @@
                 <w:szCs w:val="24"/>
               </w:rPr>
             </w:pPr>
-            <w:r>
-              <w:rPr>
-                <w:rFonts w:ascii="Times New Roman" w:hAnsi="Times New Roman" w:cs="Times New Roman"/>
-                <w:sz w:val="24"/>
-                <w:szCs w:val="24"/>
-              </w:rPr>
-              <w:t>VARCHAR(36) / UUID</w:t>
+            <w:proofErr w:type="gramStart"/>
+            <w:r>
+              <w:rPr>
+                <w:rFonts w:ascii="Times New Roman" w:hAnsi="Times New Roman" w:cs="Times New Roman"/>
+                <w:sz w:val="24"/>
+                <w:szCs w:val="24"/>
+              </w:rPr>
+              <w:t>VARCHAR(</w:t>
+            </w:r>
+            <w:proofErr w:type="gramEnd"/>
+            <w:r>
+              <w:rPr>
+                <w:rFonts w:ascii="Times New Roman" w:hAnsi="Times New Roman" w:cs="Times New Roman"/>
+                <w:sz w:val="24"/>
+                <w:szCs w:val="24"/>
+              </w:rPr>
+              <w:t>36) / UUID</w:t>
             </w:r>
           </w:p>
         </w:tc>
@@ -34904,6 +35347,7 @@
               <w:t xml:space="preserve">PRIMARY KEY, DEFAULT </w:t>
             </w:r>
             <w:proofErr w:type="spellStart"/>
+            <w:proofErr w:type="gramStart"/>
             <w:r>
               <w:rPr>
                 <w:rFonts w:ascii="Times New Roman" w:hAnsi="Times New Roman" w:cs="Times New Roman"/>
@@ -34919,7 +35363,16 @@
                 <w:sz w:val="24"/>
                 <w:szCs w:val="24"/>
               </w:rPr>
-              <w:t>()</w:t>
+              <w:t>(</w:t>
+            </w:r>
+            <w:proofErr w:type="gramEnd"/>
+            <w:r>
+              <w:rPr>
+                <w:rFonts w:ascii="Times New Roman" w:hAnsi="Times New Roman" w:cs="Times New Roman"/>
+                <w:sz w:val="24"/>
+                <w:szCs w:val="24"/>
+              </w:rPr>
+              <w:t>)</w:t>
             </w:r>
           </w:p>
         </w:tc>
@@ -35001,13 +35454,23 @@
                 <w:szCs w:val="24"/>
               </w:rPr>
             </w:pPr>
-            <w:r>
-              <w:rPr>
-                <w:rFonts w:ascii="Times New Roman" w:hAnsi="Times New Roman" w:cs="Times New Roman"/>
-                <w:sz w:val="24"/>
-                <w:szCs w:val="24"/>
-              </w:rPr>
-              <w:t>VARCHAR(36) / UUID</w:t>
+            <w:proofErr w:type="gramStart"/>
+            <w:r>
+              <w:rPr>
+                <w:rFonts w:ascii="Times New Roman" w:hAnsi="Times New Roman" w:cs="Times New Roman"/>
+                <w:sz w:val="24"/>
+                <w:szCs w:val="24"/>
+              </w:rPr>
+              <w:t>VARCHAR(</w:t>
+            </w:r>
+            <w:proofErr w:type="gramEnd"/>
+            <w:r>
+              <w:rPr>
+                <w:rFonts w:ascii="Times New Roman" w:hAnsi="Times New Roman" w:cs="Times New Roman"/>
+                <w:sz w:val="24"/>
+                <w:szCs w:val="24"/>
+              </w:rPr>
+              <w:t>36) / UUID</w:t>
             </w:r>
           </w:p>
         </w:tc>
@@ -35119,13 +35582,23 @@
                 <w:szCs w:val="24"/>
               </w:rPr>
             </w:pPr>
-            <w:r>
-              <w:rPr>
-                <w:rFonts w:ascii="Times New Roman" w:hAnsi="Times New Roman" w:cs="Times New Roman"/>
-                <w:sz w:val="24"/>
-                <w:szCs w:val="24"/>
-              </w:rPr>
-              <w:t>VARCHAR(120)</w:t>
+            <w:proofErr w:type="gramStart"/>
+            <w:r>
+              <w:rPr>
+                <w:rFonts w:ascii="Times New Roman" w:hAnsi="Times New Roman" w:cs="Times New Roman"/>
+                <w:sz w:val="24"/>
+                <w:szCs w:val="24"/>
+              </w:rPr>
+              <w:t>VARCHAR(</w:t>
+            </w:r>
+            <w:proofErr w:type="gramEnd"/>
+            <w:r>
+              <w:rPr>
+                <w:rFonts w:ascii="Times New Roman" w:hAnsi="Times New Roman" w:cs="Times New Roman"/>
+                <w:sz w:val="24"/>
+                <w:szCs w:val="24"/>
+              </w:rPr>
+              <w:t>120)</w:t>
             </w:r>
           </w:p>
         </w:tc>
@@ -35589,6 +36062,7 @@
               <w:t xml:space="preserve">NOT NULL, DEFAULT </w:t>
             </w:r>
             <w:proofErr w:type="spellStart"/>
+            <w:proofErr w:type="gramStart"/>
             <w:r>
               <w:rPr>
                 <w:rFonts w:ascii="Times New Roman" w:hAnsi="Times New Roman" w:cs="Times New Roman"/>
@@ -35604,7 +36078,16 @@
                 <w:sz w:val="24"/>
                 <w:szCs w:val="24"/>
               </w:rPr>
-              <w:t>()</w:t>
+              <w:t>(</w:t>
+            </w:r>
+            <w:proofErr w:type="gramEnd"/>
+            <w:r>
+              <w:rPr>
+                <w:rFonts w:ascii="Times New Roman" w:hAnsi="Times New Roman" w:cs="Times New Roman"/>
+                <w:sz w:val="24"/>
+                <w:szCs w:val="24"/>
+              </w:rPr>
+              <w:t>)</w:t>
             </w:r>
           </w:p>
         </w:tc>
@@ -35641,7 +36124,6 @@
     <w:p>
       <w:pPr>
         <w:spacing w:after="0" w:line="360" w:lineRule="auto"/>
-        <w:ind w:firstLine="709"/>
         <w:jc w:val="both"/>
         <w:rPr>
           <w:rStyle w:val="af3"/>
@@ -36040,13 +36522,23 @@
                 <w:szCs w:val="24"/>
               </w:rPr>
             </w:pPr>
-            <w:r>
-              <w:rPr>
-                <w:rFonts w:ascii="Times New Roman" w:hAnsi="Times New Roman" w:cs="Times New Roman"/>
-                <w:sz w:val="24"/>
-                <w:szCs w:val="24"/>
-              </w:rPr>
-              <w:t>VARCHAR(36) / UUID</w:t>
+            <w:proofErr w:type="gramStart"/>
+            <w:r>
+              <w:rPr>
+                <w:rFonts w:ascii="Times New Roman" w:hAnsi="Times New Roman" w:cs="Times New Roman"/>
+                <w:sz w:val="24"/>
+                <w:szCs w:val="24"/>
+              </w:rPr>
+              <w:t>VARCHAR(</w:t>
+            </w:r>
+            <w:proofErr w:type="gramEnd"/>
+            <w:r>
+              <w:rPr>
+                <w:rFonts w:ascii="Times New Roman" w:hAnsi="Times New Roman" w:cs="Times New Roman"/>
+                <w:sz w:val="24"/>
+                <w:szCs w:val="24"/>
+              </w:rPr>
+              <w:t>36) / UUID</w:t>
             </w:r>
           </w:p>
         </w:tc>
@@ -36078,6 +36570,7 @@
               <w:t xml:space="preserve">PRIMARY KEY, DEFAULT </w:t>
             </w:r>
             <w:proofErr w:type="spellStart"/>
+            <w:proofErr w:type="gramStart"/>
             <w:r>
               <w:rPr>
                 <w:rFonts w:ascii="Times New Roman" w:hAnsi="Times New Roman" w:cs="Times New Roman"/>
@@ -36093,7 +36586,16 @@
                 <w:sz w:val="24"/>
                 <w:szCs w:val="24"/>
               </w:rPr>
-              <w:t>()</w:t>
+              <w:t>(</w:t>
+            </w:r>
+            <w:proofErr w:type="gramEnd"/>
+            <w:r>
+              <w:rPr>
+                <w:rFonts w:ascii="Times New Roman" w:hAnsi="Times New Roman" w:cs="Times New Roman"/>
+                <w:sz w:val="24"/>
+                <w:szCs w:val="24"/>
+              </w:rPr>
+              <w:t>)</w:t>
             </w:r>
           </w:p>
         </w:tc>
@@ -36175,13 +36677,23 @@
                 <w:szCs w:val="24"/>
               </w:rPr>
             </w:pPr>
-            <w:r>
-              <w:rPr>
-                <w:rFonts w:ascii="Times New Roman" w:hAnsi="Times New Roman" w:cs="Times New Roman"/>
-                <w:sz w:val="24"/>
-                <w:szCs w:val="24"/>
-              </w:rPr>
-              <w:t>VARCHAR(36) / UUID</w:t>
+            <w:proofErr w:type="gramStart"/>
+            <w:r>
+              <w:rPr>
+                <w:rFonts w:ascii="Times New Roman" w:hAnsi="Times New Roman" w:cs="Times New Roman"/>
+                <w:sz w:val="24"/>
+                <w:szCs w:val="24"/>
+              </w:rPr>
+              <w:t>VARCHAR(</w:t>
+            </w:r>
+            <w:proofErr w:type="gramEnd"/>
+            <w:r>
+              <w:rPr>
+                <w:rFonts w:ascii="Times New Roman" w:hAnsi="Times New Roman" w:cs="Times New Roman"/>
+                <w:sz w:val="24"/>
+                <w:szCs w:val="24"/>
+              </w:rPr>
+              <w:t>36) / UUID</w:t>
             </w:r>
           </w:p>
         </w:tc>
@@ -36313,13 +36825,23 @@
                 <w:szCs w:val="24"/>
               </w:rPr>
             </w:pPr>
-            <w:r>
-              <w:rPr>
-                <w:rFonts w:ascii="Times New Roman" w:hAnsi="Times New Roman" w:cs="Times New Roman"/>
-                <w:sz w:val="24"/>
-                <w:szCs w:val="24"/>
-              </w:rPr>
-              <w:t>VARCHAR(36) / UUID</w:t>
+            <w:proofErr w:type="gramStart"/>
+            <w:r>
+              <w:rPr>
+                <w:rFonts w:ascii="Times New Roman" w:hAnsi="Times New Roman" w:cs="Times New Roman"/>
+                <w:sz w:val="24"/>
+                <w:szCs w:val="24"/>
+              </w:rPr>
+              <w:t>VARCHAR(</w:t>
+            </w:r>
+            <w:proofErr w:type="gramEnd"/>
+            <w:r>
+              <w:rPr>
+                <w:rFonts w:ascii="Times New Roman" w:hAnsi="Times New Roman" w:cs="Times New Roman"/>
+                <w:sz w:val="24"/>
+                <w:szCs w:val="24"/>
+              </w:rPr>
+              <w:t>36) / UUID</w:t>
             </w:r>
           </w:p>
         </w:tc>
@@ -36431,13 +36953,23 @@
                 <w:szCs w:val="24"/>
               </w:rPr>
             </w:pPr>
-            <w:r>
-              <w:rPr>
-                <w:rFonts w:ascii="Times New Roman" w:hAnsi="Times New Roman" w:cs="Times New Roman"/>
-                <w:sz w:val="24"/>
-                <w:szCs w:val="24"/>
-              </w:rPr>
-              <w:t>VARCHAR(20) / ENUM</w:t>
+            <w:proofErr w:type="gramStart"/>
+            <w:r>
+              <w:rPr>
+                <w:rFonts w:ascii="Times New Roman" w:hAnsi="Times New Roman" w:cs="Times New Roman"/>
+                <w:sz w:val="24"/>
+                <w:szCs w:val="24"/>
+              </w:rPr>
+              <w:t>VARCHAR(</w:t>
+            </w:r>
+            <w:proofErr w:type="gramEnd"/>
+            <w:r>
+              <w:rPr>
+                <w:rFonts w:ascii="Times New Roman" w:hAnsi="Times New Roman" w:cs="Times New Roman"/>
+                <w:sz w:val="24"/>
+                <w:szCs w:val="24"/>
+              </w:rPr>
+              <w:t>20) / ENUM</w:t>
             </w:r>
           </w:p>
         </w:tc>
@@ -36638,6 +37170,7 @@
               <w:t xml:space="preserve">NOT NULL, DEFAULT </w:t>
             </w:r>
             <w:proofErr w:type="spellStart"/>
+            <w:proofErr w:type="gramStart"/>
             <w:r>
               <w:rPr>
                 <w:rFonts w:ascii="Times New Roman" w:hAnsi="Times New Roman" w:cs="Times New Roman"/>
@@ -36653,7 +37186,16 @@
                 <w:sz w:val="24"/>
                 <w:szCs w:val="24"/>
               </w:rPr>
-              <w:t>()</w:t>
+              <w:t>(</w:t>
+            </w:r>
+            <w:proofErr w:type="gramEnd"/>
+            <w:r>
+              <w:rPr>
+                <w:rFonts w:ascii="Times New Roman" w:hAnsi="Times New Roman" w:cs="Times New Roman"/>
+                <w:sz w:val="24"/>
+                <w:szCs w:val="24"/>
+              </w:rPr>
+              <w:t>)</w:t>
             </w:r>
           </w:p>
         </w:tc>
@@ -36690,7 +37232,6 @@
     <w:p>
       <w:pPr>
         <w:spacing w:after="0" w:line="360" w:lineRule="auto"/>
-        <w:ind w:firstLine="709"/>
         <w:jc w:val="both"/>
         <w:rPr>
           <w:rStyle w:val="af3"/>
@@ -37184,13 +37725,23 @@
                 <w:szCs w:val="24"/>
               </w:rPr>
             </w:pPr>
-            <w:r>
-              <w:rPr>
-                <w:rFonts w:ascii="Times New Roman" w:hAnsi="Times New Roman" w:cs="Times New Roman"/>
-                <w:sz w:val="24"/>
-                <w:szCs w:val="24"/>
-              </w:rPr>
-              <w:t>VARCHAR(36) / UUID</w:t>
+            <w:proofErr w:type="gramStart"/>
+            <w:r>
+              <w:rPr>
+                <w:rFonts w:ascii="Times New Roman" w:hAnsi="Times New Roman" w:cs="Times New Roman"/>
+                <w:sz w:val="24"/>
+                <w:szCs w:val="24"/>
+              </w:rPr>
+              <w:t>VARCHAR(</w:t>
+            </w:r>
+            <w:proofErr w:type="gramEnd"/>
+            <w:r>
+              <w:rPr>
+                <w:rFonts w:ascii="Times New Roman" w:hAnsi="Times New Roman" w:cs="Times New Roman"/>
+                <w:sz w:val="24"/>
+                <w:szCs w:val="24"/>
+              </w:rPr>
+              <w:t>36) / UUID</w:t>
             </w:r>
           </w:p>
         </w:tc>
@@ -37222,6 +37773,7 @@
               <w:t xml:space="preserve">PRIMARY KEY, DEFAULT </w:t>
             </w:r>
             <w:proofErr w:type="spellStart"/>
+            <w:proofErr w:type="gramStart"/>
             <w:r>
               <w:rPr>
                 <w:rFonts w:ascii="Times New Roman" w:hAnsi="Times New Roman" w:cs="Times New Roman"/>
@@ -37237,7 +37789,16 @@
                 <w:sz w:val="24"/>
                 <w:szCs w:val="24"/>
               </w:rPr>
-              <w:t>()</w:t>
+              <w:t>(</w:t>
+            </w:r>
+            <w:proofErr w:type="gramEnd"/>
+            <w:r>
+              <w:rPr>
+                <w:rFonts w:ascii="Times New Roman" w:hAnsi="Times New Roman" w:cs="Times New Roman"/>
+                <w:sz w:val="24"/>
+                <w:szCs w:val="24"/>
+              </w:rPr>
+              <w:t>)</w:t>
             </w:r>
           </w:p>
         </w:tc>
@@ -37319,13 +37880,23 @@
                 <w:szCs w:val="24"/>
               </w:rPr>
             </w:pPr>
-            <w:r>
-              <w:rPr>
-                <w:rFonts w:ascii="Times New Roman" w:hAnsi="Times New Roman" w:cs="Times New Roman"/>
-                <w:sz w:val="24"/>
-                <w:szCs w:val="24"/>
-              </w:rPr>
-              <w:t>VARCHAR(36) / UUID</w:t>
+            <w:proofErr w:type="gramStart"/>
+            <w:r>
+              <w:rPr>
+                <w:rFonts w:ascii="Times New Roman" w:hAnsi="Times New Roman" w:cs="Times New Roman"/>
+                <w:sz w:val="24"/>
+                <w:szCs w:val="24"/>
+              </w:rPr>
+              <w:t>VARCHAR(</w:t>
+            </w:r>
+            <w:proofErr w:type="gramEnd"/>
+            <w:r>
+              <w:rPr>
+                <w:rFonts w:ascii="Times New Roman" w:hAnsi="Times New Roman" w:cs="Times New Roman"/>
+                <w:sz w:val="24"/>
+                <w:szCs w:val="24"/>
+              </w:rPr>
+              <w:t>36) / UUID</w:t>
             </w:r>
           </w:p>
         </w:tc>
@@ -37504,13 +38075,23 @@
                 <w:szCs w:val="24"/>
               </w:rPr>
             </w:pPr>
-            <w:r>
-              <w:rPr>
-                <w:rFonts w:ascii="Times New Roman" w:hAnsi="Times New Roman" w:cs="Times New Roman"/>
-                <w:sz w:val="24"/>
-                <w:szCs w:val="24"/>
-              </w:rPr>
-              <w:t>VARCHAR(200)</w:t>
+            <w:proofErr w:type="gramStart"/>
+            <w:r>
+              <w:rPr>
+                <w:rFonts w:ascii="Times New Roman" w:hAnsi="Times New Roman" w:cs="Times New Roman"/>
+                <w:sz w:val="24"/>
+                <w:szCs w:val="24"/>
+              </w:rPr>
+              <w:t>VARCHAR(</w:t>
+            </w:r>
+            <w:proofErr w:type="gramEnd"/>
+            <w:r>
+              <w:rPr>
+                <w:rFonts w:ascii="Times New Roman" w:hAnsi="Times New Roman" w:cs="Times New Roman"/>
+                <w:sz w:val="24"/>
+                <w:szCs w:val="24"/>
+              </w:rPr>
+              <w:t>200)</w:t>
             </w:r>
           </w:p>
         </w:tc>
@@ -38048,10 +38629,8 @@
     </w:tbl>
     <w:p>
       <w:pPr>
-        <w:pStyle w:val="a9"/>
         <w:spacing w:after="0" w:line="360" w:lineRule="auto"/>
-        <w:ind w:left="0" w:right="-23" w:firstLine="851"/>
-        <w:contextualSpacing w:val="0"/>
+        <w:ind w:right="-23"/>
         <w:jc w:val="both"/>
         <w:rPr>
           <w:rStyle w:val="af3"/>
@@ -38488,13 +39067,23 @@
                 <w:szCs w:val="24"/>
               </w:rPr>
             </w:pPr>
-            <w:r>
-              <w:rPr>
-                <w:rFonts w:ascii="Times New Roman" w:hAnsi="Times New Roman" w:cs="Times New Roman"/>
-                <w:sz w:val="24"/>
-                <w:szCs w:val="24"/>
-              </w:rPr>
-              <w:t>VARCHAR(36) / UUID</w:t>
+            <w:proofErr w:type="gramStart"/>
+            <w:r>
+              <w:rPr>
+                <w:rFonts w:ascii="Times New Roman" w:hAnsi="Times New Roman" w:cs="Times New Roman"/>
+                <w:sz w:val="24"/>
+                <w:szCs w:val="24"/>
+              </w:rPr>
+              <w:t>VARCHAR(</w:t>
+            </w:r>
+            <w:proofErr w:type="gramEnd"/>
+            <w:r>
+              <w:rPr>
+                <w:rFonts w:ascii="Times New Roman" w:hAnsi="Times New Roman" w:cs="Times New Roman"/>
+                <w:sz w:val="24"/>
+                <w:szCs w:val="24"/>
+              </w:rPr>
+              <w:t>36) / UUID</w:t>
             </w:r>
           </w:p>
         </w:tc>
@@ -38526,6 +39115,7 @@
               <w:t xml:space="preserve">PRIMARY KEY, DEFAULT </w:t>
             </w:r>
             <w:proofErr w:type="spellStart"/>
+            <w:proofErr w:type="gramStart"/>
             <w:r>
               <w:rPr>
                 <w:rFonts w:ascii="Times New Roman" w:hAnsi="Times New Roman" w:cs="Times New Roman"/>
@@ -38541,7 +39131,16 @@
                 <w:sz w:val="24"/>
                 <w:szCs w:val="24"/>
               </w:rPr>
-              <w:t>()</w:t>
+              <w:t>(</w:t>
+            </w:r>
+            <w:proofErr w:type="gramEnd"/>
+            <w:r>
+              <w:rPr>
+                <w:rFonts w:ascii="Times New Roman" w:hAnsi="Times New Roman" w:cs="Times New Roman"/>
+                <w:sz w:val="24"/>
+                <w:szCs w:val="24"/>
+              </w:rPr>
+              <w:t>)</w:t>
             </w:r>
           </w:p>
         </w:tc>
@@ -38623,13 +39222,23 @@
                 <w:szCs w:val="24"/>
               </w:rPr>
             </w:pPr>
-            <w:r>
-              <w:rPr>
-                <w:rFonts w:ascii="Times New Roman" w:hAnsi="Times New Roman" w:cs="Times New Roman"/>
-                <w:sz w:val="24"/>
-                <w:szCs w:val="24"/>
-              </w:rPr>
-              <w:t>VARCHAR(36) / UUID</w:t>
+            <w:proofErr w:type="gramStart"/>
+            <w:r>
+              <w:rPr>
+                <w:rFonts w:ascii="Times New Roman" w:hAnsi="Times New Roman" w:cs="Times New Roman"/>
+                <w:sz w:val="24"/>
+                <w:szCs w:val="24"/>
+              </w:rPr>
+              <w:t>VARCHAR(</w:t>
+            </w:r>
+            <w:proofErr w:type="gramEnd"/>
+            <w:r>
+              <w:rPr>
+                <w:rFonts w:ascii="Times New Roman" w:hAnsi="Times New Roman" w:cs="Times New Roman"/>
+                <w:sz w:val="24"/>
+                <w:szCs w:val="24"/>
+              </w:rPr>
+              <w:t>36) / UUID</w:t>
             </w:r>
           </w:p>
         </w:tc>
@@ -38761,13 +39370,23 @@
                 <w:szCs w:val="24"/>
               </w:rPr>
             </w:pPr>
-            <w:r>
-              <w:rPr>
-                <w:rFonts w:ascii="Times New Roman" w:hAnsi="Times New Roman" w:cs="Times New Roman"/>
-                <w:sz w:val="24"/>
-                <w:szCs w:val="24"/>
-              </w:rPr>
-              <w:t>VARCHAR(36) / UUID</w:t>
+            <w:proofErr w:type="gramStart"/>
+            <w:r>
+              <w:rPr>
+                <w:rFonts w:ascii="Times New Roman" w:hAnsi="Times New Roman" w:cs="Times New Roman"/>
+                <w:sz w:val="24"/>
+                <w:szCs w:val="24"/>
+              </w:rPr>
+              <w:t>VARCHAR(</w:t>
+            </w:r>
+            <w:proofErr w:type="gramEnd"/>
+            <w:r>
+              <w:rPr>
+                <w:rFonts w:ascii="Times New Roman" w:hAnsi="Times New Roman" w:cs="Times New Roman"/>
+                <w:sz w:val="24"/>
+                <w:szCs w:val="24"/>
+              </w:rPr>
+              <w:t>36) / UUID</w:t>
             </w:r>
           </w:p>
         </w:tc>
@@ -39116,13 +39735,23 @@
                 <w:szCs w:val="24"/>
               </w:rPr>
             </w:pPr>
-            <w:r>
-              <w:rPr>
-                <w:rFonts w:ascii="Times New Roman" w:hAnsi="Times New Roman" w:cs="Times New Roman"/>
-                <w:sz w:val="24"/>
-                <w:szCs w:val="24"/>
-              </w:rPr>
-              <w:t>VARCHAR(500)</w:t>
+            <w:proofErr w:type="gramStart"/>
+            <w:r>
+              <w:rPr>
+                <w:rFonts w:ascii="Times New Roman" w:hAnsi="Times New Roman" w:cs="Times New Roman"/>
+                <w:sz w:val="24"/>
+                <w:szCs w:val="24"/>
+              </w:rPr>
+              <w:t>VARCHAR(</w:t>
+            </w:r>
+            <w:proofErr w:type="gramEnd"/>
+            <w:r>
+              <w:rPr>
+                <w:rFonts w:ascii="Times New Roman" w:hAnsi="Times New Roman" w:cs="Times New Roman"/>
+                <w:sz w:val="24"/>
+                <w:szCs w:val="24"/>
+              </w:rPr>
+              <w:t>500)</w:t>
             </w:r>
           </w:p>
         </w:tc>
@@ -39220,13 +39849,23 @@
                 <w:szCs w:val="24"/>
               </w:rPr>
             </w:pPr>
-            <w:r>
-              <w:rPr>
-                <w:rFonts w:ascii="Times New Roman" w:hAnsi="Times New Roman" w:cs="Times New Roman"/>
-                <w:sz w:val="24"/>
-                <w:szCs w:val="24"/>
-              </w:rPr>
-              <w:t>VARCHAR(2000)</w:t>
+            <w:proofErr w:type="gramStart"/>
+            <w:r>
+              <w:rPr>
+                <w:rFonts w:ascii="Times New Roman" w:hAnsi="Times New Roman" w:cs="Times New Roman"/>
+                <w:sz w:val="24"/>
+                <w:szCs w:val="24"/>
+              </w:rPr>
+              <w:t>VARCHAR(</w:t>
+            </w:r>
+            <w:proofErr w:type="gramEnd"/>
+            <w:r>
+              <w:rPr>
+                <w:rFonts w:ascii="Times New Roman" w:hAnsi="Times New Roman" w:cs="Times New Roman"/>
+                <w:sz w:val="24"/>
+                <w:szCs w:val="24"/>
+              </w:rPr>
+              <w:t>2000)</w:t>
             </w:r>
           </w:p>
         </w:tc>
@@ -39388,9 +40027,7 @@
     </w:tbl>
     <w:p>
       <w:pPr>
-        <w:pStyle w:val="a9"/>
         <w:spacing w:after="0" w:line="360" w:lineRule="auto"/>
-        <w:ind w:left="0" w:firstLine="709"/>
         <w:jc w:val="both"/>
         <w:rPr>
           <w:rStyle w:val="af3"/>
@@ -39950,13 +40587,23 @@
                 <w:szCs w:val="24"/>
               </w:rPr>
             </w:pPr>
-            <w:r>
-              <w:rPr>
-                <w:rFonts w:ascii="Times New Roman" w:hAnsi="Times New Roman" w:cs="Times New Roman"/>
-                <w:sz w:val="24"/>
-                <w:szCs w:val="24"/>
-              </w:rPr>
-              <w:t>VARCHAR(36) / UUID</w:t>
+            <w:proofErr w:type="gramStart"/>
+            <w:r>
+              <w:rPr>
+                <w:rFonts w:ascii="Times New Roman" w:hAnsi="Times New Roman" w:cs="Times New Roman"/>
+                <w:sz w:val="24"/>
+                <w:szCs w:val="24"/>
+              </w:rPr>
+              <w:t>VARCHAR(</w:t>
+            </w:r>
+            <w:proofErr w:type="gramEnd"/>
+            <w:r>
+              <w:rPr>
+                <w:rFonts w:ascii="Times New Roman" w:hAnsi="Times New Roman" w:cs="Times New Roman"/>
+                <w:sz w:val="24"/>
+                <w:szCs w:val="24"/>
+              </w:rPr>
+              <w:t>36) / UUID</w:t>
             </w:r>
           </w:p>
         </w:tc>
@@ -39988,6 +40635,7 @@
               <w:t xml:space="preserve">PRIMARY KEY, DEFAULT </w:t>
             </w:r>
             <w:proofErr w:type="spellStart"/>
+            <w:proofErr w:type="gramStart"/>
             <w:r>
               <w:rPr>
                 <w:rFonts w:ascii="Times New Roman" w:hAnsi="Times New Roman" w:cs="Times New Roman"/>
@@ -40003,7 +40651,16 @@
                 <w:sz w:val="24"/>
                 <w:szCs w:val="24"/>
               </w:rPr>
-              <w:t>()</w:t>
+              <w:t>(</w:t>
+            </w:r>
+            <w:proofErr w:type="gramEnd"/>
+            <w:r>
+              <w:rPr>
+                <w:rFonts w:ascii="Times New Roman" w:hAnsi="Times New Roman" w:cs="Times New Roman"/>
+                <w:sz w:val="24"/>
+                <w:szCs w:val="24"/>
+              </w:rPr>
+              <w:t>)</w:t>
             </w:r>
           </w:p>
         </w:tc>
@@ -40085,13 +40742,23 @@
                 <w:szCs w:val="24"/>
               </w:rPr>
             </w:pPr>
-            <w:r>
-              <w:rPr>
-                <w:rFonts w:ascii="Times New Roman" w:hAnsi="Times New Roman" w:cs="Times New Roman"/>
-                <w:sz w:val="24"/>
-                <w:szCs w:val="24"/>
-              </w:rPr>
-              <w:t>VARCHAR(36) / UUID</w:t>
+            <w:proofErr w:type="gramStart"/>
+            <w:r>
+              <w:rPr>
+                <w:rFonts w:ascii="Times New Roman" w:hAnsi="Times New Roman" w:cs="Times New Roman"/>
+                <w:sz w:val="24"/>
+                <w:szCs w:val="24"/>
+              </w:rPr>
+              <w:t>VARCHAR(</w:t>
+            </w:r>
+            <w:proofErr w:type="gramEnd"/>
+            <w:r>
+              <w:rPr>
+                <w:rFonts w:ascii="Times New Roman" w:hAnsi="Times New Roman" w:cs="Times New Roman"/>
+                <w:sz w:val="24"/>
+                <w:szCs w:val="24"/>
+              </w:rPr>
+              <w:t>36) / UUID</w:t>
             </w:r>
           </w:p>
         </w:tc>
@@ -40223,13 +40890,23 @@
                 <w:szCs w:val="24"/>
               </w:rPr>
             </w:pPr>
-            <w:r>
-              <w:rPr>
-                <w:rFonts w:ascii="Times New Roman" w:hAnsi="Times New Roman" w:cs="Times New Roman"/>
-                <w:sz w:val="24"/>
-                <w:szCs w:val="24"/>
-              </w:rPr>
-              <w:t>VARCHAR(36) / UUID</w:t>
+            <w:proofErr w:type="gramStart"/>
+            <w:r>
+              <w:rPr>
+                <w:rFonts w:ascii="Times New Roman" w:hAnsi="Times New Roman" w:cs="Times New Roman"/>
+                <w:sz w:val="24"/>
+                <w:szCs w:val="24"/>
+              </w:rPr>
+              <w:t>VARCHAR(</w:t>
+            </w:r>
+            <w:proofErr w:type="gramEnd"/>
+            <w:r>
+              <w:rPr>
+                <w:rFonts w:ascii="Times New Roman" w:hAnsi="Times New Roman" w:cs="Times New Roman"/>
+                <w:sz w:val="24"/>
+                <w:szCs w:val="24"/>
+              </w:rPr>
+              <w:t>36) / UUID</w:t>
             </w:r>
           </w:p>
         </w:tc>
@@ -40377,13 +41054,23 @@
                 <w:szCs w:val="24"/>
               </w:rPr>
             </w:pPr>
-            <w:r>
-              <w:rPr>
-                <w:rFonts w:ascii="Times New Roman" w:hAnsi="Times New Roman" w:cs="Times New Roman"/>
-                <w:sz w:val="24"/>
-                <w:szCs w:val="24"/>
-              </w:rPr>
-              <w:t>VARCHAR(36) / UUID</w:t>
+            <w:proofErr w:type="gramStart"/>
+            <w:r>
+              <w:rPr>
+                <w:rFonts w:ascii="Times New Roman" w:hAnsi="Times New Roman" w:cs="Times New Roman"/>
+                <w:sz w:val="24"/>
+                <w:szCs w:val="24"/>
+              </w:rPr>
+              <w:t>VARCHAR(</w:t>
+            </w:r>
+            <w:proofErr w:type="gramEnd"/>
+            <w:r>
+              <w:rPr>
+                <w:rFonts w:ascii="Times New Roman" w:hAnsi="Times New Roman" w:cs="Times New Roman"/>
+                <w:sz w:val="24"/>
+                <w:szCs w:val="24"/>
+              </w:rPr>
+              <w:t>36) / UUID</w:t>
             </w:r>
           </w:p>
         </w:tc>
@@ -40495,13 +41182,23 @@
                 <w:szCs w:val="24"/>
               </w:rPr>
             </w:pPr>
-            <w:r>
-              <w:rPr>
-                <w:rFonts w:ascii="Times New Roman" w:hAnsi="Times New Roman" w:cs="Times New Roman"/>
-                <w:sz w:val="24"/>
-                <w:szCs w:val="24"/>
-              </w:rPr>
-              <w:t>VARCHAR(200)</w:t>
+            <w:proofErr w:type="gramStart"/>
+            <w:r>
+              <w:rPr>
+                <w:rFonts w:ascii="Times New Roman" w:hAnsi="Times New Roman" w:cs="Times New Roman"/>
+                <w:sz w:val="24"/>
+                <w:szCs w:val="24"/>
+              </w:rPr>
+              <w:t>VARCHAR(</w:t>
+            </w:r>
+            <w:proofErr w:type="gramEnd"/>
+            <w:r>
+              <w:rPr>
+                <w:rFonts w:ascii="Times New Roman" w:hAnsi="Times New Roman" w:cs="Times New Roman"/>
+                <w:sz w:val="24"/>
+                <w:szCs w:val="24"/>
+              </w:rPr>
+              <w:t>200)</w:t>
             </w:r>
           </w:p>
         </w:tc>
@@ -40612,13 +41309,23 @@
                 <w:szCs w:val="24"/>
               </w:rPr>
             </w:pPr>
-            <w:r>
-              <w:rPr>
-                <w:rFonts w:ascii="Times New Roman" w:hAnsi="Times New Roman" w:cs="Times New Roman"/>
-                <w:sz w:val="24"/>
-                <w:szCs w:val="24"/>
-              </w:rPr>
-              <w:t>VARCHAR(20) / ENUM</w:t>
+            <w:proofErr w:type="gramStart"/>
+            <w:r>
+              <w:rPr>
+                <w:rFonts w:ascii="Times New Roman" w:hAnsi="Times New Roman" w:cs="Times New Roman"/>
+                <w:sz w:val="24"/>
+                <w:szCs w:val="24"/>
+              </w:rPr>
+              <w:t>VARCHAR(</w:t>
+            </w:r>
+            <w:proofErr w:type="gramEnd"/>
+            <w:r>
+              <w:rPr>
+                <w:rFonts w:ascii="Times New Roman" w:hAnsi="Times New Roman" w:cs="Times New Roman"/>
+                <w:sz w:val="24"/>
+                <w:szCs w:val="24"/>
+              </w:rPr>
+              <w:t>20) / ENUM</w:t>
             </w:r>
           </w:p>
         </w:tc>
@@ -40783,13 +41490,23 @@
                 <w:szCs w:val="24"/>
               </w:rPr>
             </w:pPr>
-            <w:r>
-              <w:rPr>
-                <w:rFonts w:ascii="Times New Roman" w:hAnsi="Times New Roman" w:cs="Times New Roman"/>
-                <w:sz w:val="24"/>
-                <w:szCs w:val="24"/>
-              </w:rPr>
-              <w:t>VARCHAR(2000)</w:t>
+            <w:proofErr w:type="gramStart"/>
+            <w:r>
+              <w:rPr>
+                <w:rFonts w:ascii="Times New Roman" w:hAnsi="Times New Roman" w:cs="Times New Roman"/>
+                <w:sz w:val="24"/>
+                <w:szCs w:val="24"/>
+              </w:rPr>
+              <w:t>VARCHAR(</w:t>
+            </w:r>
+            <w:proofErr w:type="gramEnd"/>
+            <w:r>
+              <w:rPr>
+                <w:rFonts w:ascii="Times New Roman" w:hAnsi="Times New Roman" w:cs="Times New Roman"/>
+                <w:sz w:val="24"/>
+                <w:szCs w:val="24"/>
+              </w:rPr>
+              <w:t>2000)</w:t>
             </w:r>
           </w:p>
         </w:tc>
@@ -41104,6 +41821,7 @@
               <w:t xml:space="preserve">NOT NULL, DEFAULT </w:t>
             </w:r>
             <w:proofErr w:type="spellStart"/>
+            <w:proofErr w:type="gramStart"/>
             <w:r>
               <w:rPr>
                 <w:rFonts w:ascii="Times New Roman" w:hAnsi="Times New Roman" w:cs="Times New Roman"/>
@@ -41119,7 +41837,16 @@
                 <w:sz w:val="24"/>
                 <w:szCs w:val="24"/>
               </w:rPr>
-              <w:t>()</w:t>
+              <w:t>(</w:t>
+            </w:r>
+            <w:proofErr w:type="gramEnd"/>
+            <w:r>
+              <w:rPr>
+                <w:rFonts w:ascii="Times New Roman" w:hAnsi="Times New Roman" w:cs="Times New Roman"/>
+                <w:sz w:val="24"/>
+                <w:szCs w:val="24"/>
+              </w:rPr>
+              <w:t>)</w:t>
             </w:r>
           </w:p>
         </w:tc>
@@ -41152,10 +41879,7 @@
     </w:tbl>
     <w:p>
       <w:pPr>
-        <w:pStyle w:val="a9"/>
         <w:spacing w:after="0" w:line="360" w:lineRule="auto"/>
-        <w:ind w:left="0" w:firstLine="709"/>
-        <w:contextualSpacing w:val="0"/>
         <w:jc w:val="both"/>
         <w:rPr>
           <w:rStyle w:val="af3"/>
@@ -41587,13 +42311,23 @@
                 <w:szCs w:val="24"/>
               </w:rPr>
             </w:pPr>
-            <w:r>
-              <w:rPr>
-                <w:rFonts w:ascii="Times New Roman" w:hAnsi="Times New Roman" w:cs="Times New Roman"/>
-                <w:sz w:val="24"/>
-                <w:szCs w:val="24"/>
-              </w:rPr>
-              <w:t>VARCHAR(36) / UUID</w:t>
+            <w:proofErr w:type="gramStart"/>
+            <w:r>
+              <w:rPr>
+                <w:rFonts w:ascii="Times New Roman" w:hAnsi="Times New Roman" w:cs="Times New Roman"/>
+                <w:sz w:val="24"/>
+                <w:szCs w:val="24"/>
+              </w:rPr>
+              <w:t>VARCHAR(</w:t>
+            </w:r>
+            <w:proofErr w:type="gramEnd"/>
+            <w:r>
+              <w:rPr>
+                <w:rFonts w:ascii="Times New Roman" w:hAnsi="Times New Roman" w:cs="Times New Roman"/>
+                <w:sz w:val="24"/>
+                <w:szCs w:val="24"/>
+              </w:rPr>
+              <w:t>36) / UUID</w:t>
             </w:r>
           </w:p>
         </w:tc>
@@ -41625,6 +42359,7 @@
               <w:t xml:space="preserve">PRIMARY KEY, DEFAULT </w:t>
             </w:r>
             <w:proofErr w:type="spellStart"/>
+            <w:proofErr w:type="gramStart"/>
             <w:r>
               <w:rPr>
                 <w:rFonts w:ascii="Times New Roman" w:hAnsi="Times New Roman" w:cs="Times New Roman"/>
@@ -41640,7 +42375,16 @@
                 <w:sz w:val="24"/>
                 <w:szCs w:val="24"/>
               </w:rPr>
-              <w:t>()</w:t>
+              <w:t>(</w:t>
+            </w:r>
+            <w:proofErr w:type="gramEnd"/>
+            <w:r>
+              <w:rPr>
+                <w:rFonts w:ascii="Times New Roman" w:hAnsi="Times New Roman" w:cs="Times New Roman"/>
+                <w:sz w:val="24"/>
+                <w:szCs w:val="24"/>
+              </w:rPr>
+              <w:t>)</w:t>
             </w:r>
           </w:p>
         </w:tc>
@@ -41722,13 +42466,23 @@
                 <w:szCs w:val="24"/>
               </w:rPr>
             </w:pPr>
-            <w:r>
-              <w:rPr>
-                <w:rFonts w:ascii="Times New Roman" w:hAnsi="Times New Roman" w:cs="Times New Roman"/>
-                <w:sz w:val="24"/>
-                <w:szCs w:val="24"/>
-              </w:rPr>
-              <w:t>VARCHAR(36) / UUID</w:t>
+            <w:proofErr w:type="gramStart"/>
+            <w:r>
+              <w:rPr>
+                <w:rFonts w:ascii="Times New Roman" w:hAnsi="Times New Roman" w:cs="Times New Roman"/>
+                <w:sz w:val="24"/>
+                <w:szCs w:val="24"/>
+              </w:rPr>
+              <w:t>VARCHAR(</w:t>
+            </w:r>
+            <w:proofErr w:type="gramEnd"/>
+            <w:r>
+              <w:rPr>
+                <w:rFonts w:ascii="Times New Roman" w:hAnsi="Times New Roman" w:cs="Times New Roman"/>
+                <w:sz w:val="24"/>
+                <w:szCs w:val="24"/>
+              </w:rPr>
+              <w:t>36) / UUID</w:t>
             </w:r>
           </w:p>
         </w:tc>
@@ -41860,13 +42614,23 @@
                 <w:szCs w:val="24"/>
               </w:rPr>
             </w:pPr>
-            <w:r>
-              <w:rPr>
-                <w:rFonts w:ascii="Times New Roman" w:hAnsi="Times New Roman" w:cs="Times New Roman"/>
-                <w:sz w:val="24"/>
-                <w:szCs w:val="24"/>
-              </w:rPr>
-              <w:t>VARCHAR(36) / UUID</w:t>
+            <w:proofErr w:type="gramStart"/>
+            <w:r>
+              <w:rPr>
+                <w:rFonts w:ascii="Times New Roman" w:hAnsi="Times New Roman" w:cs="Times New Roman"/>
+                <w:sz w:val="24"/>
+                <w:szCs w:val="24"/>
+              </w:rPr>
+              <w:t>VARCHAR(</w:t>
+            </w:r>
+            <w:proofErr w:type="gramEnd"/>
+            <w:r>
+              <w:rPr>
+                <w:rFonts w:ascii="Times New Roman" w:hAnsi="Times New Roman" w:cs="Times New Roman"/>
+                <w:sz w:val="24"/>
+                <w:szCs w:val="24"/>
+              </w:rPr>
+              <w:t>36) / UUID</w:t>
             </w:r>
           </w:p>
         </w:tc>
@@ -42013,13 +42777,23 @@
                 <w:szCs w:val="24"/>
               </w:rPr>
             </w:pPr>
-            <w:r>
-              <w:rPr>
-                <w:rFonts w:ascii="Times New Roman" w:hAnsi="Times New Roman" w:cs="Times New Roman"/>
-                <w:sz w:val="24"/>
-                <w:szCs w:val="24"/>
-              </w:rPr>
-              <w:t>VARCHAR(36) / UUID</w:t>
+            <w:proofErr w:type="gramStart"/>
+            <w:r>
+              <w:rPr>
+                <w:rFonts w:ascii="Times New Roman" w:hAnsi="Times New Roman" w:cs="Times New Roman"/>
+                <w:sz w:val="24"/>
+                <w:szCs w:val="24"/>
+              </w:rPr>
+              <w:t>VARCHAR(</w:t>
+            </w:r>
+            <w:proofErr w:type="gramEnd"/>
+            <w:r>
+              <w:rPr>
+                <w:rFonts w:ascii="Times New Roman" w:hAnsi="Times New Roman" w:cs="Times New Roman"/>
+                <w:sz w:val="24"/>
+                <w:szCs w:val="24"/>
+              </w:rPr>
+              <w:t>36) / UUID</w:t>
             </w:r>
           </w:p>
         </w:tc>
@@ -42131,13 +42905,23 @@
                 <w:szCs w:val="24"/>
               </w:rPr>
             </w:pPr>
-            <w:r>
-              <w:rPr>
-                <w:rFonts w:ascii="Times New Roman" w:hAnsi="Times New Roman" w:cs="Times New Roman"/>
-                <w:sz w:val="24"/>
-                <w:szCs w:val="24"/>
-              </w:rPr>
-              <w:t>VARCHAR(36) / UUID</w:t>
+            <w:proofErr w:type="gramStart"/>
+            <w:r>
+              <w:rPr>
+                <w:rFonts w:ascii="Times New Roman" w:hAnsi="Times New Roman" w:cs="Times New Roman"/>
+                <w:sz w:val="24"/>
+                <w:szCs w:val="24"/>
+              </w:rPr>
+              <w:t>VARCHAR(</w:t>
+            </w:r>
+            <w:proofErr w:type="gramEnd"/>
+            <w:r>
+              <w:rPr>
+                <w:rFonts w:ascii="Times New Roman" w:hAnsi="Times New Roman" w:cs="Times New Roman"/>
+                <w:sz w:val="24"/>
+                <w:szCs w:val="24"/>
+              </w:rPr>
+              <w:t>36) / UUID</w:t>
             </w:r>
           </w:p>
         </w:tc>
@@ -42326,13 +43110,23 @@
                 <w:szCs w:val="24"/>
               </w:rPr>
             </w:pPr>
-            <w:r>
-              <w:rPr>
-                <w:rFonts w:ascii="Times New Roman" w:hAnsi="Times New Roman" w:cs="Times New Roman"/>
-                <w:sz w:val="24"/>
-                <w:szCs w:val="24"/>
-              </w:rPr>
-              <w:t>VARCHAR(200)</w:t>
+            <w:proofErr w:type="gramStart"/>
+            <w:r>
+              <w:rPr>
+                <w:rFonts w:ascii="Times New Roman" w:hAnsi="Times New Roman" w:cs="Times New Roman"/>
+                <w:sz w:val="24"/>
+                <w:szCs w:val="24"/>
+              </w:rPr>
+              <w:t>VARCHAR(</w:t>
+            </w:r>
+            <w:proofErr w:type="gramEnd"/>
+            <w:r>
+              <w:rPr>
+                <w:rFonts w:ascii="Times New Roman" w:hAnsi="Times New Roman" w:cs="Times New Roman"/>
+                <w:sz w:val="24"/>
+                <w:szCs w:val="24"/>
+              </w:rPr>
+              <w:t>200)</w:t>
             </w:r>
           </w:p>
         </w:tc>
@@ -42668,13 +43462,23 @@
                 <w:szCs w:val="24"/>
               </w:rPr>
             </w:pPr>
-            <w:r>
-              <w:rPr>
-                <w:rFonts w:ascii="Times New Roman" w:hAnsi="Times New Roman" w:cs="Times New Roman"/>
-                <w:sz w:val="24"/>
-                <w:szCs w:val="24"/>
-              </w:rPr>
-              <w:t>VARCHAR(20) / ENUM</w:t>
+            <w:proofErr w:type="gramStart"/>
+            <w:r>
+              <w:rPr>
+                <w:rFonts w:ascii="Times New Roman" w:hAnsi="Times New Roman" w:cs="Times New Roman"/>
+                <w:sz w:val="24"/>
+                <w:szCs w:val="24"/>
+              </w:rPr>
+              <w:t>VARCHAR(</w:t>
+            </w:r>
+            <w:proofErr w:type="gramEnd"/>
+            <w:r>
+              <w:rPr>
+                <w:rFonts w:ascii="Times New Roman" w:hAnsi="Times New Roman" w:cs="Times New Roman"/>
+                <w:sz w:val="24"/>
+                <w:szCs w:val="24"/>
+              </w:rPr>
+              <w:t>20) / ENUM</w:t>
             </w:r>
           </w:p>
         </w:tc>
@@ -42874,6 +43678,7 @@
               <w:t xml:space="preserve">NOT NULL, DEFAULT </w:t>
             </w:r>
             <w:proofErr w:type="spellStart"/>
+            <w:proofErr w:type="gramStart"/>
             <w:r>
               <w:rPr>
                 <w:rFonts w:ascii="Times New Roman" w:hAnsi="Times New Roman" w:cs="Times New Roman"/>
@@ -42889,7 +43694,16 @@
                 <w:sz w:val="24"/>
                 <w:szCs w:val="24"/>
               </w:rPr>
-              <w:t>()</w:t>
+              <w:t>(</w:t>
+            </w:r>
+            <w:proofErr w:type="gramEnd"/>
+            <w:r>
+              <w:rPr>
+                <w:rFonts w:ascii="Times New Roman" w:hAnsi="Times New Roman" w:cs="Times New Roman"/>
+                <w:sz w:val="24"/>
+                <w:szCs w:val="24"/>
+              </w:rPr>
+              <w:t>)</w:t>
             </w:r>
           </w:p>
         </w:tc>
@@ -42923,7 +43737,7 @@
     <w:p>
       <w:pPr>
         <w:spacing w:line="360" w:lineRule="auto"/>
-        <w:ind w:left="709" w:right="-23"/>
+        <w:ind w:right="-23"/>
         <w:rPr>
           <w:rStyle w:val="af3"/>
           <w:rFonts w:ascii="Times New Roman" w:hAnsi="Times New Roman" w:cs="Times New Roman"/>
@@ -44547,7 +45361,7 @@
           <w:tab w:val="right" w:leader="dot" w:pos="9426"/>
         </w:tabs>
         <w:spacing w:after="0" w:line="360" w:lineRule="auto"/>
-        <w:ind w:left="0" w:firstLineChars="125" w:firstLine="350"/>
+        <w:ind w:left="0" w:firstLine="709"/>
         <w:contextualSpacing w:val="0"/>
         <w:jc w:val="both"/>
         <w:rPr>
@@ -44715,7 +45529,7 @@
           <w:tab w:val="right" w:leader="dot" w:pos="9426"/>
         </w:tabs>
         <w:spacing w:after="0" w:line="360" w:lineRule="auto"/>
-        <w:ind w:left="0" w:firstLineChars="125" w:firstLine="350"/>
+        <w:ind w:left="0" w:firstLine="709"/>
         <w:jc w:val="both"/>
         <w:rPr>
           <w:rFonts w:ascii="Times New Roman" w:hAnsi="Times New Roman" w:cs="Times New Roman"/>
@@ -44791,7 +45605,7 @@
           <w:sz w:val="28"/>
           <w:szCs w:val="28"/>
         </w:rPr>
-        <w:t xml:space="preserve">‑ссылки/коды/подтверждение), а также </w:t>
+        <w:t xml:space="preserve">‑ссылки/коды/подтверждение), а </w:t>
       </w:r>
       <w:r>
         <w:rPr>
@@ -44800,7 +45614,7 @@
           <w:szCs w:val="28"/>
         </w:rPr>
         <w:lastRenderedPageBreak/>
-        <w:t>уведомления о встречах и задачах (</w:t>
+        <w:t>также уведомления о встречах и задачах (</w:t>
       </w:r>
       <w:proofErr w:type="spellStart"/>
       <w:r>
@@ -44904,7 +45718,7 @@
     <w:p>
       <w:pPr>
         <w:spacing w:after="0" w:line="360" w:lineRule="auto"/>
-        <w:ind w:firstLineChars="125" w:firstLine="350"/>
+        <w:ind w:firstLine="709"/>
         <w:jc w:val="both"/>
         <w:rPr>
           <w:sz w:val="28"/>
@@ -44923,6 +45737,9 @@
     <w:p>
       <w:pPr>
         <w:pStyle w:val="1"/>
+        <w:tabs>
+          <w:tab w:val="left" w:pos="1134"/>
+        </w:tabs>
         <w:ind w:firstLine="709"/>
       </w:pPr>
       <w:bookmarkStart w:id="28" w:name="_Toc218546896"/>
@@ -44944,9 +45761,10 @@
         <w:tabs>
           <w:tab w:val="clear" w:pos="720"/>
           <w:tab w:val="num" w:pos="284"/>
+          <w:tab w:val="left" w:pos="1134"/>
         </w:tabs>
         <w:spacing w:before="0" w:beforeAutospacing="0" w:after="0" w:afterAutospacing="0" w:line="360" w:lineRule="auto"/>
-        <w:ind w:left="0" w:firstLineChars="125" w:firstLine="350"/>
+        <w:ind w:left="0" w:firstLine="709"/>
         <w:jc w:val="both"/>
         <w:rPr>
           <w:sz w:val="28"/>
@@ -45001,9 +45819,10 @@
         <w:tabs>
           <w:tab w:val="clear" w:pos="720"/>
           <w:tab w:val="num" w:pos="284"/>
+          <w:tab w:val="left" w:pos="1134"/>
         </w:tabs>
         <w:spacing w:before="0" w:beforeAutospacing="0" w:after="0" w:afterAutospacing="0" w:line="360" w:lineRule="auto"/>
-        <w:ind w:left="0" w:firstLineChars="125" w:firstLine="350"/>
+        <w:ind w:left="0" w:firstLine="709"/>
         <w:jc w:val="both"/>
         <w:rPr>
           <w:sz w:val="28"/>
@@ -45074,9 +45893,10 @@
         <w:tabs>
           <w:tab w:val="clear" w:pos="720"/>
           <w:tab w:val="num" w:pos="284"/>
+          <w:tab w:val="left" w:pos="1134"/>
         </w:tabs>
         <w:spacing w:before="0" w:beforeAutospacing="0" w:after="0" w:afterAutospacing="0" w:line="360" w:lineRule="auto"/>
-        <w:ind w:left="0" w:firstLineChars="125" w:firstLine="350"/>
+        <w:ind w:left="0" w:firstLine="709"/>
         <w:jc w:val="both"/>
         <w:rPr>
           <w:sz w:val="28"/>
@@ -45131,9 +45951,10 @@
         <w:tabs>
           <w:tab w:val="clear" w:pos="720"/>
           <w:tab w:val="num" w:pos="284"/>
+          <w:tab w:val="left" w:pos="1134"/>
         </w:tabs>
         <w:spacing w:before="0" w:beforeAutospacing="0" w:after="0" w:afterAutospacing="0" w:line="360" w:lineRule="auto"/>
-        <w:ind w:left="0" w:firstLineChars="125" w:firstLine="350"/>
+        <w:ind w:left="0" w:firstLine="709"/>
         <w:jc w:val="both"/>
         <w:rPr>
           <w:sz w:val="28"/>
@@ -45221,9 +46042,10 @@
         <w:tabs>
           <w:tab w:val="clear" w:pos="720"/>
           <w:tab w:val="num" w:pos="284"/>
+          <w:tab w:val="left" w:pos="1134"/>
         </w:tabs>
         <w:spacing w:before="0" w:beforeAutospacing="0" w:after="0" w:afterAutospacing="0" w:line="360" w:lineRule="auto"/>
-        <w:ind w:left="0" w:firstLineChars="125" w:firstLine="350"/>
+        <w:ind w:left="0" w:firstLine="709"/>
         <w:jc w:val="both"/>
         <w:rPr>
           <w:sz w:val="28"/>
@@ -45294,9 +46116,10 @@
         <w:tabs>
           <w:tab w:val="clear" w:pos="720"/>
           <w:tab w:val="num" w:pos="284"/>
+          <w:tab w:val="left" w:pos="1134"/>
         </w:tabs>
         <w:spacing w:before="0" w:beforeAutospacing="0" w:after="0" w:afterAutospacing="0" w:line="360" w:lineRule="auto"/>
-        <w:ind w:left="0" w:firstLineChars="125" w:firstLine="350"/>
+        <w:ind w:left="0" w:firstLine="709"/>
         <w:jc w:val="both"/>
         <w:rPr>
           <w:sz w:val="28"/>
@@ -45351,9 +46174,10 @@
         <w:tabs>
           <w:tab w:val="clear" w:pos="720"/>
           <w:tab w:val="num" w:pos="284"/>
+          <w:tab w:val="left" w:pos="1134"/>
         </w:tabs>
         <w:spacing w:before="0" w:beforeAutospacing="0" w:after="0" w:afterAutospacing="0" w:line="360" w:lineRule="auto"/>
-        <w:ind w:left="0" w:firstLineChars="125" w:firstLine="350"/>
+        <w:ind w:left="0" w:firstLine="709"/>
         <w:jc w:val="both"/>
         <w:rPr>
           <w:sz w:val="28"/>
@@ -45392,9 +46216,10 @@
         <w:tabs>
           <w:tab w:val="clear" w:pos="720"/>
           <w:tab w:val="num" w:pos="284"/>
+          <w:tab w:val="left" w:pos="1134"/>
         </w:tabs>
         <w:spacing w:before="0" w:beforeAutospacing="0" w:after="0" w:afterAutospacing="0" w:line="360" w:lineRule="auto"/>
-        <w:ind w:left="0" w:firstLineChars="125" w:firstLine="350"/>
+        <w:ind w:left="0" w:firstLine="709"/>
         <w:jc w:val="both"/>
         <w:rPr>
           <w:sz w:val="28"/>
@@ -45481,9 +46306,10 @@
         <w:tabs>
           <w:tab w:val="clear" w:pos="720"/>
           <w:tab w:val="num" w:pos="284"/>
+          <w:tab w:val="left" w:pos="1134"/>
         </w:tabs>
         <w:spacing w:before="0" w:beforeAutospacing="0" w:after="0" w:afterAutospacing="0" w:line="360" w:lineRule="auto"/>
-        <w:ind w:left="0" w:firstLineChars="125" w:firstLine="350"/>
+        <w:ind w:left="0" w:firstLine="709"/>
         <w:jc w:val="both"/>
         <w:rPr>
           <w:sz w:val="28"/>
@@ -45570,9 +46396,10 @@
         <w:tabs>
           <w:tab w:val="clear" w:pos="720"/>
           <w:tab w:val="num" w:pos="284"/>
+          <w:tab w:val="left" w:pos="1134"/>
         </w:tabs>
         <w:spacing w:before="0" w:beforeAutospacing="0" w:after="0" w:afterAutospacing="0" w:line="360" w:lineRule="auto"/>
-        <w:ind w:left="0" w:firstLineChars="125" w:firstLine="350"/>
+        <w:ind w:left="0" w:firstLine="709"/>
         <w:jc w:val="both"/>
         <w:rPr>
           <w:sz w:val="28"/>
@@ -45611,9 +46438,10 @@
         <w:tabs>
           <w:tab w:val="clear" w:pos="720"/>
           <w:tab w:val="num" w:pos="284"/>
+          <w:tab w:val="left" w:pos="1134"/>
         </w:tabs>
         <w:spacing w:before="0" w:beforeAutospacing="0" w:after="0" w:afterAutospacing="0" w:line="360" w:lineRule="auto"/>
-        <w:ind w:left="0" w:firstLineChars="125" w:firstLine="350"/>
+        <w:ind w:left="0" w:firstLine="709"/>
         <w:jc w:val="both"/>
         <w:rPr>
           <w:sz w:val="28"/>
@@ -45652,9 +46480,10 @@
         <w:tabs>
           <w:tab w:val="clear" w:pos="720"/>
           <w:tab w:val="num" w:pos="284"/>
+          <w:tab w:val="left" w:pos="1134"/>
         </w:tabs>
         <w:spacing w:before="0" w:beforeAutospacing="0" w:after="0" w:afterAutospacing="0" w:line="360" w:lineRule="auto"/>
-        <w:ind w:left="0" w:firstLineChars="125" w:firstLine="350"/>
+        <w:ind w:left="0" w:firstLine="709"/>
         <w:jc w:val="both"/>
         <w:rPr>
           <w:sz w:val="28"/>
@@ -45725,9 +46554,10 @@
         <w:tabs>
           <w:tab w:val="clear" w:pos="720"/>
           <w:tab w:val="num" w:pos="284"/>
+          <w:tab w:val="left" w:pos="1134"/>
         </w:tabs>
         <w:spacing w:before="0" w:beforeAutospacing="0" w:after="0" w:afterAutospacing="0" w:line="360" w:lineRule="auto"/>
-        <w:ind w:left="0" w:firstLineChars="125" w:firstLine="350"/>
+        <w:ind w:left="0" w:firstLine="709"/>
         <w:jc w:val="both"/>
         <w:rPr>
           <w:sz w:val="28"/>
@@ -45798,9 +46628,10 @@
         <w:tabs>
           <w:tab w:val="clear" w:pos="720"/>
           <w:tab w:val="num" w:pos="284"/>
+          <w:tab w:val="left" w:pos="1134"/>
         </w:tabs>
         <w:spacing w:before="0" w:beforeAutospacing="0" w:after="0" w:afterAutospacing="0" w:line="360" w:lineRule="auto"/>
-        <w:ind w:left="0" w:firstLineChars="125" w:firstLine="350"/>
+        <w:ind w:left="0" w:firstLine="709"/>
         <w:jc w:val="both"/>
       </w:pPr>
       <w:r>
@@ -46404,7 +47235,31 @@
           <w:sz w:val="28"/>
           <w:szCs w:val="28"/>
         </w:rPr>
-        <w:t xml:space="preserve"> Advanced Open Source </w:t>
+        <w:t xml:space="preserve"> Advanced </w:t>
+      </w:r>
+      <w:proofErr w:type="gramStart"/>
+      <w:r>
+        <w:rPr>
+          <w:rStyle w:val="af3"/>
+          <w:rFonts w:ascii="Times New Roman" w:hAnsi="Times New Roman" w:cs="Times New Roman"/>
+          <w:i w:val="0"/>
+          <w:iCs w:val="0"/>
+          <w:sz w:val="28"/>
+          <w:szCs w:val="28"/>
+        </w:rPr>
+        <w:t>Open Source</w:t>
+      </w:r>
+      <w:proofErr w:type="gramEnd"/>
+      <w:r>
+        <w:rPr>
+          <w:rStyle w:val="af3"/>
+          <w:rFonts w:ascii="Times New Roman" w:hAnsi="Times New Roman" w:cs="Times New Roman"/>
+          <w:i w:val="0"/>
+          <w:iCs w:val="0"/>
+          <w:sz w:val="28"/>
+          <w:szCs w:val="28"/>
+        </w:rPr>
+        <w:t xml:space="preserve"> </w:t>
       </w:r>
       <w:proofErr w:type="spellStart"/>
       <w:r>

--- a/students/PoplavskiyVladislav/task_03/Пояснительная_записка.docx
+++ b/students/PoplavskiyVladislav/task_03/Пояснительная_записка.docx
@@ -707,7 +707,6 @@
       <w:pPr>
         <w:widowControl w:val="0"/>
         <w:spacing w:after="0" w:line="360" w:lineRule="auto"/>
-        <w:jc w:val="center"/>
         <w:rPr>
           <w:rFonts w:ascii="Times New Roman" w:hAnsi="Times New Roman" w:cs="Times New Roman"/>
           <w:b/>
@@ -730,7 +729,6 @@
       <w:pPr>
         <w:widowControl w:val="0"/>
         <w:spacing w:after="0" w:line="360" w:lineRule="auto"/>
-        <w:jc w:val="center"/>
         <w:rPr>
           <w:rFonts w:ascii="Times New Roman" w:hAnsi="Times New Roman" w:cs="Times New Roman"/>
           <w:b/>
@@ -1118,7 +1116,7 @@
               <w:noProof/>
               <w:sz w:val="28"/>
               <w:szCs w:val="28"/>
-              <w:lang w:val="ru-BY" w:eastAsia="ru-BY"/>
+              <w:lang w:val="en-US" w:eastAsia="ru-BY"/>
             </w:rPr>
           </w:pPr>
           <w:hyperlink w:anchor="_Toc219059318" w:history="1">
@@ -10947,14 +10945,13 @@
     </w:tbl>
     <w:p>
       <w:pPr>
-        <w:pStyle w:val="a9"/>
         <w:tabs>
           <w:tab w:val="left" w:pos="851"/>
           <w:tab w:val="left" w:pos="1134"/>
           <w:tab w:val="left" w:pos="1276"/>
         </w:tabs>
         <w:spacing w:after="0" w:line="360" w:lineRule="auto"/>
-        <w:ind w:left="0" w:firstLine="709"/>
+        <w:ind w:firstLine="709"/>
         <w:jc w:val="both"/>
         <w:rPr>
           <w:rStyle w:val="af3"/>
@@ -34877,6 +34874,7 @@
     <w:p>
       <w:pPr>
         <w:spacing w:after="0" w:line="360" w:lineRule="auto"/>
+        <w:ind w:firstLine="709"/>
         <w:jc w:val="both"/>
         <w:rPr>
           <w:rStyle w:val="af3"/>
@@ -36124,6 +36122,7 @@
     <w:p>
       <w:pPr>
         <w:spacing w:after="0" w:line="360" w:lineRule="auto"/>
+        <w:ind w:firstLine="709"/>
         <w:jc w:val="both"/>
         <w:rPr>
           <w:rStyle w:val="af3"/>
@@ -37232,6 +37231,7 @@
     <w:p>
       <w:pPr>
         <w:spacing w:after="0" w:line="360" w:lineRule="auto"/>
+        <w:ind w:firstLine="709"/>
         <w:jc w:val="both"/>
         <w:rPr>
           <w:rStyle w:val="af3"/>
@@ -38630,7 +38630,7 @@
     <w:p>
       <w:pPr>
         <w:spacing w:after="0" w:line="360" w:lineRule="auto"/>
-        <w:ind w:right="-23"/>
+        <w:ind w:right="-23" w:firstLine="709"/>
         <w:jc w:val="both"/>
         <w:rPr>
           <w:rStyle w:val="af3"/>
@@ -40028,6 +40028,7 @@
     <w:p>
       <w:pPr>
         <w:spacing w:after="0" w:line="360" w:lineRule="auto"/>
+        <w:ind w:firstLine="709"/>
         <w:jc w:val="both"/>
         <w:rPr>
           <w:rStyle w:val="af3"/>
@@ -41880,6 +41881,7 @@
     <w:p>
       <w:pPr>
         <w:spacing w:after="0" w:line="360" w:lineRule="auto"/>
+        <w:ind w:firstLine="709"/>
         <w:jc w:val="both"/>
         <w:rPr>
           <w:rStyle w:val="af3"/>
@@ -43737,7 +43739,7 @@
     <w:p>
       <w:pPr>
         <w:spacing w:line="360" w:lineRule="auto"/>
-        <w:ind w:right="-23"/>
+        <w:ind w:right="-23" w:firstLine="709"/>
         <w:rPr>
           <w:rStyle w:val="af3"/>
           <w:rFonts w:ascii="Times New Roman" w:hAnsi="Times New Roman" w:cs="Times New Roman"/>
@@ -47984,7 +47986,7 @@
     <w:p>
       <w:pPr>
         <w:pStyle w:val="ds-markdown-paragraph"/>
-        <w:ind w:leftChars="125" w:left="275"/>
+        <w:ind w:leftChars="125" w:left="275" w:firstLine="709"/>
         <w:rPr>
           <w:sz w:val="28"/>
           <w:szCs w:val="28"/>

--- a/students/PoplavskiyVladislav/task_03/Пояснительная_записка.docx
+++ b/students/PoplavskiyVladislav/task_03/Пояснительная_записка.docx
@@ -21,7 +21,7 @@
           <w:sz w:val="28"/>
           <w:szCs w:val="28"/>
         </w:rPr>
-        <w:t xml:space="preserve">Министерство образования Республики Беларусь </w:t>
+        <w:t>Министерство образования Республики Беларусь</w:t>
       </w:r>
     </w:p>
     <w:p>
@@ -43,7 +43,7 @@
           <w:sz w:val="28"/>
           <w:szCs w:val="28"/>
         </w:rPr>
-        <w:t xml:space="preserve">Учреждение образования «Брестский государственный </w:t>
+        <w:t>Учреждение образования «Брестский государственный</w:t>
       </w:r>
     </w:p>
     <w:p>
@@ -65,7 +65,7 @@
           <w:sz w:val="28"/>
           <w:szCs w:val="28"/>
         </w:rPr>
-        <w:t xml:space="preserve">технический университет» </w:t>
+        <w:t>технический университет»</w:t>
       </w:r>
     </w:p>
     <w:p>
@@ -94,7 +94,7 @@
       <w:pPr>
         <w:widowControl w:val="0"/>
         <w:spacing w:after="0" w:line="360" w:lineRule="auto"/>
-        <w:jc w:val="both"/>
+        <w:jc w:val="center"/>
         <w:rPr>
           <w:rFonts w:ascii="Times New Roman" w:hAnsi="Times New Roman" w:cs="Times New Roman"/>
           <w:sz w:val="28"/>
@@ -145,7 +145,7 @@
           <w:sz w:val="28"/>
           <w:szCs w:val="28"/>
         </w:rPr>
-        <w:t xml:space="preserve">ПОЯСНИТЕЛЬНАЯ ЗАПИСКА </w:t>
+        <w:t>ПОЯСНИТЕЛЬНАЯ ЗАПИСКА</w:t>
       </w:r>
     </w:p>
     <w:p>
@@ -411,7 +411,6 @@
         <w:widowControl w:val="0"/>
         <w:spacing w:after="0" w:line="360" w:lineRule="auto"/>
         <w:ind w:left="6521"/>
-        <w:jc w:val="both"/>
         <w:rPr>
           <w:rFonts w:ascii="Times New Roman" w:hAnsi="Times New Roman" w:cs="Times New Roman"/>
           <w:sz w:val="28"/>
@@ -466,7 +465,6 @@
         <w:widowControl w:val="0"/>
         <w:spacing w:after="0" w:line="360" w:lineRule="auto"/>
         <w:ind w:left="6521"/>
-        <w:jc w:val="both"/>
         <w:rPr>
           <w:rFonts w:ascii="Times New Roman" w:hAnsi="Times New Roman" w:cs="Times New Roman"/>
           <w:sz w:val="28"/>
@@ -487,7 +485,6 @@
         <w:widowControl w:val="0"/>
         <w:spacing w:after="0" w:line="360" w:lineRule="auto"/>
         <w:ind w:left="6521"/>
-        <w:jc w:val="both"/>
         <w:rPr>
           <w:rFonts w:ascii="Times New Roman" w:hAnsi="Times New Roman" w:cs="Times New Roman"/>
           <w:sz w:val="28"/>
@@ -508,7 +505,6 @@
         <w:widowControl w:val="0"/>
         <w:spacing w:after="0" w:line="360" w:lineRule="auto"/>
         <w:ind w:left="6521"/>
-        <w:jc w:val="both"/>
         <w:rPr>
           <w:rFonts w:ascii="Times New Roman" w:hAnsi="Times New Roman" w:cs="Times New Roman"/>
           <w:sz w:val="28"/>
@@ -521,7 +517,6 @@
         <w:widowControl w:val="0"/>
         <w:spacing w:after="0" w:line="360" w:lineRule="auto"/>
         <w:ind w:left="6521"/>
-        <w:jc w:val="both"/>
         <w:rPr>
           <w:rFonts w:ascii="Times New Roman" w:hAnsi="Times New Roman" w:cs="Times New Roman"/>
           <w:b/>
@@ -544,7 +539,6 @@
         <w:widowControl w:val="0"/>
         <w:spacing w:after="0" w:line="360" w:lineRule="auto"/>
         <w:ind w:left="6521" w:right="-114"/>
-        <w:jc w:val="both"/>
         <w:rPr>
           <w:rFonts w:ascii="Times New Roman" w:hAnsi="Times New Roman" w:cs="Times New Roman"/>
           <w:sz w:val="28"/>
@@ -565,7 +559,6 @@
         <w:widowControl w:val="0"/>
         <w:spacing w:after="0" w:line="360" w:lineRule="auto"/>
         <w:ind w:left="6521" w:right="-114"/>
-        <w:jc w:val="both"/>
         <w:rPr>
           <w:rFonts w:ascii="Times New Roman" w:hAnsi="Times New Roman" w:cs="Times New Roman"/>
           <w:sz w:val="28"/>
@@ -586,7 +579,6 @@
         <w:widowControl w:val="0"/>
         <w:spacing w:after="0" w:line="360" w:lineRule="auto"/>
         <w:ind w:left="6521"/>
-        <w:jc w:val="both"/>
         <w:rPr>
           <w:rFonts w:ascii="Times New Roman" w:hAnsi="Times New Roman" w:cs="Times New Roman"/>
           <w:sz w:val="28"/>
@@ -625,7 +617,6 @@
         <w:widowControl w:val="0"/>
         <w:spacing w:after="0" w:line="360" w:lineRule="auto"/>
         <w:ind w:left="6663"/>
-        <w:jc w:val="both"/>
         <w:rPr>
           <w:rFonts w:ascii="Times New Roman" w:hAnsi="Times New Roman" w:cs="Times New Roman"/>
           <w:sz w:val="28"/>
@@ -638,7 +629,6 @@
         <w:widowControl w:val="0"/>
         <w:spacing w:after="0" w:line="360" w:lineRule="auto"/>
         <w:ind w:left="6663"/>
-        <w:jc w:val="both"/>
         <w:rPr>
           <w:rFonts w:ascii="Times New Roman" w:hAnsi="Times New Roman" w:cs="Times New Roman"/>
           <w:sz w:val="28"/>
@@ -651,7 +641,6 @@
         <w:widowControl w:val="0"/>
         <w:spacing w:after="0" w:line="360" w:lineRule="auto"/>
         <w:ind w:left="6663"/>
-        <w:jc w:val="both"/>
         <w:rPr>
           <w:rFonts w:ascii="Times New Roman" w:hAnsi="Times New Roman" w:cs="Times New Roman"/>
           <w:sz w:val="28"/>
@@ -707,6 +696,7 @@
       <w:pPr>
         <w:widowControl w:val="0"/>
         <w:spacing w:after="0" w:line="360" w:lineRule="auto"/>
+        <w:ind w:firstLine="709"/>
         <w:rPr>
           <w:rFonts w:ascii="Times New Roman" w:hAnsi="Times New Roman" w:cs="Times New Roman"/>
           <w:b/>
@@ -796,6 +786,7 @@
               <w:tab w:val="right" w:leader="dot" w:pos="10025"/>
             </w:tabs>
             <w:spacing w:after="0" w:line="360" w:lineRule="auto"/>
+            <w:jc w:val="center"/>
             <w:rPr>
               <w:rFonts w:ascii="Times New Roman" w:eastAsiaTheme="minorEastAsia" w:hAnsi="Times New Roman" w:cs="Times New Roman"/>
               <w:noProof/>
@@ -917,6 +908,7 @@
               <w:tab w:val="right" w:leader="dot" w:pos="10025"/>
             </w:tabs>
             <w:spacing w:after="0" w:line="360" w:lineRule="auto"/>
+            <w:jc w:val="center"/>
             <w:rPr>
               <w:rFonts w:ascii="Times New Roman" w:eastAsiaTheme="minorEastAsia" w:hAnsi="Times New Roman" w:cs="Times New Roman"/>
               <w:noProof/>
@@ -1014,6 +1006,7 @@
               <w:tab w:val="right" w:leader="dot" w:pos="10025"/>
             </w:tabs>
             <w:spacing w:after="0" w:line="360" w:lineRule="auto"/>
+            <w:jc w:val="center"/>
             <w:rPr>
               <w:rFonts w:ascii="Times New Roman" w:eastAsiaTheme="minorEastAsia" w:hAnsi="Times New Roman" w:cs="Times New Roman"/>
               <w:noProof/>
@@ -1111,6 +1104,7 @@
               <w:tab w:val="right" w:leader="dot" w:pos="10025"/>
             </w:tabs>
             <w:spacing w:after="0" w:line="360" w:lineRule="auto"/>
+            <w:jc w:val="center"/>
             <w:rPr>
               <w:rFonts w:ascii="Times New Roman" w:eastAsiaTheme="minorEastAsia" w:hAnsi="Times New Roman" w:cs="Times New Roman"/>
               <w:noProof/>
@@ -1208,6 +1202,7 @@
               <w:tab w:val="right" w:leader="dot" w:pos="10025"/>
             </w:tabs>
             <w:spacing w:after="0" w:line="360" w:lineRule="auto"/>
+            <w:jc w:val="center"/>
             <w:rPr>
               <w:rFonts w:ascii="Times New Roman" w:eastAsiaTheme="minorEastAsia" w:hAnsi="Times New Roman" w:cs="Times New Roman"/>
               <w:noProof/>
@@ -1305,6 +1300,7 @@
               <w:tab w:val="right" w:leader="dot" w:pos="10025"/>
             </w:tabs>
             <w:spacing w:after="0" w:line="360" w:lineRule="auto"/>
+            <w:jc w:val="center"/>
             <w:rPr>
               <w:rFonts w:ascii="Times New Roman" w:eastAsiaTheme="minorEastAsia" w:hAnsi="Times New Roman" w:cs="Times New Roman"/>
               <w:noProof/>
@@ -1402,6 +1398,7 @@
               <w:tab w:val="right" w:leader="dot" w:pos="10025"/>
             </w:tabs>
             <w:spacing w:after="0" w:line="360" w:lineRule="auto"/>
+            <w:jc w:val="center"/>
             <w:rPr>
               <w:rFonts w:ascii="Times New Roman" w:eastAsiaTheme="minorEastAsia" w:hAnsi="Times New Roman" w:cs="Times New Roman"/>
               <w:noProof/>
@@ -1499,6 +1496,7 @@
               <w:tab w:val="right" w:leader="dot" w:pos="10025"/>
             </w:tabs>
             <w:spacing w:after="0" w:line="360" w:lineRule="auto"/>
+            <w:jc w:val="center"/>
             <w:rPr>
               <w:rFonts w:ascii="Times New Roman" w:eastAsiaTheme="minorEastAsia" w:hAnsi="Times New Roman" w:cs="Times New Roman"/>
               <w:noProof/>
@@ -1596,6 +1594,7 @@
               <w:tab w:val="right" w:leader="dot" w:pos="10025"/>
             </w:tabs>
             <w:spacing w:after="0" w:line="360" w:lineRule="auto"/>
+            <w:jc w:val="center"/>
             <w:rPr>
               <w:rFonts w:ascii="Times New Roman" w:eastAsiaTheme="minorEastAsia" w:hAnsi="Times New Roman" w:cs="Times New Roman"/>
               <w:noProof/>
@@ -1693,6 +1692,7 @@
               <w:tab w:val="right" w:leader="dot" w:pos="10025"/>
             </w:tabs>
             <w:spacing w:after="0" w:line="360" w:lineRule="auto"/>
+            <w:jc w:val="center"/>
             <w:rPr>
               <w:rFonts w:ascii="Times New Roman" w:eastAsiaTheme="minorEastAsia" w:hAnsi="Times New Roman" w:cs="Times New Roman"/>
               <w:noProof/>
@@ -1814,6 +1814,7 @@
               <w:tab w:val="right" w:leader="dot" w:pos="10025"/>
             </w:tabs>
             <w:spacing w:after="0" w:line="360" w:lineRule="auto"/>
+            <w:jc w:val="center"/>
             <w:rPr>
               <w:rFonts w:ascii="Times New Roman" w:eastAsiaTheme="minorEastAsia" w:hAnsi="Times New Roman" w:cs="Times New Roman"/>
               <w:noProof/>
@@ -1911,6 +1912,7 @@
               <w:tab w:val="right" w:leader="dot" w:pos="10025"/>
             </w:tabs>
             <w:spacing w:after="0" w:line="360" w:lineRule="auto"/>
+            <w:jc w:val="center"/>
             <w:rPr>
               <w:rFonts w:ascii="Times New Roman" w:eastAsiaTheme="minorEastAsia" w:hAnsi="Times New Roman" w:cs="Times New Roman"/>
               <w:noProof/>
@@ -2009,6 +2011,7 @@
               <w:tab w:val="right" w:leader="dot" w:pos="10025"/>
             </w:tabs>
             <w:spacing w:after="0" w:line="360" w:lineRule="auto"/>
+            <w:jc w:val="center"/>
             <w:rPr>
               <w:rFonts w:ascii="Times New Roman" w:eastAsiaTheme="minorEastAsia" w:hAnsi="Times New Roman" w:cs="Times New Roman"/>
               <w:noProof/>
@@ -2106,6 +2109,7 @@
               <w:tab w:val="right" w:leader="dot" w:pos="10025"/>
             </w:tabs>
             <w:spacing w:after="0" w:line="360" w:lineRule="auto"/>
+            <w:jc w:val="center"/>
             <w:rPr>
               <w:rFonts w:ascii="Times New Roman" w:eastAsiaTheme="minorEastAsia" w:hAnsi="Times New Roman" w:cs="Times New Roman"/>
               <w:noProof/>
@@ -2203,6 +2207,7 @@
               <w:tab w:val="right" w:leader="dot" w:pos="10025"/>
             </w:tabs>
             <w:spacing w:after="0" w:line="360" w:lineRule="auto"/>
+            <w:jc w:val="center"/>
             <w:rPr>
               <w:rFonts w:ascii="Times New Roman" w:eastAsiaTheme="minorEastAsia" w:hAnsi="Times New Roman" w:cs="Times New Roman"/>
               <w:noProof/>
@@ -2300,6 +2305,7 @@
               <w:tab w:val="right" w:leader="dot" w:pos="10025"/>
             </w:tabs>
             <w:spacing w:after="0" w:line="360" w:lineRule="auto"/>
+            <w:jc w:val="center"/>
             <w:rPr>
               <w:rFonts w:ascii="Times New Roman" w:eastAsiaTheme="minorEastAsia" w:hAnsi="Times New Roman" w:cs="Times New Roman"/>
               <w:noProof/>
@@ -2399,6 +2405,7 @@
               <w:tab w:val="right" w:leader="dot" w:pos="10025"/>
             </w:tabs>
             <w:spacing w:after="0" w:line="360" w:lineRule="auto"/>
+            <w:jc w:val="center"/>
             <w:rPr>
               <w:rFonts w:ascii="Times New Roman" w:eastAsiaTheme="minorEastAsia" w:hAnsi="Times New Roman" w:cs="Times New Roman"/>
               <w:noProof/>
@@ -2497,6 +2504,7 @@
               <w:tab w:val="right" w:leader="dot" w:pos="10025"/>
             </w:tabs>
             <w:spacing w:after="0" w:line="360" w:lineRule="auto"/>
+            <w:jc w:val="center"/>
             <w:rPr>
               <w:rFonts w:ascii="Times New Roman" w:eastAsiaTheme="minorEastAsia" w:hAnsi="Times New Roman" w:cs="Times New Roman"/>
               <w:noProof/>
@@ -2595,6 +2603,7 @@
               <w:tab w:val="right" w:leader="dot" w:pos="10025"/>
             </w:tabs>
             <w:spacing w:after="0" w:line="360" w:lineRule="auto"/>
+            <w:jc w:val="center"/>
             <w:rPr>
               <w:rFonts w:ascii="Times New Roman" w:eastAsiaTheme="minorEastAsia" w:hAnsi="Times New Roman" w:cs="Times New Roman"/>
               <w:noProof/>
@@ -2705,6 +2714,7 @@
               <w:tab w:val="right" w:leader="dot" w:pos="10025"/>
             </w:tabs>
             <w:spacing w:after="0" w:line="360" w:lineRule="auto"/>
+            <w:jc w:val="center"/>
             <w:rPr>
               <w:rFonts w:ascii="Times New Roman" w:eastAsiaTheme="minorEastAsia" w:hAnsi="Times New Roman" w:cs="Times New Roman"/>
               <w:noProof/>
@@ -2803,6 +2813,7 @@
               <w:tab w:val="right" w:leader="dot" w:pos="10025"/>
             </w:tabs>
             <w:spacing w:after="0" w:line="360" w:lineRule="auto"/>
+            <w:jc w:val="center"/>
             <w:rPr>
               <w:rFonts w:ascii="Times New Roman" w:eastAsiaTheme="minorEastAsia" w:hAnsi="Times New Roman" w:cs="Times New Roman"/>
               <w:noProof/>
@@ -2911,6 +2922,7 @@
               <w:tab w:val="right" w:leader="dot" w:pos="10025"/>
             </w:tabs>
             <w:spacing w:after="0" w:line="360" w:lineRule="auto"/>
+            <w:jc w:val="center"/>
             <w:rPr>
               <w:rFonts w:ascii="Times New Roman" w:eastAsiaTheme="minorEastAsia" w:hAnsi="Times New Roman" w:cs="Times New Roman"/>
               <w:noProof/>
@@ -3008,6 +3020,7 @@
               <w:tab w:val="right" w:leader="dot" w:pos="10025"/>
             </w:tabs>
             <w:spacing w:after="0" w:line="360" w:lineRule="auto"/>
+            <w:jc w:val="center"/>
             <w:rPr>
               <w:rFonts w:ascii="Times New Roman" w:eastAsiaTheme="minorEastAsia" w:hAnsi="Times New Roman" w:cs="Times New Roman"/>
               <w:noProof/>
@@ -3105,6 +3118,7 @@
               <w:tab w:val="right" w:leader="dot" w:pos="10025"/>
             </w:tabs>
             <w:spacing w:after="0" w:line="360" w:lineRule="auto"/>
+            <w:jc w:val="center"/>
             <w:rPr>
               <w:rFonts w:ascii="Times New Roman" w:eastAsiaTheme="minorEastAsia" w:hAnsi="Times New Roman" w:cs="Times New Roman"/>
               <w:noProof/>
@@ -3198,6 +3212,7 @@
         <w:p>
           <w:pPr>
             <w:spacing w:after="0" w:line="360" w:lineRule="auto"/>
+            <w:jc w:val="center"/>
           </w:pPr>
           <w:r>
             <w:rPr>
@@ -49219,7 +49234,7 @@
     <w:sectPr>
       <w:headerReference w:type="default" r:id="rId25"/>
       <w:pgSz w:w="11906" w:h="16838" w:code="9"/>
-      <w:pgMar w:top="1134" w:right="567" w:bottom="851" w:left="1304" w:header="0" w:footer="0" w:gutter="0"/>
+      <w:pgMar w:top="1134" w:right="567" w:bottom="851" w:left="1304" w:header="170" w:footer="0" w:gutter="0"/>
       <w:cols w:space="708"/>
       <w:docGrid w:linePitch="360"/>
     </w:sectPr>

--- a/students/PoplavskiyVladislav/task_03/Пояснительная_записка.docx
+++ b/students/PoplavskiyVladislav/task_03/Пояснительная_записка.docx
@@ -10005,8 +10005,7 @@
           <w:iCs w:val="0"/>
         </w:rPr>
       </w:pPr>
-      <w:bookmarkStart w:id="10" w:name="_Toc218546887"/>
-      <w:bookmarkStart w:id="11" w:name="_Toc219059322"/>
+      <w:bookmarkStart w:id="10" w:name="_Toc219059322"/>
       <w:bookmarkEnd w:id="3"/>
       <w:r>
         <w:rPr>
@@ -10016,34 +10015,35 @@
         </w:rPr>
         <w:lastRenderedPageBreak/>
         <w:t>2. Разработка алгоритмов</w:t>
+      </w:r>
+      <w:bookmarkEnd w:id="10"/>
+    </w:p>
+    <w:p>
+      <w:pPr>
+        <w:pStyle w:val="1"/>
+        <w:spacing w:before="520" w:after="780"/>
+        <w:ind w:firstLine="709"/>
+        <w:rPr>
+          <w:rStyle w:val="af3"/>
+          <w:i w:val="0"/>
+          <w:iCs w:val="0"/>
+        </w:rPr>
+      </w:pPr>
+      <w:bookmarkStart w:id="11" w:name="_Toc219059323"/>
+      <w:r>
+        <w:rPr>
+          <w:rStyle w:val="af3"/>
+          <w:i w:val="0"/>
+          <w:iCs w:val="0"/>
+        </w:rPr>
+        <w:t>2.1. Описание сущностей и связей</w:t>
       </w:r>
       <w:bookmarkEnd w:id="11"/>
     </w:p>
     <w:p>
       <w:pPr>
-        <w:pStyle w:val="1"/>
-        <w:spacing w:before="520" w:after="780"/>
+        <w:spacing w:after="0" w:line="360" w:lineRule="auto"/>
         <w:ind w:firstLine="709"/>
-        <w:rPr>
-          <w:rStyle w:val="af3"/>
-          <w:i w:val="0"/>
-          <w:iCs w:val="0"/>
-        </w:rPr>
-      </w:pPr>
-      <w:bookmarkStart w:id="12" w:name="_Toc219059323"/>
-      <w:r>
-        <w:rPr>
-          <w:rStyle w:val="af3"/>
-          <w:i w:val="0"/>
-          <w:iCs w:val="0"/>
-        </w:rPr>
-        <w:t>2.1. Описание сущностей и связей</w:t>
-      </w:r>
-      <w:bookmarkEnd w:id="12"/>
-    </w:p>
-    <w:p>
-      <w:pPr>
-        <w:spacing w:after="0" w:line="360" w:lineRule="auto"/>
         <w:jc w:val="center"/>
         <w:rPr>
           <w:rFonts w:ascii="Times New Roman" w:hAnsi="Times New Roman" w:cs="Times New Roman"/>
@@ -11170,6 +11170,7 @@
           <w:lang w:val="en-US"/>
         </w:rPr>
       </w:pPr>
+      <w:bookmarkStart w:id="12" w:name="_Toc218546887"/>
       <w:r>
         <w:rPr>
           <w:rFonts w:ascii="Times New Roman" w:hAnsi="Times New Roman" w:cs="Times New Roman"/>
@@ -11989,6 +11990,7 @@
     <w:p>
       <w:pPr>
         <w:spacing w:after="0" w:line="360" w:lineRule="auto"/>
+        <w:ind w:firstLine="709"/>
         <w:jc w:val="center"/>
         <w:rPr>
           <w:rFonts w:ascii="Times New Roman" w:hAnsi="Times New Roman" w:cs="Times New Roman"/>
@@ -13660,7 +13662,7 @@
     <w:p>
       <w:pPr>
         <w:spacing w:before="780" w:after="780" w:line="360" w:lineRule="auto"/>
-        <w:ind w:right="-23" w:firstLine="851"/>
+        <w:ind w:right="-23" w:firstLine="709"/>
         <w:contextualSpacing/>
         <w:jc w:val="center"/>
         <w:rPr>
@@ -13722,6 +13724,7 @@
     <w:p>
       <w:pPr>
         <w:spacing w:after="0" w:line="360" w:lineRule="auto"/>
+        <w:ind w:firstLine="709"/>
         <w:jc w:val="center"/>
         <w:rPr>
           <w:rStyle w:val="ae"/>
@@ -13888,7 +13891,7 @@
     <w:p>
       <w:pPr>
         <w:spacing w:after="780" w:line="360" w:lineRule="auto"/>
-        <w:ind w:right="-23" w:firstLine="851"/>
+        <w:ind w:right="-23" w:firstLine="709"/>
         <w:contextualSpacing/>
         <w:jc w:val="center"/>
         <w:rPr>
@@ -13946,6 +13949,7 @@
     <w:p>
       <w:pPr>
         <w:spacing w:after="0" w:line="360" w:lineRule="auto"/>
+        <w:ind w:firstLine="709"/>
         <w:contextualSpacing/>
         <w:jc w:val="center"/>
         <w:rPr>
@@ -14179,7 +14183,7 @@
     <w:p>
       <w:pPr>
         <w:spacing w:after="520" w:line="360" w:lineRule="auto"/>
-        <w:ind w:left="851" w:right="-23"/>
+        <w:ind w:left="851" w:right="-23" w:firstLine="709"/>
         <w:contextualSpacing/>
         <w:jc w:val="center"/>
         <w:rPr>
@@ -14239,6 +14243,7 @@
     <w:p>
       <w:pPr>
         <w:spacing w:after="0" w:line="360" w:lineRule="auto"/>
+        <w:ind w:firstLine="709"/>
         <w:jc w:val="center"/>
         <w:rPr>
           <w:rStyle w:val="af3"/>
@@ -14499,7 +14504,7 @@
     <w:p>
       <w:pPr>
         <w:spacing w:after="520" w:line="360" w:lineRule="auto"/>
-        <w:ind w:right="-23"/>
+        <w:ind w:right="-23" w:firstLine="709"/>
         <w:contextualSpacing/>
         <w:jc w:val="center"/>
         <w:rPr>
@@ -14556,6 +14561,7 @@
     <w:p>
       <w:pPr>
         <w:spacing w:after="0" w:line="360" w:lineRule="auto"/>
+        <w:ind w:firstLine="709"/>
         <w:jc w:val="center"/>
         <w:rPr>
           <w:rStyle w:val="af3"/>
@@ -14823,7 +14829,7 @@
     <w:p>
       <w:pPr>
         <w:spacing w:after="520" w:line="360" w:lineRule="auto"/>
-        <w:ind w:right="-23"/>
+        <w:ind w:right="-23" w:firstLine="709"/>
         <w:contextualSpacing/>
         <w:jc w:val="center"/>
         <w:rPr>
@@ -14880,6 +14886,7 @@
     <w:p>
       <w:pPr>
         <w:spacing w:after="0" w:line="360" w:lineRule="auto"/>
+        <w:ind w:firstLine="709"/>
         <w:jc w:val="center"/>
         <w:rPr>
           <w:rStyle w:val="af3"/>
@@ -15187,7 +15194,7 @@
     <w:p>
       <w:pPr>
         <w:spacing w:after="520" w:line="360" w:lineRule="auto"/>
-        <w:ind w:right="-23"/>
+        <w:ind w:right="-23" w:firstLine="709"/>
         <w:contextualSpacing/>
         <w:jc w:val="center"/>
         <w:rPr>
@@ -15244,6 +15251,7 @@
     <w:p>
       <w:pPr>
         <w:spacing w:after="0" w:line="360" w:lineRule="auto"/>
+        <w:ind w:firstLine="709"/>
         <w:jc w:val="center"/>
         <w:rPr>
           <w:rStyle w:val="af3"/>
@@ -15589,7 +15597,7 @@
     <w:p>
       <w:pPr>
         <w:spacing w:after="520" w:line="360" w:lineRule="auto"/>
-        <w:ind w:right="-23"/>
+        <w:ind w:right="-23" w:firstLine="709"/>
         <w:contextualSpacing/>
         <w:jc w:val="center"/>
         <w:rPr>
@@ -15648,6 +15656,7 @@
     <w:p>
       <w:pPr>
         <w:spacing w:after="0" w:line="360" w:lineRule="auto"/>
+        <w:ind w:firstLine="709"/>
         <w:jc w:val="center"/>
         <w:rPr>
           <w:rStyle w:val="af3"/>
@@ -15912,7 +15921,7 @@
     <w:p>
       <w:pPr>
         <w:spacing w:after="520" w:line="360" w:lineRule="auto"/>
-        <w:ind w:right="-23"/>
+        <w:ind w:right="-23" w:firstLine="709"/>
         <w:contextualSpacing/>
         <w:jc w:val="center"/>
         <w:rPr>
@@ -15969,6 +15978,7 @@
     <w:p>
       <w:pPr>
         <w:spacing w:after="0" w:line="360" w:lineRule="auto"/>
+        <w:ind w:firstLine="709"/>
         <w:jc w:val="center"/>
         <w:rPr>
           <w:rStyle w:val="af3"/>
@@ -20616,7 +20626,7 @@
         <w:br w:type="page"/>
       </w:r>
       <w:bookmarkStart w:id="17" w:name="_Toc218546894"/>
-      <w:bookmarkEnd w:id="10"/>
+      <w:bookmarkEnd w:id="12"/>
     </w:p>
     <w:p>
       <w:pPr>
@@ -26257,6 +26267,7 @@
     <w:p>
       <w:pPr>
         <w:spacing w:after="0" w:line="360" w:lineRule="auto"/>
+        <w:ind w:firstLine="709"/>
         <w:jc w:val="center"/>
         <w:rPr>
           <w:rFonts w:ascii="Times New Roman" w:hAnsi="Times New Roman" w:cs="Times New Roman"/>
@@ -28421,6 +28432,7 @@
     <w:p>
       <w:pPr>
         <w:spacing w:after="0" w:line="360" w:lineRule="auto"/>
+        <w:ind w:firstLine="709"/>
         <w:jc w:val="center"/>
         <w:rPr>
           <w:rFonts w:ascii="Times New Roman" w:hAnsi="Times New Roman" w:cs="Times New Roman"/>
@@ -31219,6 +31231,7 @@
     <w:p>
       <w:pPr>
         <w:spacing w:after="0" w:line="360" w:lineRule="auto"/>
+        <w:ind w:firstLine="709"/>
         <w:rPr>
           <w:rStyle w:val="af3"/>
           <w:rFonts w:ascii="Times New Roman" w:hAnsi="Times New Roman" w:cs="Times New Roman"/>
@@ -31243,6 +31256,7 @@
     <w:p>
       <w:pPr>
         <w:spacing w:after="0" w:line="360" w:lineRule="auto"/>
+        <w:ind w:firstLine="709"/>
         <w:jc w:val="center"/>
         <w:rPr>
           <w:rFonts w:ascii="Times New Roman" w:hAnsi="Times New Roman" w:cs="Times New Roman"/>
@@ -33764,6 +33778,7 @@
     <w:p>
       <w:pPr>
         <w:spacing w:after="0" w:line="360" w:lineRule="auto"/>
+        <w:ind w:firstLine="709"/>
         <w:jc w:val="center"/>
         <w:rPr>
           <w:rFonts w:ascii="Times New Roman" w:hAnsi="Times New Roman" w:cs="Times New Roman"/>
@@ -35057,6 +35072,7 @@
     <w:p>
       <w:pPr>
         <w:spacing w:after="0" w:line="360" w:lineRule="auto"/>
+        <w:ind w:firstLine="709"/>
         <w:jc w:val="center"/>
         <w:rPr>
           <w:rFonts w:ascii="Times New Roman" w:hAnsi="Times New Roman" w:cs="Times New Roman"/>
@@ -35818,6 +35834,7 @@
     <w:p>
       <w:pPr>
         <w:spacing w:after="0" w:line="360" w:lineRule="auto"/>
+        <w:ind w:firstLine="709"/>
         <w:jc w:val="center"/>
         <w:rPr>
           <w:rFonts w:ascii="Times New Roman" w:hAnsi="Times New Roman" w:cs="Times New Roman"/>
@@ -36281,6 +36298,7 @@
     <w:p>
       <w:pPr>
         <w:spacing w:after="0" w:line="360" w:lineRule="auto"/>
+        <w:ind w:firstLine="709"/>
         <w:jc w:val="center"/>
         <w:rPr>
           <w:rFonts w:ascii="Times New Roman" w:hAnsi="Times New Roman" w:cs="Times New Roman"/>
@@ -37486,6 +37504,7 @@
     <w:p>
       <w:pPr>
         <w:spacing w:after="0" w:line="360" w:lineRule="auto"/>
+        <w:ind w:firstLine="709"/>
         <w:jc w:val="center"/>
         <w:rPr>
           <w:rFonts w:ascii="Times New Roman" w:hAnsi="Times New Roman" w:cs="Times New Roman"/>
@@ -37998,6 +38017,7 @@
     <w:p>
       <w:pPr>
         <w:spacing w:after="0" w:line="360" w:lineRule="auto"/>
+        <w:ind w:firstLine="709"/>
         <w:jc w:val="center"/>
         <w:rPr>
           <w:rFonts w:ascii="Times New Roman" w:hAnsi="Times New Roman" w:cs="Times New Roman"/>
@@ -38828,6 +38848,7 @@
     <w:p>
       <w:pPr>
         <w:spacing w:after="0" w:line="360" w:lineRule="auto"/>
+        <w:ind w:firstLine="709"/>
         <w:jc w:val="center"/>
         <w:rPr>
           <w:rFonts w:ascii="Times New Roman" w:hAnsi="Times New Roman" w:cs="Times New Roman"/>
@@ -40328,7 +40349,7 @@
       <w:pPr>
         <w:pStyle w:val="af"/>
         <w:spacing w:after="0"/>
-        <w:ind w:left="0"/>
+        <w:ind w:left="0" w:firstLine="709"/>
         <w:jc w:val="center"/>
         <w:rPr>
           <w:rStyle w:val="af3"/>
@@ -40348,6 +40369,7 @@
     <w:p>
       <w:pPr>
         <w:spacing w:after="0" w:line="360" w:lineRule="auto"/>
+        <w:ind w:firstLine="709"/>
         <w:jc w:val="center"/>
         <w:rPr>
           <w:rFonts w:ascii="Times New Roman" w:hAnsi="Times New Roman" w:cs="Times New Roman"/>
@@ -42066,6 +42088,7 @@
     <w:p>
       <w:pPr>
         <w:spacing w:after="0" w:line="360" w:lineRule="auto"/>
+        <w:ind w:firstLine="709"/>
         <w:jc w:val="center"/>
         <w:rPr>
           <w:rFonts w:ascii="Times New Roman" w:hAnsi="Times New Roman" w:cs="Times New Roman"/>
@@ -43040,7 +43063,13 @@
     <w:p>
       <w:pPr>
         <w:spacing w:after="0" w:line="360" w:lineRule="auto"/>
+        <w:ind w:firstLine="709"/>
         <w:jc w:val="center"/>
+        <w:rPr>
+          <w:rFonts w:ascii="Times New Roman" w:hAnsi="Times New Roman" w:cs="Times New Roman"/>
+          <w:sz w:val="28"/>
+          <w:szCs w:val="28"/>
+        </w:rPr>
       </w:pPr>
       <w:r>
         <w:rPr>
@@ -48012,6 +48041,7 @@
     <w:p>
       <w:pPr>
         <w:pStyle w:val="ds-markdown-paragraph"/>
+        <w:ind w:firstLine="709"/>
         <w:rPr>
           <w:sz w:val="28"/>
           <w:szCs w:val="28"/>

--- a/students/PoplavskiyVladislav/task_03/Пояснительная_записка.docx
+++ b/students/PoplavskiyVladislav/task_03/Пояснительная_записка.docx
@@ -764,7 +764,7 @@
           <w:pPr>
             <w:pStyle w:val="a8"/>
             <w:spacing w:after="0" w:line="360" w:lineRule="auto"/>
-            <w:ind w:firstLine="0"/>
+            <w:ind w:firstLine="709"/>
             <w:jc w:val="center"/>
             <w:rPr>
               <w:rFonts w:cs="Times New Roman"/>
@@ -786,6 +786,7 @@
               <w:tab w:val="right" w:leader="dot" w:pos="10025"/>
             </w:tabs>
             <w:spacing w:after="0" w:line="360" w:lineRule="auto"/>
+            <w:ind w:firstLine="709"/>
             <w:jc w:val="center"/>
             <w:rPr>
               <w:rFonts w:ascii="Times New Roman" w:eastAsiaTheme="minorEastAsia" w:hAnsi="Times New Roman" w:cs="Times New Roman"/>
@@ -908,6 +909,7 @@
               <w:tab w:val="right" w:leader="dot" w:pos="10025"/>
             </w:tabs>
             <w:spacing w:after="0" w:line="360" w:lineRule="auto"/>
+            <w:ind w:firstLine="709"/>
             <w:jc w:val="center"/>
             <w:rPr>
               <w:rFonts w:ascii="Times New Roman" w:eastAsiaTheme="minorEastAsia" w:hAnsi="Times New Roman" w:cs="Times New Roman"/>
@@ -1006,6 +1008,7 @@
               <w:tab w:val="right" w:leader="dot" w:pos="10025"/>
             </w:tabs>
             <w:spacing w:after="0" w:line="360" w:lineRule="auto"/>
+            <w:ind w:firstLine="709"/>
             <w:jc w:val="center"/>
             <w:rPr>
               <w:rFonts w:ascii="Times New Roman" w:eastAsiaTheme="minorEastAsia" w:hAnsi="Times New Roman" w:cs="Times New Roman"/>
@@ -1104,6 +1107,7 @@
               <w:tab w:val="right" w:leader="dot" w:pos="10025"/>
             </w:tabs>
             <w:spacing w:after="0" w:line="360" w:lineRule="auto"/>
+            <w:ind w:firstLine="709"/>
             <w:jc w:val="center"/>
             <w:rPr>
               <w:rFonts w:ascii="Times New Roman" w:eastAsiaTheme="minorEastAsia" w:hAnsi="Times New Roman" w:cs="Times New Roman"/>
@@ -1202,6 +1206,7 @@
               <w:tab w:val="right" w:leader="dot" w:pos="10025"/>
             </w:tabs>
             <w:spacing w:after="0" w:line="360" w:lineRule="auto"/>
+            <w:ind w:firstLine="709"/>
             <w:jc w:val="center"/>
             <w:rPr>
               <w:rFonts w:ascii="Times New Roman" w:eastAsiaTheme="minorEastAsia" w:hAnsi="Times New Roman" w:cs="Times New Roman"/>
@@ -1300,6 +1305,7 @@
               <w:tab w:val="right" w:leader="dot" w:pos="10025"/>
             </w:tabs>
             <w:spacing w:after="0" w:line="360" w:lineRule="auto"/>
+            <w:ind w:firstLine="709"/>
             <w:jc w:val="center"/>
             <w:rPr>
               <w:rFonts w:ascii="Times New Roman" w:eastAsiaTheme="minorEastAsia" w:hAnsi="Times New Roman" w:cs="Times New Roman"/>
@@ -1398,6 +1404,7 @@
               <w:tab w:val="right" w:leader="dot" w:pos="10025"/>
             </w:tabs>
             <w:spacing w:after="0" w:line="360" w:lineRule="auto"/>
+            <w:ind w:firstLine="709"/>
             <w:jc w:val="center"/>
             <w:rPr>
               <w:rFonts w:ascii="Times New Roman" w:eastAsiaTheme="minorEastAsia" w:hAnsi="Times New Roman" w:cs="Times New Roman"/>
@@ -1496,6 +1503,7 @@
               <w:tab w:val="right" w:leader="dot" w:pos="10025"/>
             </w:tabs>
             <w:spacing w:after="0" w:line="360" w:lineRule="auto"/>
+            <w:ind w:firstLine="709"/>
             <w:jc w:val="center"/>
             <w:rPr>
               <w:rFonts w:ascii="Times New Roman" w:eastAsiaTheme="minorEastAsia" w:hAnsi="Times New Roman" w:cs="Times New Roman"/>
@@ -1594,6 +1602,7 @@
               <w:tab w:val="right" w:leader="dot" w:pos="10025"/>
             </w:tabs>
             <w:spacing w:after="0" w:line="360" w:lineRule="auto"/>
+            <w:ind w:firstLine="709"/>
             <w:jc w:val="center"/>
             <w:rPr>
               <w:rFonts w:ascii="Times New Roman" w:eastAsiaTheme="minorEastAsia" w:hAnsi="Times New Roman" w:cs="Times New Roman"/>
@@ -1692,6 +1701,7 @@
               <w:tab w:val="right" w:leader="dot" w:pos="10025"/>
             </w:tabs>
             <w:spacing w:after="0" w:line="360" w:lineRule="auto"/>
+            <w:ind w:firstLine="709"/>
             <w:jc w:val="center"/>
             <w:rPr>
               <w:rFonts w:ascii="Times New Roman" w:eastAsiaTheme="minorEastAsia" w:hAnsi="Times New Roman" w:cs="Times New Roman"/>
@@ -1814,6 +1824,7 @@
               <w:tab w:val="right" w:leader="dot" w:pos="10025"/>
             </w:tabs>
             <w:spacing w:after="0" w:line="360" w:lineRule="auto"/>
+            <w:ind w:firstLine="709"/>
             <w:jc w:val="center"/>
             <w:rPr>
               <w:rFonts w:ascii="Times New Roman" w:eastAsiaTheme="minorEastAsia" w:hAnsi="Times New Roman" w:cs="Times New Roman"/>
@@ -1912,6 +1923,7 @@
               <w:tab w:val="right" w:leader="dot" w:pos="10025"/>
             </w:tabs>
             <w:spacing w:after="0" w:line="360" w:lineRule="auto"/>
+            <w:ind w:firstLine="709"/>
             <w:jc w:val="center"/>
             <w:rPr>
               <w:rFonts w:ascii="Times New Roman" w:eastAsiaTheme="minorEastAsia" w:hAnsi="Times New Roman" w:cs="Times New Roman"/>
@@ -2011,6 +2023,7 @@
               <w:tab w:val="right" w:leader="dot" w:pos="10025"/>
             </w:tabs>
             <w:spacing w:after="0" w:line="360" w:lineRule="auto"/>
+            <w:ind w:firstLine="709"/>
             <w:jc w:val="center"/>
             <w:rPr>
               <w:rFonts w:ascii="Times New Roman" w:eastAsiaTheme="minorEastAsia" w:hAnsi="Times New Roman" w:cs="Times New Roman"/>
@@ -2109,6 +2122,7 @@
               <w:tab w:val="right" w:leader="dot" w:pos="10025"/>
             </w:tabs>
             <w:spacing w:after="0" w:line="360" w:lineRule="auto"/>
+            <w:ind w:firstLine="709"/>
             <w:jc w:val="center"/>
             <w:rPr>
               <w:rFonts w:ascii="Times New Roman" w:eastAsiaTheme="minorEastAsia" w:hAnsi="Times New Roman" w:cs="Times New Roman"/>
@@ -2207,6 +2221,7 @@
               <w:tab w:val="right" w:leader="dot" w:pos="10025"/>
             </w:tabs>
             <w:spacing w:after="0" w:line="360" w:lineRule="auto"/>
+            <w:ind w:firstLine="709"/>
             <w:jc w:val="center"/>
             <w:rPr>
               <w:rFonts w:ascii="Times New Roman" w:eastAsiaTheme="minorEastAsia" w:hAnsi="Times New Roman" w:cs="Times New Roman"/>
@@ -2305,6 +2320,7 @@
               <w:tab w:val="right" w:leader="dot" w:pos="10025"/>
             </w:tabs>
             <w:spacing w:after="0" w:line="360" w:lineRule="auto"/>
+            <w:ind w:firstLine="709"/>
             <w:jc w:val="center"/>
             <w:rPr>
               <w:rFonts w:ascii="Times New Roman" w:eastAsiaTheme="minorEastAsia" w:hAnsi="Times New Roman" w:cs="Times New Roman"/>
@@ -2405,6 +2421,7 @@
               <w:tab w:val="right" w:leader="dot" w:pos="10025"/>
             </w:tabs>
             <w:spacing w:after="0" w:line="360" w:lineRule="auto"/>
+            <w:ind w:firstLine="709"/>
             <w:jc w:val="center"/>
             <w:rPr>
               <w:rFonts w:ascii="Times New Roman" w:eastAsiaTheme="minorEastAsia" w:hAnsi="Times New Roman" w:cs="Times New Roman"/>
@@ -2504,6 +2521,7 @@
               <w:tab w:val="right" w:leader="dot" w:pos="10025"/>
             </w:tabs>
             <w:spacing w:after="0" w:line="360" w:lineRule="auto"/>
+            <w:ind w:firstLine="709"/>
             <w:jc w:val="center"/>
             <w:rPr>
               <w:rFonts w:ascii="Times New Roman" w:eastAsiaTheme="minorEastAsia" w:hAnsi="Times New Roman" w:cs="Times New Roman"/>
@@ -2603,6 +2621,7 @@
               <w:tab w:val="right" w:leader="dot" w:pos="10025"/>
             </w:tabs>
             <w:spacing w:after="0" w:line="360" w:lineRule="auto"/>
+            <w:ind w:firstLine="709"/>
             <w:jc w:val="center"/>
             <w:rPr>
               <w:rFonts w:ascii="Times New Roman" w:eastAsiaTheme="minorEastAsia" w:hAnsi="Times New Roman" w:cs="Times New Roman"/>
@@ -2714,6 +2733,7 @@
               <w:tab w:val="right" w:leader="dot" w:pos="10025"/>
             </w:tabs>
             <w:spacing w:after="0" w:line="360" w:lineRule="auto"/>
+            <w:ind w:firstLine="709"/>
             <w:jc w:val="center"/>
             <w:rPr>
               <w:rFonts w:ascii="Times New Roman" w:eastAsiaTheme="minorEastAsia" w:hAnsi="Times New Roman" w:cs="Times New Roman"/>
@@ -2813,6 +2833,7 @@
               <w:tab w:val="right" w:leader="dot" w:pos="10025"/>
             </w:tabs>
             <w:spacing w:after="0" w:line="360" w:lineRule="auto"/>
+            <w:ind w:firstLine="709"/>
             <w:jc w:val="center"/>
             <w:rPr>
               <w:rFonts w:ascii="Times New Roman" w:eastAsiaTheme="minorEastAsia" w:hAnsi="Times New Roman" w:cs="Times New Roman"/>
@@ -2922,6 +2943,7 @@
               <w:tab w:val="right" w:leader="dot" w:pos="10025"/>
             </w:tabs>
             <w:spacing w:after="0" w:line="360" w:lineRule="auto"/>
+            <w:ind w:firstLine="709"/>
             <w:jc w:val="center"/>
             <w:rPr>
               <w:rFonts w:ascii="Times New Roman" w:eastAsiaTheme="minorEastAsia" w:hAnsi="Times New Roman" w:cs="Times New Roman"/>
@@ -3020,6 +3042,7 @@
               <w:tab w:val="right" w:leader="dot" w:pos="10025"/>
             </w:tabs>
             <w:spacing w:after="0" w:line="360" w:lineRule="auto"/>
+            <w:ind w:firstLine="709"/>
             <w:jc w:val="center"/>
             <w:rPr>
               <w:rFonts w:ascii="Times New Roman" w:eastAsiaTheme="minorEastAsia" w:hAnsi="Times New Roman" w:cs="Times New Roman"/>
@@ -3118,6 +3141,7 @@
               <w:tab w:val="right" w:leader="dot" w:pos="10025"/>
             </w:tabs>
             <w:spacing w:after="0" w:line="360" w:lineRule="auto"/>
+            <w:ind w:firstLine="709"/>
             <w:jc w:val="center"/>
             <w:rPr>
               <w:rFonts w:ascii="Times New Roman" w:eastAsiaTheme="minorEastAsia" w:hAnsi="Times New Roman" w:cs="Times New Roman"/>
@@ -3212,6 +3236,7 @@
         <w:p>
           <w:pPr>
             <w:spacing w:after="0" w:line="360" w:lineRule="auto"/>
+            <w:ind w:firstLine="709"/>
             <w:jc w:val="center"/>
           </w:pPr>
           <w:r>

--- a/students/PoplavskiyVladislav/task_03/Пояснительная_записка.docx
+++ b/students/PoplavskiyVladislav/task_03/Пояснительная_записка.docx
@@ -782,42 +782,19 @@
         <w:p>
           <w:pPr>
             <w:pStyle w:val="11"/>
-            <w:tabs>
-              <w:tab w:val="right" w:leader="dot" w:pos="10025"/>
-            </w:tabs>
-            <w:spacing w:after="0" w:line="360" w:lineRule="auto"/>
-            <w:ind w:firstLine="709"/>
-            <w:jc w:val="center"/>
             <w:rPr>
-              <w:rFonts w:ascii="Times New Roman" w:eastAsiaTheme="minorEastAsia" w:hAnsi="Times New Roman" w:cs="Times New Roman"/>
+              <w:rFonts w:eastAsiaTheme="minorEastAsia"/>
               <w:noProof/>
-              <w:sz w:val="28"/>
-              <w:szCs w:val="28"/>
               <w:lang w:val="ru-BY" w:eastAsia="ru-BY"/>
             </w:rPr>
           </w:pPr>
           <w:r>
-            <w:rPr>
-              <w:rFonts w:ascii="Times New Roman" w:hAnsi="Times New Roman" w:cs="Times New Roman"/>
-              <w:sz w:val="28"/>
-              <w:szCs w:val="28"/>
-            </w:rPr>
             <w:fldChar w:fldCharType="begin"/>
           </w:r>
           <w:r>
-            <w:rPr>
-              <w:rFonts w:ascii="Times New Roman" w:hAnsi="Times New Roman" w:cs="Times New Roman"/>
-              <w:sz w:val="28"/>
-              <w:szCs w:val="28"/>
-            </w:rPr>
             <w:instrText xml:space="preserve"> TOC \o "1-3" \h \z \u </w:instrText>
           </w:r>
           <w:r>
-            <w:rPr>
-              <w:rFonts w:ascii="Times New Roman" w:hAnsi="Times New Roman" w:cs="Times New Roman"/>
-              <w:sz w:val="28"/>
-              <w:szCs w:val="28"/>
-            </w:rPr>
             <w:fldChar w:fldCharType="separate"/>
           </w:r>
           <w:hyperlink w:anchor="_Toc219059315" w:history="1">
@@ -833,70 +810,49 @@
             </w:r>
             <w:r>
               <w:rPr>
-                <w:rFonts w:ascii="Times New Roman" w:hAnsi="Times New Roman" w:cs="Times New Roman"/>
                 <w:noProof/>
                 <w:webHidden/>
-                <w:sz w:val="28"/>
-                <w:szCs w:val="28"/>
               </w:rPr>
               <w:tab/>
             </w:r>
             <w:r>
               <w:rPr>
-                <w:rFonts w:ascii="Times New Roman" w:hAnsi="Times New Roman" w:cs="Times New Roman"/>
                 <w:noProof/>
                 <w:webHidden/>
-                <w:sz w:val="28"/>
-                <w:szCs w:val="28"/>
               </w:rPr>
               <w:fldChar w:fldCharType="begin"/>
             </w:r>
             <w:r>
               <w:rPr>
-                <w:rFonts w:ascii="Times New Roman" w:hAnsi="Times New Roman" w:cs="Times New Roman"/>
                 <w:noProof/>
                 <w:webHidden/>
-                <w:sz w:val="28"/>
-                <w:szCs w:val="28"/>
               </w:rPr>
               <w:instrText xml:space="preserve"> PAGEREF _Toc219059315 \h </w:instrText>
             </w:r>
             <w:r>
               <w:rPr>
-                <w:rFonts w:ascii="Times New Roman" w:hAnsi="Times New Roman" w:cs="Times New Roman"/>
                 <w:noProof/>
                 <w:webHidden/>
-                <w:sz w:val="28"/>
-                <w:szCs w:val="28"/>
-              </w:rPr>
-            </w:r>
-            <w:r>
-              <w:rPr>
-                <w:rFonts w:ascii="Times New Roman" w:hAnsi="Times New Roman" w:cs="Times New Roman"/>
+              </w:rPr>
+            </w:r>
+            <w:r>
+              <w:rPr>
                 <w:noProof/>
                 <w:webHidden/>
-                <w:sz w:val="28"/>
-                <w:szCs w:val="28"/>
               </w:rPr>
               <w:fldChar w:fldCharType="separate"/>
             </w:r>
             <w:r>
               <w:rPr>
-                <w:rFonts w:ascii="Times New Roman" w:hAnsi="Times New Roman" w:cs="Times New Roman"/>
                 <w:noProof/>
                 <w:webHidden/>
-                <w:sz w:val="28"/>
-                <w:szCs w:val="28"/>
               </w:rPr>
               <w:t>4</w:t>
             </w:r>
             <w:r>
               <w:rPr>
-                <w:rFonts w:ascii="Times New Roman" w:hAnsi="Times New Roman" w:cs="Times New Roman"/>
                 <w:noProof/>
                 <w:webHidden/>
-                <w:sz w:val="28"/>
-                <w:szCs w:val="28"/>
               </w:rPr>
               <w:fldChar w:fldCharType="end"/>
             </w:r>
@@ -905,17 +861,9 @@
         <w:p>
           <w:pPr>
             <w:pStyle w:val="11"/>
-            <w:tabs>
-              <w:tab w:val="right" w:leader="dot" w:pos="10025"/>
-            </w:tabs>
-            <w:spacing w:after="0" w:line="360" w:lineRule="auto"/>
-            <w:ind w:firstLine="709"/>
-            <w:jc w:val="center"/>
             <w:rPr>
-              <w:rFonts w:ascii="Times New Roman" w:eastAsiaTheme="minorEastAsia" w:hAnsi="Times New Roman" w:cs="Times New Roman"/>
+              <w:rFonts w:eastAsiaTheme="minorEastAsia"/>
               <w:noProof/>
-              <w:sz w:val="28"/>
-              <w:szCs w:val="28"/>
               <w:lang w:val="ru-BY" w:eastAsia="ru-BY"/>
             </w:rPr>
           </w:pPr>
@@ -932,70 +880,49 @@
             </w:r>
             <w:r>
               <w:rPr>
-                <w:rFonts w:ascii="Times New Roman" w:hAnsi="Times New Roman" w:cs="Times New Roman"/>
                 <w:noProof/>
                 <w:webHidden/>
-                <w:sz w:val="28"/>
-                <w:szCs w:val="28"/>
               </w:rPr>
               <w:tab/>
             </w:r>
             <w:r>
               <w:rPr>
-                <w:rFonts w:ascii="Times New Roman" w:hAnsi="Times New Roman" w:cs="Times New Roman"/>
                 <w:noProof/>
                 <w:webHidden/>
-                <w:sz w:val="28"/>
-                <w:szCs w:val="28"/>
               </w:rPr>
               <w:fldChar w:fldCharType="begin"/>
             </w:r>
             <w:r>
               <w:rPr>
-                <w:rFonts w:ascii="Times New Roman" w:hAnsi="Times New Roman" w:cs="Times New Roman"/>
                 <w:noProof/>
                 <w:webHidden/>
-                <w:sz w:val="28"/>
-                <w:szCs w:val="28"/>
               </w:rPr>
               <w:instrText xml:space="preserve"> PAGEREF _Toc219059316 \h </w:instrText>
             </w:r>
             <w:r>
               <w:rPr>
-                <w:rFonts w:ascii="Times New Roman" w:hAnsi="Times New Roman" w:cs="Times New Roman"/>
                 <w:noProof/>
                 <w:webHidden/>
-                <w:sz w:val="28"/>
-                <w:szCs w:val="28"/>
-              </w:rPr>
-            </w:r>
-            <w:r>
-              <w:rPr>
-                <w:rFonts w:ascii="Times New Roman" w:hAnsi="Times New Roman" w:cs="Times New Roman"/>
+              </w:rPr>
+            </w:r>
+            <w:r>
+              <w:rPr>
                 <w:noProof/>
                 <w:webHidden/>
-                <w:sz w:val="28"/>
-                <w:szCs w:val="28"/>
               </w:rPr>
               <w:fldChar w:fldCharType="separate"/>
             </w:r>
             <w:r>
               <w:rPr>
-                <w:rFonts w:ascii="Times New Roman" w:hAnsi="Times New Roman" w:cs="Times New Roman"/>
                 <w:noProof/>
                 <w:webHidden/>
-                <w:sz w:val="28"/>
-                <w:szCs w:val="28"/>
               </w:rPr>
               <w:t>6</w:t>
             </w:r>
             <w:r>
               <w:rPr>
-                <w:rFonts w:ascii="Times New Roman" w:hAnsi="Times New Roman" w:cs="Times New Roman"/>
                 <w:noProof/>
                 <w:webHidden/>
-                <w:sz w:val="28"/>
-                <w:szCs w:val="28"/>
               </w:rPr>
               <w:fldChar w:fldCharType="end"/>
             </w:r>
@@ -1004,17 +931,9 @@
         <w:p>
           <w:pPr>
             <w:pStyle w:val="11"/>
-            <w:tabs>
-              <w:tab w:val="right" w:leader="dot" w:pos="10025"/>
-            </w:tabs>
-            <w:spacing w:after="0" w:line="360" w:lineRule="auto"/>
-            <w:ind w:firstLine="709"/>
-            <w:jc w:val="center"/>
             <w:rPr>
-              <w:rFonts w:ascii="Times New Roman" w:eastAsiaTheme="minorEastAsia" w:hAnsi="Times New Roman" w:cs="Times New Roman"/>
+              <w:rFonts w:eastAsiaTheme="minorEastAsia"/>
               <w:noProof/>
-              <w:sz w:val="28"/>
-              <w:szCs w:val="28"/>
               <w:lang w:val="ru-BY" w:eastAsia="ru-BY"/>
             </w:rPr>
           </w:pPr>
@@ -1031,70 +950,49 @@
             </w:r>
             <w:r>
               <w:rPr>
-                <w:rFonts w:ascii="Times New Roman" w:hAnsi="Times New Roman" w:cs="Times New Roman"/>
                 <w:noProof/>
                 <w:webHidden/>
-                <w:sz w:val="28"/>
-                <w:szCs w:val="28"/>
               </w:rPr>
               <w:tab/>
             </w:r>
             <w:r>
               <w:rPr>
-                <w:rFonts w:ascii="Times New Roman" w:hAnsi="Times New Roman" w:cs="Times New Roman"/>
                 <w:noProof/>
                 <w:webHidden/>
-                <w:sz w:val="28"/>
-                <w:szCs w:val="28"/>
               </w:rPr>
               <w:fldChar w:fldCharType="begin"/>
             </w:r>
             <w:r>
               <w:rPr>
-                <w:rFonts w:ascii="Times New Roman" w:hAnsi="Times New Roman" w:cs="Times New Roman"/>
                 <w:noProof/>
                 <w:webHidden/>
-                <w:sz w:val="28"/>
-                <w:szCs w:val="28"/>
               </w:rPr>
               <w:instrText xml:space="preserve"> PAGEREF _Toc219059317 \h </w:instrText>
             </w:r>
             <w:r>
               <w:rPr>
-                <w:rFonts w:ascii="Times New Roman" w:hAnsi="Times New Roman" w:cs="Times New Roman"/>
                 <w:noProof/>
                 <w:webHidden/>
-                <w:sz w:val="28"/>
-                <w:szCs w:val="28"/>
-              </w:rPr>
-            </w:r>
-            <w:r>
-              <w:rPr>
-                <w:rFonts w:ascii="Times New Roman" w:hAnsi="Times New Roman" w:cs="Times New Roman"/>
+              </w:rPr>
+            </w:r>
+            <w:r>
+              <w:rPr>
                 <w:noProof/>
                 <w:webHidden/>
-                <w:sz w:val="28"/>
-                <w:szCs w:val="28"/>
               </w:rPr>
               <w:fldChar w:fldCharType="separate"/>
             </w:r>
             <w:r>
               <w:rPr>
-                <w:rFonts w:ascii="Times New Roman" w:hAnsi="Times New Roman" w:cs="Times New Roman"/>
                 <w:noProof/>
                 <w:webHidden/>
-                <w:sz w:val="28"/>
-                <w:szCs w:val="28"/>
               </w:rPr>
               <w:t>6</w:t>
             </w:r>
             <w:r>
               <w:rPr>
-                <w:rFonts w:ascii="Times New Roman" w:hAnsi="Times New Roman" w:cs="Times New Roman"/>
                 <w:noProof/>
                 <w:webHidden/>
-                <w:sz w:val="28"/>
-                <w:szCs w:val="28"/>
               </w:rPr>
               <w:fldChar w:fldCharType="end"/>
             </w:r>
@@ -1103,17 +1001,9 @@
         <w:p>
           <w:pPr>
             <w:pStyle w:val="11"/>
-            <w:tabs>
-              <w:tab w:val="right" w:leader="dot" w:pos="10025"/>
-            </w:tabs>
-            <w:spacing w:after="0" w:line="360" w:lineRule="auto"/>
-            <w:ind w:firstLine="709"/>
-            <w:jc w:val="center"/>
             <w:rPr>
-              <w:rFonts w:ascii="Times New Roman" w:eastAsiaTheme="minorEastAsia" w:hAnsi="Times New Roman" w:cs="Times New Roman"/>
+              <w:rFonts w:eastAsiaTheme="minorEastAsia"/>
               <w:noProof/>
-              <w:sz w:val="28"/>
-              <w:szCs w:val="28"/>
               <w:lang w:val="en-US" w:eastAsia="ru-BY"/>
             </w:rPr>
           </w:pPr>
@@ -1130,70 +1020,49 @@
             </w:r>
             <w:r>
               <w:rPr>
-                <w:rFonts w:ascii="Times New Roman" w:hAnsi="Times New Roman" w:cs="Times New Roman"/>
                 <w:noProof/>
                 <w:webHidden/>
-                <w:sz w:val="28"/>
-                <w:szCs w:val="28"/>
               </w:rPr>
               <w:tab/>
             </w:r>
             <w:r>
               <w:rPr>
-                <w:rFonts w:ascii="Times New Roman" w:hAnsi="Times New Roman" w:cs="Times New Roman"/>
                 <w:noProof/>
                 <w:webHidden/>
-                <w:sz w:val="28"/>
-                <w:szCs w:val="28"/>
               </w:rPr>
               <w:fldChar w:fldCharType="begin"/>
             </w:r>
             <w:r>
               <w:rPr>
-                <w:rFonts w:ascii="Times New Roman" w:hAnsi="Times New Roman" w:cs="Times New Roman"/>
                 <w:noProof/>
                 <w:webHidden/>
-                <w:sz w:val="28"/>
-                <w:szCs w:val="28"/>
               </w:rPr>
               <w:instrText xml:space="preserve"> PAGEREF _Toc219059318 \h </w:instrText>
             </w:r>
             <w:r>
               <w:rPr>
-                <w:rFonts w:ascii="Times New Roman" w:hAnsi="Times New Roman" w:cs="Times New Roman"/>
                 <w:noProof/>
                 <w:webHidden/>
-                <w:sz w:val="28"/>
-                <w:szCs w:val="28"/>
-              </w:rPr>
-            </w:r>
-            <w:r>
-              <w:rPr>
-                <w:rFonts w:ascii="Times New Roman" w:hAnsi="Times New Roman" w:cs="Times New Roman"/>
+              </w:rPr>
+            </w:r>
+            <w:r>
+              <w:rPr>
                 <w:noProof/>
                 <w:webHidden/>
-                <w:sz w:val="28"/>
-                <w:szCs w:val="28"/>
               </w:rPr>
               <w:fldChar w:fldCharType="separate"/>
             </w:r>
             <w:r>
               <w:rPr>
-                <w:rFonts w:ascii="Times New Roman" w:hAnsi="Times New Roman" w:cs="Times New Roman"/>
                 <w:noProof/>
                 <w:webHidden/>
-                <w:sz w:val="28"/>
-                <w:szCs w:val="28"/>
               </w:rPr>
               <w:t>8</w:t>
             </w:r>
             <w:r>
               <w:rPr>
-                <w:rFonts w:ascii="Times New Roman" w:hAnsi="Times New Roman" w:cs="Times New Roman"/>
                 <w:noProof/>
                 <w:webHidden/>
-                <w:sz w:val="28"/>
-                <w:szCs w:val="28"/>
               </w:rPr>
               <w:fldChar w:fldCharType="end"/>
             </w:r>
@@ -1202,17 +1071,9 @@
         <w:p>
           <w:pPr>
             <w:pStyle w:val="11"/>
-            <w:tabs>
-              <w:tab w:val="right" w:leader="dot" w:pos="10025"/>
-            </w:tabs>
-            <w:spacing w:after="0" w:line="360" w:lineRule="auto"/>
-            <w:ind w:firstLine="709"/>
-            <w:jc w:val="center"/>
             <w:rPr>
-              <w:rFonts w:ascii="Times New Roman" w:eastAsiaTheme="minorEastAsia" w:hAnsi="Times New Roman" w:cs="Times New Roman"/>
+              <w:rFonts w:eastAsiaTheme="minorEastAsia"/>
               <w:noProof/>
-              <w:sz w:val="28"/>
-              <w:szCs w:val="28"/>
               <w:lang w:val="ru-BY" w:eastAsia="ru-BY"/>
             </w:rPr>
           </w:pPr>
@@ -1229,70 +1090,49 @@
             </w:r>
             <w:r>
               <w:rPr>
-                <w:rFonts w:ascii="Times New Roman" w:hAnsi="Times New Roman" w:cs="Times New Roman"/>
                 <w:noProof/>
                 <w:webHidden/>
-                <w:sz w:val="28"/>
-                <w:szCs w:val="28"/>
               </w:rPr>
               <w:tab/>
             </w:r>
             <w:r>
               <w:rPr>
-                <w:rFonts w:ascii="Times New Roman" w:hAnsi="Times New Roman" w:cs="Times New Roman"/>
                 <w:noProof/>
                 <w:webHidden/>
-                <w:sz w:val="28"/>
-                <w:szCs w:val="28"/>
               </w:rPr>
               <w:fldChar w:fldCharType="begin"/>
             </w:r>
             <w:r>
               <w:rPr>
-                <w:rFonts w:ascii="Times New Roman" w:hAnsi="Times New Roman" w:cs="Times New Roman"/>
                 <w:noProof/>
                 <w:webHidden/>
-                <w:sz w:val="28"/>
-                <w:szCs w:val="28"/>
               </w:rPr>
               <w:instrText xml:space="preserve"> PAGEREF _Toc219059319 \h </w:instrText>
             </w:r>
             <w:r>
               <w:rPr>
-                <w:rFonts w:ascii="Times New Roman" w:hAnsi="Times New Roman" w:cs="Times New Roman"/>
                 <w:noProof/>
                 <w:webHidden/>
-                <w:sz w:val="28"/>
-                <w:szCs w:val="28"/>
-              </w:rPr>
-            </w:r>
-            <w:r>
-              <w:rPr>
-                <w:rFonts w:ascii="Times New Roman" w:hAnsi="Times New Roman" w:cs="Times New Roman"/>
+              </w:rPr>
+            </w:r>
+            <w:r>
+              <w:rPr>
                 <w:noProof/>
                 <w:webHidden/>
-                <w:sz w:val="28"/>
-                <w:szCs w:val="28"/>
               </w:rPr>
               <w:fldChar w:fldCharType="separate"/>
             </w:r>
             <w:r>
               <w:rPr>
-                <w:rFonts w:ascii="Times New Roman" w:hAnsi="Times New Roman" w:cs="Times New Roman"/>
                 <w:noProof/>
                 <w:webHidden/>
-                <w:sz w:val="28"/>
-                <w:szCs w:val="28"/>
               </w:rPr>
               <w:t>9</w:t>
             </w:r>
             <w:r>
               <w:rPr>
-                <w:rFonts w:ascii="Times New Roman" w:hAnsi="Times New Roman" w:cs="Times New Roman"/>
                 <w:noProof/>
                 <w:webHidden/>
-                <w:sz w:val="28"/>
-                <w:szCs w:val="28"/>
               </w:rPr>
               <w:fldChar w:fldCharType="end"/>
             </w:r>
@@ -1301,17 +1141,9 @@
         <w:p>
           <w:pPr>
             <w:pStyle w:val="11"/>
-            <w:tabs>
-              <w:tab w:val="right" w:leader="dot" w:pos="10025"/>
-            </w:tabs>
-            <w:spacing w:after="0" w:line="360" w:lineRule="auto"/>
-            <w:ind w:firstLine="709"/>
-            <w:jc w:val="center"/>
             <w:rPr>
-              <w:rFonts w:ascii="Times New Roman" w:eastAsiaTheme="minorEastAsia" w:hAnsi="Times New Roman" w:cs="Times New Roman"/>
+              <w:rFonts w:eastAsiaTheme="minorEastAsia"/>
               <w:noProof/>
-              <w:sz w:val="28"/>
-              <w:szCs w:val="28"/>
               <w:lang w:val="ru-BY" w:eastAsia="ru-BY"/>
             </w:rPr>
           </w:pPr>
@@ -1328,70 +1160,49 @@
             </w:r>
             <w:r>
               <w:rPr>
-                <w:rFonts w:ascii="Times New Roman" w:hAnsi="Times New Roman" w:cs="Times New Roman"/>
                 <w:noProof/>
                 <w:webHidden/>
-                <w:sz w:val="28"/>
-                <w:szCs w:val="28"/>
               </w:rPr>
               <w:tab/>
             </w:r>
             <w:r>
               <w:rPr>
-                <w:rFonts w:ascii="Times New Roman" w:hAnsi="Times New Roman" w:cs="Times New Roman"/>
                 <w:noProof/>
                 <w:webHidden/>
-                <w:sz w:val="28"/>
-                <w:szCs w:val="28"/>
               </w:rPr>
               <w:fldChar w:fldCharType="begin"/>
             </w:r>
             <w:r>
               <w:rPr>
-                <w:rFonts w:ascii="Times New Roman" w:hAnsi="Times New Roman" w:cs="Times New Roman"/>
                 <w:noProof/>
                 <w:webHidden/>
-                <w:sz w:val="28"/>
-                <w:szCs w:val="28"/>
               </w:rPr>
               <w:instrText xml:space="preserve"> PAGEREF _Toc219059320 \h </w:instrText>
             </w:r>
             <w:r>
               <w:rPr>
-                <w:rFonts w:ascii="Times New Roman" w:hAnsi="Times New Roman" w:cs="Times New Roman"/>
                 <w:noProof/>
                 <w:webHidden/>
-                <w:sz w:val="28"/>
-                <w:szCs w:val="28"/>
-              </w:rPr>
-            </w:r>
-            <w:r>
-              <w:rPr>
-                <w:rFonts w:ascii="Times New Roman" w:hAnsi="Times New Roman" w:cs="Times New Roman"/>
+              </w:rPr>
+            </w:r>
+            <w:r>
+              <w:rPr>
                 <w:noProof/>
                 <w:webHidden/>
-                <w:sz w:val="28"/>
-                <w:szCs w:val="28"/>
               </w:rPr>
               <w:fldChar w:fldCharType="separate"/>
             </w:r>
             <w:r>
               <w:rPr>
-                <w:rFonts w:ascii="Times New Roman" w:hAnsi="Times New Roman" w:cs="Times New Roman"/>
                 <w:noProof/>
                 <w:webHidden/>
-                <w:sz w:val="28"/>
-                <w:szCs w:val="28"/>
               </w:rPr>
               <w:t>10</w:t>
             </w:r>
             <w:r>
               <w:rPr>
-                <w:rFonts w:ascii="Times New Roman" w:hAnsi="Times New Roman" w:cs="Times New Roman"/>
                 <w:noProof/>
                 <w:webHidden/>
-                <w:sz w:val="28"/>
-                <w:szCs w:val="28"/>
               </w:rPr>
               <w:fldChar w:fldCharType="end"/>
             </w:r>
@@ -1400,17 +1211,9 @@
         <w:p>
           <w:pPr>
             <w:pStyle w:val="11"/>
-            <w:tabs>
-              <w:tab w:val="right" w:leader="dot" w:pos="10025"/>
-            </w:tabs>
-            <w:spacing w:after="0" w:line="360" w:lineRule="auto"/>
-            <w:ind w:firstLine="709"/>
-            <w:jc w:val="center"/>
             <w:rPr>
-              <w:rFonts w:ascii="Times New Roman" w:eastAsiaTheme="minorEastAsia" w:hAnsi="Times New Roman" w:cs="Times New Roman"/>
+              <w:rFonts w:eastAsiaTheme="minorEastAsia"/>
               <w:noProof/>
-              <w:sz w:val="28"/>
-              <w:szCs w:val="28"/>
               <w:lang w:val="ru-BY" w:eastAsia="ru-BY"/>
             </w:rPr>
           </w:pPr>
@@ -1427,70 +1230,49 @@
             </w:r>
             <w:r>
               <w:rPr>
-                <w:rFonts w:ascii="Times New Roman" w:hAnsi="Times New Roman" w:cs="Times New Roman"/>
                 <w:noProof/>
                 <w:webHidden/>
-                <w:sz w:val="28"/>
-                <w:szCs w:val="28"/>
               </w:rPr>
               <w:tab/>
             </w:r>
             <w:r>
               <w:rPr>
-                <w:rFonts w:ascii="Times New Roman" w:hAnsi="Times New Roman" w:cs="Times New Roman"/>
                 <w:noProof/>
                 <w:webHidden/>
-                <w:sz w:val="28"/>
-                <w:szCs w:val="28"/>
               </w:rPr>
               <w:fldChar w:fldCharType="begin"/>
             </w:r>
             <w:r>
               <w:rPr>
-                <w:rFonts w:ascii="Times New Roman" w:hAnsi="Times New Roman" w:cs="Times New Roman"/>
                 <w:noProof/>
                 <w:webHidden/>
-                <w:sz w:val="28"/>
-                <w:szCs w:val="28"/>
               </w:rPr>
               <w:instrText xml:space="preserve"> PAGEREF _Toc219059321 \h </w:instrText>
             </w:r>
             <w:r>
               <w:rPr>
-                <w:rFonts w:ascii="Times New Roman" w:hAnsi="Times New Roman" w:cs="Times New Roman"/>
                 <w:noProof/>
                 <w:webHidden/>
-                <w:sz w:val="28"/>
-                <w:szCs w:val="28"/>
-              </w:rPr>
-            </w:r>
-            <w:r>
-              <w:rPr>
-                <w:rFonts w:ascii="Times New Roman" w:hAnsi="Times New Roman" w:cs="Times New Roman"/>
+              </w:rPr>
+            </w:r>
+            <w:r>
+              <w:rPr>
                 <w:noProof/>
                 <w:webHidden/>
-                <w:sz w:val="28"/>
-                <w:szCs w:val="28"/>
               </w:rPr>
               <w:fldChar w:fldCharType="separate"/>
             </w:r>
             <w:r>
               <w:rPr>
-                <w:rFonts w:ascii="Times New Roman" w:hAnsi="Times New Roman" w:cs="Times New Roman"/>
                 <w:noProof/>
                 <w:webHidden/>
-                <w:sz w:val="28"/>
-                <w:szCs w:val="28"/>
               </w:rPr>
               <w:t>11</w:t>
             </w:r>
             <w:r>
               <w:rPr>
-                <w:rFonts w:ascii="Times New Roman" w:hAnsi="Times New Roman" w:cs="Times New Roman"/>
                 <w:noProof/>
                 <w:webHidden/>
-                <w:sz w:val="28"/>
-                <w:szCs w:val="28"/>
               </w:rPr>
               <w:fldChar w:fldCharType="end"/>
             </w:r>
@@ -1499,17 +1281,9 @@
         <w:p>
           <w:pPr>
             <w:pStyle w:val="11"/>
-            <w:tabs>
-              <w:tab w:val="right" w:leader="dot" w:pos="10025"/>
-            </w:tabs>
-            <w:spacing w:after="0" w:line="360" w:lineRule="auto"/>
-            <w:ind w:firstLine="709"/>
-            <w:jc w:val="center"/>
             <w:rPr>
-              <w:rFonts w:ascii="Times New Roman" w:eastAsiaTheme="minorEastAsia" w:hAnsi="Times New Roman" w:cs="Times New Roman"/>
+              <w:rFonts w:eastAsiaTheme="minorEastAsia"/>
               <w:noProof/>
-              <w:sz w:val="28"/>
-              <w:szCs w:val="28"/>
               <w:lang w:val="ru-BY" w:eastAsia="ru-BY"/>
             </w:rPr>
           </w:pPr>
@@ -1526,70 +1300,49 @@
             </w:r>
             <w:r>
               <w:rPr>
-                <w:rFonts w:ascii="Times New Roman" w:hAnsi="Times New Roman" w:cs="Times New Roman"/>
                 <w:noProof/>
                 <w:webHidden/>
-                <w:sz w:val="28"/>
-                <w:szCs w:val="28"/>
               </w:rPr>
               <w:tab/>
             </w:r>
             <w:r>
               <w:rPr>
-                <w:rFonts w:ascii="Times New Roman" w:hAnsi="Times New Roman" w:cs="Times New Roman"/>
                 <w:noProof/>
                 <w:webHidden/>
-                <w:sz w:val="28"/>
-                <w:szCs w:val="28"/>
               </w:rPr>
               <w:fldChar w:fldCharType="begin"/>
             </w:r>
             <w:r>
               <w:rPr>
-                <w:rFonts w:ascii="Times New Roman" w:hAnsi="Times New Roman" w:cs="Times New Roman"/>
                 <w:noProof/>
                 <w:webHidden/>
-                <w:sz w:val="28"/>
-                <w:szCs w:val="28"/>
               </w:rPr>
               <w:instrText xml:space="preserve"> PAGEREF _Toc219059322 \h </w:instrText>
             </w:r>
             <w:r>
               <w:rPr>
-                <w:rFonts w:ascii="Times New Roman" w:hAnsi="Times New Roman" w:cs="Times New Roman"/>
                 <w:noProof/>
                 <w:webHidden/>
-                <w:sz w:val="28"/>
-                <w:szCs w:val="28"/>
-              </w:rPr>
-            </w:r>
-            <w:r>
-              <w:rPr>
-                <w:rFonts w:ascii="Times New Roman" w:hAnsi="Times New Roman" w:cs="Times New Roman"/>
+              </w:rPr>
+            </w:r>
+            <w:r>
+              <w:rPr>
                 <w:noProof/>
                 <w:webHidden/>
-                <w:sz w:val="28"/>
-                <w:szCs w:val="28"/>
               </w:rPr>
               <w:fldChar w:fldCharType="separate"/>
             </w:r>
             <w:r>
               <w:rPr>
-                <w:rFonts w:ascii="Times New Roman" w:hAnsi="Times New Roman" w:cs="Times New Roman"/>
                 <w:noProof/>
                 <w:webHidden/>
-                <w:sz w:val="28"/>
-                <w:szCs w:val="28"/>
               </w:rPr>
               <w:t>13</w:t>
             </w:r>
             <w:r>
               <w:rPr>
-                <w:rFonts w:ascii="Times New Roman" w:hAnsi="Times New Roman" w:cs="Times New Roman"/>
                 <w:noProof/>
                 <w:webHidden/>
-                <w:sz w:val="28"/>
-                <w:szCs w:val="28"/>
               </w:rPr>
               <w:fldChar w:fldCharType="end"/>
             </w:r>
@@ -1598,17 +1351,9 @@
         <w:p>
           <w:pPr>
             <w:pStyle w:val="11"/>
-            <w:tabs>
-              <w:tab w:val="right" w:leader="dot" w:pos="10025"/>
-            </w:tabs>
-            <w:spacing w:after="0" w:line="360" w:lineRule="auto"/>
-            <w:ind w:firstLine="709"/>
-            <w:jc w:val="center"/>
             <w:rPr>
-              <w:rFonts w:ascii="Times New Roman" w:eastAsiaTheme="minorEastAsia" w:hAnsi="Times New Roman" w:cs="Times New Roman"/>
+              <w:rFonts w:eastAsiaTheme="minorEastAsia"/>
               <w:noProof/>
-              <w:sz w:val="28"/>
-              <w:szCs w:val="28"/>
               <w:lang w:val="ru-BY" w:eastAsia="ru-BY"/>
             </w:rPr>
           </w:pPr>
@@ -1625,70 +1370,49 @@
             </w:r>
             <w:r>
               <w:rPr>
-                <w:rFonts w:ascii="Times New Roman" w:hAnsi="Times New Roman" w:cs="Times New Roman"/>
                 <w:noProof/>
                 <w:webHidden/>
-                <w:sz w:val="28"/>
-                <w:szCs w:val="28"/>
               </w:rPr>
               <w:tab/>
             </w:r>
             <w:r>
               <w:rPr>
-                <w:rFonts w:ascii="Times New Roman" w:hAnsi="Times New Roman" w:cs="Times New Roman"/>
                 <w:noProof/>
                 <w:webHidden/>
-                <w:sz w:val="28"/>
-                <w:szCs w:val="28"/>
               </w:rPr>
               <w:fldChar w:fldCharType="begin"/>
             </w:r>
             <w:r>
               <w:rPr>
-                <w:rFonts w:ascii="Times New Roman" w:hAnsi="Times New Roman" w:cs="Times New Roman"/>
                 <w:noProof/>
                 <w:webHidden/>
-                <w:sz w:val="28"/>
-                <w:szCs w:val="28"/>
               </w:rPr>
               <w:instrText xml:space="preserve"> PAGEREF _Toc219059323 \h </w:instrText>
             </w:r>
             <w:r>
               <w:rPr>
-                <w:rFonts w:ascii="Times New Roman" w:hAnsi="Times New Roman" w:cs="Times New Roman"/>
                 <w:noProof/>
                 <w:webHidden/>
-                <w:sz w:val="28"/>
-                <w:szCs w:val="28"/>
-              </w:rPr>
-            </w:r>
-            <w:r>
-              <w:rPr>
-                <w:rFonts w:ascii="Times New Roman" w:hAnsi="Times New Roman" w:cs="Times New Roman"/>
+              </w:rPr>
+            </w:r>
+            <w:r>
+              <w:rPr>
                 <w:noProof/>
                 <w:webHidden/>
-                <w:sz w:val="28"/>
-                <w:szCs w:val="28"/>
               </w:rPr>
               <w:fldChar w:fldCharType="separate"/>
             </w:r>
             <w:r>
               <w:rPr>
-                <w:rFonts w:ascii="Times New Roman" w:hAnsi="Times New Roman" w:cs="Times New Roman"/>
                 <w:noProof/>
                 <w:webHidden/>
-                <w:sz w:val="28"/>
-                <w:szCs w:val="28"/>
               </w:rPr>
               <w:t>13</w:t>
             </w:r>
             <w:r>
               <w:rPr>
-                <w:rFonts w:ascii="Times New Roman" w:hAnsi="Times New Roman" w:cs="Times New Roman"/>
                 <w:noProof/>
                 <w:webHidden/>
-                <w:sz w:val="28"/>
-                <w:szCs w:val="28"/>
               </w:rPr>
               <w:fldChar w:fldCharType="end"/>
             </w:r>
@@ -1697,17 +1421,9 @@
         <w:p>
           <w:pPr>
             <w:pStyle w:val="11"/>
-            <w:tabs>
-              <w:tab w:val="right" w:leader="dot" w:pos="10025"/>
-            </w:tabs>
-            <w:spacing w:after="0" w:line="360" w:lineRule="auto"/>
-            <w:ind w:firstLine="709"/>
-            <w:jc w:val="center"/>
             <w:rPr>
-              <w:rFonts w:ascii="Times New Roman" w:eastAsiaTheme="minorEastAsia" w:hAnsi="Times New Roman" w:cs="Times New Roman"/>
+              <w:rFonts w:eastAsiaTheme="minorEastAsia"/>
               <w:noProof/>
-              <w:sz w:val="28"/>
-              <w:szCs w:val="28"/>
               <w:lang w:val="ru-BY" w:eastAsia="ru-BY"/>
             </w:rPr>
           </w:pPr>
@@ -1748,70 +1464,49 @@
             </w:r>
             <w:r>
               <w:rPr>
-                <w:rFonts w:ascii="Times New Roman" w:hAnsi="Times New Roman" w:cs="Times New Roman"/>
                 <w:noProof/>
                 <w:webHidden/>
-                <w:sz w:val="28"/>
-                <w:szCs w:val="28"/>
               </w:rPr>
               <w:tab/>
             </w:r>
             <w:r>
               <w:rPr>
-                <w:rFonts w:ascii="Times New Roman" w:hAnsi="Times New Roman" w:cs="Times New Roman"/>
                 <w:noProof/>
                 <w:webHidden/>
-                <w:sz w:val="28"/>
-                <w:szCs w:val="28"/>
               </w:rPr>
               <w:fldChar w:fldCharType="begin"/>
             </w:r>
             <w:r>
               <w:rPr>
-                <w:rFonts w:ascii="Times New Roman" w:hAnsi="Times New Roman" w:cs="Times New Roman"/>
                 <w:noProof/>
                 <w:webHidden/>
-                <w:sz w:val="28"/>
-                <w:szCs w:val="28"/>
               </w:rPr>
               <w:instrText xml:space="preserve"> PAGEREF _Toc219059324 \h </w:instrText>
             </w:r>
             <w:r>
               <w:rPr>
-                <w:rFonts w:ascii="Times New Roman" w:hAnsi="Times New Roman" w:cs="Times New Roman"/>
                 <w:noProof/>
                 <w:webHidden/>
-                <w:sz w:val="28"/>
-                <w:szCs w:val="28"/>
-              </w:rPr>
-            </w:r>
-            <w:r>
-              <w:rPr>
-                <w:rFonts w:ascii="Times New Roman" w:hAnsi="Times New Roman" w:cs="Times New Roman"/>
+              </w:rPr>
+            </w:r>
+            <w:r>
+              <w:rPr>
                 <w:noProof/>
                 <w:webHidden/>
-                <w:sz w:val="28"/>
-                <w:szCs w:val="28"/>
               </w:rPr>
               <w:fldChar w:fldCharType="separate"/>
             </w:r>
             <w:r>
               <w:rPr>
-                <w:rFonts w:ascii="Times New Roman" w:hAnsi="Times New Roman" w:cs="Times New Roman"/>
                 <w:noProof/>
                 <w:webHidden/>
-                <w:sz w:val="28"/>
-                <w:szCs w:val="28"/>
               </w:rPr>
               <w:t>15</w:t>
             </w:r>
             <w:r>
               <w:rPr>
-                <w:rFonts w:ascii="Times New Roman" w:hAnsi="Times New Roman" w:cs="Times New Roman"/>
                 <w:noProof/>
                 <w:webHidden/>
-                <w:sz w:val="28"/>
-                <w:szCs w:val="28"/>
               </w:rPr>
               <w:fldChar w:fldCharType="end"/>
             </w:r>
@@ -1820,17 +1515,9 @@
         <w:p>
           <w:pPr>
             <w:pStyle w:val="11"/>
-            <w:tabs>
-              <w:tab w:val="right" w:leader="dot" w:pos="10025"/>
-            </w:tabs>
-            <w:spacing w:after="0" w:line="360" w:lineRule="auto"/>
-            <w:ind w:firstLine="709"/>
-            <w:jc w:val="center"/>
             <w:rPr>
-              <w:rFonts w:ascii="Times New Roman" w:eastAsiaTheme="minorEastAsia" w:hAnsi="Times New Roman" w:cs="Times New Roman"/>
+              <w:rFonts w:eastAsiaTheme="minorEastAsia"/>
               <w:noProof/>
-              <w:sz w:val="28"/>
-              <w:szCs w:val="28"/>
               <w:lang w:val="ru-BY" w:eastAsia="ru-BY"/>
             </w:rPr>
           </w:pPr>
@@ -1847,70 +1534,49 @@
             </w:r>
             <w:r>
               <w:rPr>
-                <w:rFonts w:ascii="Times New Roman" w:hAnsi="Times New Roman" w:cs="Times New Roman"/>
                 <w:noProof/>
                 <w:webHidden/>
-                <w:sz w:val="28"/>
-                <w:szCs w:val="28"/>
               </w:rPr>
               <w:tab/>
             </w:r>
             <w:r>
               <w:rPr>
-                <w:rFonts w:ascii="Times New Roman" w:hAnsi="Times New Roman" w:cs="Times New Roman"/>
                 <w:noProof/>
                 <w:webHidden/>
-                <w:sz w:val="28"/>
-                <w:szCs w:val="28"/>
               </w:rPr>
               <w:fldChar w:fldCharType="begin"/>
             </w:r>
             <w:r>
               <w:rPr>
-                <w:rFonts w:ascii="Times New Roman" w:hAnsi="Times New Roman" w:cs="Times New Roman"/>
                 <w:noProof/>
                 <w:webHidden/>
-                <w:sz w:val="28"/>
-                <w:szCs w:val="28"/>
               </w:rPr>
               <w:instrText xml:space="preserve"> PAGEREF _Toc219059325 \h </w:instrText>
             </w:r>
             <w:r>
               <w:rPr>
-                <w:rFonts w:ascii="Times New Roman" w:hAnsi="Times New Roman" w:cs="Times New Roman"/>
                 <w:noProof/>
                 <w:webHidden/>
-                <w:sz w:val="28"/>
-                <w:szCs w:val="28"/>
-              </w:rPr>
-            </w:r>
-            <w:r>
-              <w:rPr>
-                <w:rFonts w:ascii="Times New Roman" w:hAnsi="Times New Roman" w:cs="Times New Roman"/>
+              </w:rPr>
+            </w:r>
+            <w:r>
+              <w:rPr>
                 <w:noProof/>
                 <w:webHidden/>
-                <w:sz w:val="28"/>
-                <w:szCs w:val="28"/>
               </w:rPr>
               <w:fldChar w:fldCharType="separate"/>
             </w:r>
             <w:r>
               <w:rPr>
-                <w:rFonts w:ascii="Times New Roman" w:hAnsi="Times New Roman" w:cs="Times New Roman"/>
                 <w:noProof/>
                 <w:webHidden/>
-                <w:sz w:val="28"/>
-                <w:szCs w:val="28"/>
               </w:rPr>
               <w:t>15</w:t>
             </w:r>
             <w:r>
               <w:rPr>
-                <w:rFonts w:ascii="Times New Roman" w:hAnsi="Times New Roman" w:cs="Times New Roman"/>
                 <w:noProof/>
                 <w:webHidden/>
-                <w:sz w:val="28"/>
-                <w:szCs w:val="28"/>
               </w:rPr>
               <w:fldChar w:fldCharType="end"/>
             </w:r>
@@ -1919,17 +1585,9 @@
         <w:p>
           <w:pPr>
             <w:pStyle w:val="11"/>
-            <w:tabs>
-              <w:tab w:val="right" w:leader="dot" w:pos="10025"/>
-            </w:tabs>
-            <w:spacing w:after="0" w:line="360" w:lineRule="auto"/>
-            <w:ind w:firstLine="709"/>
-            <w:jc w:val="center"/>
             <w:rPr>
-              <w:rFonts w:ascii="Times New Roman" w:eastAsiaTheme="minorEastAsia" w:hAnsi="Times New Roman" w:cs="Times New Roman"/>
+              <w:rFonts w:eastAsiaTheme="minorEastAsia"/>
               <w:noProof/>
-              <w:sz w:val="28"/>
-              <w:szCs w:val="28"/>
               <w:lang w:val="ru-BY" w:eastAsia="ru-BY"/>
             </w:rPr>
           </w:pPr>
@@ -1947,70 +1605,49 @@
             </w:r>
             <w:r>
               <w:rPr>
-                <w:rFonts w:ascii="Times New Roman" w:hAnsi="Times New Roman" w:cs="Times New Roman"/>
                 <w:noProof/>
                 <w:webHidden/>
-                <w:sz w:val="28"/>
-                <w:szCs w:val="28"/>
               </w:rPr>
               <w:tab/>
             </w:r>
             <w:r>
               <w:rPr>
-                <w:rFonts w:ascii="Times New Roman" w:hAnsi="Times New Roman" w:cs="Times New Roman"/>
                 <w:noProof/>
                 <w:webHidden/>
-                <w:sz w:val="28"/>
-                <w:szCs w:val="28"/>
               </w:rPr>
               <w:fldChar w:fldCharType="begin"/>
             </w:r>
             <w:r>
               <w:rPr>
-                <w:rFonts w:ascii="Times New Roman" w:hAnsi="Times New Roman" w:cs="Times New Roman"/>
                 <w:noProof/>
                 <w:webHidden/>
-                <w:sz w:val="28"/>
-                <w:szCs w:val="28"/>
               </w:rPr>
               <w:instrText xml:space="preserve"> PAGEREF _Toc219059326 \h </w:instrText>
             </w:r>
             <w:r>
               <w:rPr>
-                <w:rFonts w:ascii="Times New Roman" w:hAnsi="Times New Roman" w:cs="Times New Roman"/>
                 <w:noProof/>
                 <w:webHidden/>
-                <w:sz w:val="28"/>
-                <w:szCs w:val="28"/>
-              </w:rPr>
-            </w:r>
-            <w:r>
-              <w:rPr>
-                <w:rFonts w:ascii="Times New Roman" w:hAnsi="Times New Roman" w:cs="Times New Roman"/>
+              </w:rPr>
+            </w:r>
+            <w:r>
+              <w:rPr>
                 <w:noProof/>
                 <w:webHidden/>
-                <w:sz w:val="28"/>
-                <w:szCs w:val="28"/>
               </w:rPr>
               <w:fldChar w:fldCharType="separate"/>
             </w:r>
             <w:r>
               <w:rPr>
-                <w:rFonts w:ascii="Times New Roman" w:hAnsi="Times New Roman" w:cs="Times New Roman"/>
                 <w:noProof/>
                 <w:webHidden/>
-                <w:sz w:val="28"/>
-                <w:szCs w:val="28"/>
               </w:rPr>
               <w:t>22</w:t>
             </w:r>
             <w:r>
               <w:rPr>
-                <w:rFonts w:ascii="Times New Roman" w:hAnsi="Times New Roman" w:cs="Times New Roman"/>
                 <w:noProof/>
                 <w:webHidden/>
-                <w:sz w:val="28"/>
-                <w:szCs w:val="28"/>
               </w:rPr>
               <w:fldChar w:fldCharType="end"/>
             </w:r>
@@ -2019,17 +1656,9 @@
         <w:p>
           <w:pPr>
             <w:pStyle w:val="11"/>
-            <w:tabs>
-              <w:tab w:val="right" w:leader="dot" w:pos="10025"/>
-            </w:tabs>
-            <w:spacing w:after="0" w:line="360" w:lineRule="auto"/>
-            <w:ind w:firstLine="709"/>
-            <w:jc w:val="center"/>
             <w:rPr>
-              <w:rFonts w:ascii="Times New Roman" w:eastAsiaTheme="minorEastAsia" w:hAnsi="Times New Roman" w:cs="Times New Roman"/>
+              <w:rFonts w:eastAsiaTheme="minorEastAsia"/>
               <w:noProof/>
-              <w:sz w:val="28"/>
-              <w:szCs w:val="28"/>
               <w:lang w:val="ru-BY" w:eastAsia="ru-BY"/>
             </w:rPr>
           </w:pPr>
@@ -2046,70 +1675,49 @@
             </w:r>
             <w:r>
               <w:rPr>
-                <w:rFonts w:ascii="Times New Roman" w:hAnsi="Times New Roman" w:cs="Times New Roman"/>
                 <w:noProof/>
                 <w:webHidden/>
-                <w:sz w:val="28"/>
-                <w:szCs w:val="28"/>
               </w:rPr>
               <w:tab/>
             </w:r>
             <w:r>
               <w:rPr>
-                <w:rFonts w:ascii="Times New Roman" w:hAnsi="Times New Roman" w:cs="Times New Roman"/>
                 <w:noProof/>
                 <w:webHidden/>
-                <w:sz w:val="28"/>
-                <w:szCs w:val="28"/>
               </w:rPr>
               <w:fldChar w:fldCharType="begin"/>
             </w:r>
             <w:r>
               <w:rPr>
-                <w:rFonts w:ascii="Times New Roman" w:hAnsi="Times New Roman" w:cs="Times New Roman"/>
                 <w:noProof/>
                 <w:webHidden/>
-                <w:sz w:val="28"/>
-                <w:szCs w:val="28"/>
               </w:rPr>
               <w:instrText xml:space="preserve"> PAGEREF _Toc219059327 \h </w:instrText>
             </w:r>
             <w:r>
               <w:rPr>
-                <w:rFonts w:ascii="Times New Roman" w:hAnsi="Times New Roman" w:cs="Times New Roman"/>
                 <w:noProof/>
                 <w:webHidden/>
-                <w:sz w:val="28"/>
-                <w:szCs w:val="28"/>
-              </w:rPr>
-            </w:r>
-            <w:r>
-              <w:rPr>
-                <w:rFonts w:ascii="Times New Roman" w:hAnsi="Times New Roman" w:cs="Times New Roman"/>
+              </w:rPr>
+            </w:r>
+            <w:r>
+              <w:rPr>
                 <w:noProof/>
                 <w:webHidden/>
-                <w:sz w:val="28"/>
-                <w:szCs w:val="28"/>
               </w:rPr>
               <w:fldChar w:fldCharType="separate"/>
             </w:r>
             <w:r>
               <w:rPr>
-                <w:rFonts w:ascii="Times New Roman" w:hAnsi="Times New Roman" w:cs="Times New Roman"/>
                 <w:noProof/>
                 <w:webHidden/>
-                <w:sz w:val="28"/>
-                <w:szCs w:val="28"/>
               </w:rPr>
               <w:t>23</w:t>
             </w:r>
             <w:r>
               <w:rPr>
-                <w:rFonts w:ascii="Times New Roman" w:hAnsi="Times New Roman" w:cs="Times New Roman"/>
                 <w:noProof/>
                 <w:webHidden/>
-                <w:sz w:val="28"/>
-                <w:szCs w:val="28"/>
               </w:rPr>
               <w:fldChar w:fldCharType="end"/>
             </w:r>
@@ -2118,17 +1726,9 @@
         <w:p>
           <w:pPr>
             <w:pStyle w:val="11"/>
-            <w:tabs>
-              <w:tab w:val="right" w:leader="dot" w:pos="10025"/>
-            </w:tabs>
-            <w:spacing w:after="0" w:line="360" w:lineRule="auto"/>
-            <w:ind w:firstLine="709"/>
-            <w:jc w:val="center"/>
             <w:rPr>
-              <w:rFonts w:ascii="Times New Roman" w:eastAsiaTheme="minorEastAsia" w:hAnsi="Times New Roman" w:cs="Times New Roman"/>
+              <w:rFonts w:eastAsiaTheme="minorEastAsia"/>
               <w:noProof/>
-              <w:sz w:val="28"/>
-              <w:szCs w:val="28"/>
               <w:lang w:val="ru-BY" w:eastAsia="ru-BY"/>
             </w:rPr>
           </w:pPr>
@@ -2145,70 +1745,49 @@
             </w:r>
             <w:r>
               <w:rPr>
-                <w:rFonts w:ascii="Times New Roman" w:hAnsi="Times New Roman" w:cs="Times New Roman"/>
                 <w:noProof/>
                 <w:webHidden/>
-                <w:sz w:val="28"/>
-                <w:szCs w:val="28"/>
               </w:rPr>
               <w:tab/>
             </w:r>
             <w:r>
               <w:rPr>
-                <w:rFonts w:ascii="Times New Roman" w:hAnsi="Times New Roman" w:cs="Times New Roman"/>
                 <w:noProof/>
                 <w:webHidden/>
-                <w:sz w:val="28"/>
-                <w:szCs w:val="28"/>
               </w:rPr>
               <w:fldChar w:fldCharType="begin"/>
             </w:r>
             <w:r>
               <w:rPr>
-                <w:rFonts w:ascii="Times New Roman" w:hAnsi="Times New Roman" w:cs="Times New Roman"/>
                 <w:noProof/>
                 <w:webHidden/>
-                <w:sz w:val="28"/>
-                <w:szCs w:val="28"/>
               </w:rPr>
               <w:instrText xml:space="preserve"> PAGEREF _Toc219059328 \h </w:instrText>
             </w:r>
             <w:r>
               <w:rPr>
-                <w:rFonts w:ascii="Times New Roman" w:hAnsi="Times New Roman" w:cs="Times New Roman"/>
                 <w:noProof/>
                 <w:webHidden/>
-                <w:sz w:val="28"/>
-                <w:szCs w:val="28"/>
-              </w:rPr>
-            </w:r>
-            <w:r>
-              <w:rPr>
-                <w:rFonts w:ascii="Times New Roman" w:hAnsi="Times New Roman" w:cs="Times New Roman"/>
+              </w:rPr>
+            </w:r>
+            <w:r>
+              <w:rPr>
                 <w:noProof/>
                 <w:webHidden/>
-                <w:sz w:val="28"/>
-                <w:szCs w:val="28"/>
               </w:rPr>
               <w:fldChar w:fldCharType="separate"/>
             </w:r>
             <w:r>
               <w:rPr>
-                <w:rFonts w:ascii="Times New Roman" w:hAnsi="Times New Roman" w:cs="Times New Roman"/>
                 <w:noProof/>
                 <w:webHidden/>
-                <w:sz w:val="28"/>
-                <w:szCs w:val="28"/>
               </w:rPr>
               <w:t>25</w:t>
             </w:r>
             <w:r>
               <w:rPr>
-                <w:rFonts w:ascii="Times New Roman" w:hAnsi="Times New Roman" w:cs="Times New Roman"/>
                 <w:noProof/>
                 <w:webHidden/>
-                <w:sz w:val="28"/>
-                <w:szCs w:val="28"/>
               </w:rPr>
               <w:fldChar w:fldCharType="end"/>
             </w:r>
@@ -2217,17 +1796,9 @@
         <w:p>
           <w:pPr>
             <w:pStyle w:val="11"/>
-            <w:tabs>
-              <w:tab w:val="right" w:leader="dot" w:pos="10025"/>
-            </w:tabs>
-            <w:spacing w:after="0" w:line="360" w:lineRule="auto"/>
-            <w:ind w:firstLine="709"/>
-            <w:jc w:val="center"/>
             <w:rPr>
-              <w:rFonts w:ascii="Times New Roman" w:eastAsiaTheme="minorEastAsia" w:hAnsi="Times New Roman" w:cs="Times New Roman"/>
+              <w:rFonts w:eastAsiaTheme="minorEastAsia"/>
               <w:noProof/>
-              <w:sz w:val="28"/>
-              <w:szCs w:val="28"/>
               <w:lang w:val="ru-BY" w:eastAsia="ru-BY"/>
             </w:rPr>
           </w:pPr>
@@ -2244,70 +1815,49 @@
             </w:r>
             <w:r>
               <w:rPr>
-                <w:rFonts w:ascii="Times New Roman" w:hAnsi="Times New Roman" w:cs="Times New Roman"/>
                 <w:noProof/>
                 <w:webHidden/>
-                <w:sz w:val="28"/>
-                <w:szCs w:val="28"/>
               </w:rPr>
               <w:tab/>
             </w:r>
             <w:r>
               <w:rPr>
-                <w:rFonts w:ascii="Times New Roman" w:hAnsi="Times New Roman" w:cs="Times New Roman"/>
                 <w:noProof/>
                 <w:webHidden/>
-                <w:sz w:val="28"/>
-                <w:szCs w:val="28"/>
               </w:rPr>
               <w:fldChar w:fldCharType="begin"/>
             </w:r>
             <w:r>
               <w:rPr>
-                <w:rFonts w:ascii="Times New Roman" w:hAnsi="Times New Roman" w:cs="Times New Roman"/>
                 <w:noProof/>
                 <w:webHidden/>
-                <w:sz w:val="28"/>
-                <w:szCs w:val="28"/>
               </w:rPr>
               <w:instrText xml:space="preserve"> PAGEREF _Toc219059329 \h </w:instrText>
             </w:r>
             <w:r>
               <w:rPr>
-                <w:rFonts w:ascii="Times New Roman" w:hAnsi="Times New Roman" w:cs="Times New Roman"/>
                 <w:noProof/>
                 <w:webHidden/>
-                <w:sz w:val="28"/>
-                <w:szCs w:val="28"/>
-              </w:rPr>
-            </w:r>
-            <w:r>
-              <w:rPr>
-                <w:rFonts w:ascii="Times New Roman" w:hAnsi="Times New Roman" w:cs="Times New Roman"/>
+              </w:rPr>
+            </w:r>
+            <w:r>
+              <w:rPr>
                 <w:noProof/>
                 <w:webHidden/>
-                <w:sz w:val="28"/>
-                <w:szCs w:val="28"/>
               </w:rPr>
               <w:fldChar w:fldCharType="separate"/>
             </w:r>
             <w:r>
               <w:rPr>
-                <w:rFonts w:ascii="Times New Roman" w:hAnsi="Times New Roman" w:cs="Times New Roman"/>
                 <w:noProof/>
                 <w:webHidden/>
-                <w:sz w:val="28"/>
-                <w:szCs w:val="28"/>
               </w:rPr>
               <w:t>25</w:t>
             </w:r>
             <w:r>
               <w:rPr>
-                <w:rFonts w:ascii="Times New Roman" w:hAnsi="Times New Roman" w:cs="Times New Roman"/>
                 <w:noProof/>
                 <w:webHidden/>
-                <w:sz w:val="28"/>
-                <w:szCs w:val="28"/>
               </w:rPr>
               <w:fldChar w:fldCharType="end"/>
             </w:r>
@@ -2316,17 +1866,9 @@
         <w:p>
           <w:pPr>
             <w:pStyle w:val="11"/>
-            <w:tabs>
-              <w:tab w:val="right" w:leader="dot" w:pos="10025"/>
-            </w:tabs>
-            <w:spacing w:after="0" w:line="360" w:lineRule="auto"/>
-            <w:ind w:firstLine="709"/>
-            <w:jc w:val="center"/>
             <w:rPr>
-              <w:rFonts w:ascii="Times New Roman" w:eastAsiaTheme="minorEastAsia" w:hAnsi="Times New Roman" w:cs="Times New Roman"/>
+              <w:rFonts w:eastAsiaTheme="minorEastAsia"/>
               <w:noProof/>
-              <w:sz w:val="28"/>
-              <w:szCs w:val="28"/>
               <w:lang w:val="ru-BY" w:eastAsia="ru-BY"/>
             </w:rPr>
           </w:pPr>
@@ -2345,70 +1887,49 @@
             </w:r>
             <w:r>
               <w:rPr>
-                <w:rFonts w:ascii="Times New Roman" w:hAnsi="Times New Roman" w:cs="Times New Roman"/>
                 <w:noProof/>
                 <w:webHidden/>
-                <w:sz w:val="28"/>
-                <w:szCs w:val="28"/>
               </w:rPr>
               <w:tab/>
             </w:r>
             <w:r>
               <w:rPr>
-                <w:rFonts w:ascii="Times New Roman" w:hAnsi="Times New Roman" w:cs="Times New Roman"/>
                 <w:noProof/>
                 <w:webHidden/>
-                <w:sz w:val="28"/>
-                <w:szCs w:val="28"/>
               </w:rPr>
               <w:fldChar w:fldCharType="begin"/>
             </w:r>
             <w:r>
               <w:rPr>
-                <w:rFonts w:ascii="Times New Roman" w:hAnsi="Times New Roman" w:cs="Times New Roman"/>
                 <w:noProof/>
                 <w:webHidden/>
-                <w:sz w:val="28"/>
-                <w:szCs w:val="28"/>
               </w:rPr>
               <w:instrText xml:space="preserve"> PAGEREF _Toc219059330 \h </w:instrText>
             </w:r>
             <w:r>
               <w:rPr>
-                <w:rFonts w:ascii="Times New Roman" w:hAnsi="Times New Roman" w:cs="Times New Roman"/>
                 <w:noProof/>
                 <w:webHidden/>
-                <w:sz w:val="28"/>
-                <w:szCs w:val="28"/>
-              </w:rPr>
-            </w:r>
-            <w:r>
-              <w:rPr>
-                <w:rFonts w:ascii="Times New Roman" w:hAnsi="Times New Roman" w:cs="Times New Roman"/>
+              </w:rPr>
+            </w:r>
+            <w:r>
+              <w:rPr>
                 <w:noProof/>
                 <w:webHidden/>
-                <w:sz w:val="28"/>
-                <w:szCs w:val="28"/>
               </w:rPr>
               <w:fldChar w:fldCharType="separate"/>
             </w:r>
             <w:r>
               <w:rPr>
-                <w:rFonts w:ascii="Times New Roman" w:hAnsi="Times New Roman" w:cs="Times New Roman"/>
                 <w:noProof/>
                 <w:webHidden/>
-                <w:sz w:val="28"/>
-                <w:szCs w:val="28"/>
               </w:rPr>
               <w:t>25</w:t>
             </w:r>
             <w:r>
               <w:rPr>
-                <w:rFonts w:ascii="Times New Roman" w:hAnsi="Times New Roman" w:cs="Times New Roman"/>
                 <w:noProof/>
                 <w:webHidden/>
-                <w:sz w:val="28"/>
-                <w:szCs w:val="28"/>
               </w:rPr>
               <w:fldChar w:fldCharType="end"/>
             </w:r>
@@ -2417,17 +1938,9 @@
         <w:p>
           <w:pPr>
             <w:pStyle w:val="11"/>
-            <w:tabs>
-              <w:tab w:val="right" w:leader="dot" w:pos="10025"/>
-            </w:tabs>
-            <w:spacing w:after="0" w:line="360" w:lineRule="auto"/>
-            <w:ind w:firstLine="709"/>
-            <w:jc w:val="center"/>
             <w:rPr>
-              <w:rFonts w:ascii="Times New Roman" w:eastAsiaTheme="minorEastAsia" w:hAnsi="Times New Roman" w:cs="Times New Roman"/>
+              <w:rFonts w:eastAsiaTheme="minorEastAsia"/>
               <w:noProof/>
-              <w:sz w:val="28"/>
-              <w:szCs w:val="28"/>
               <w:lang w:val="ru-BY" w:eastAsia="ru-BY"/>
             </w:rPr>
           </w:pPr>
@@ -2445,70 +1958,49 @@
             </w:r>
             <w:r>
               <w:rPr>
-                <w:rFonts w:ascii="Times New Roman" w:hAnsi="Times New Roman" w:cs="Times New Roman"/>
                 <w:noProof/>
                 <w:webHidden/>
-                <w:sz w:val="28"/>
-                <w:szCs w:val="28"/>
               </w:rPr>
               <w:tab/>
             </w:r>
             <w:r>
               <w:rPr>
-                <w:rFonts w:ascii="Times New Roman" w:hAnsi="Times New Roman" w:cs="Times New Roman"/>
                 <w:noProof/>
                 <w:webHidden/>
-                <w:sz w:val="28"/>
-                <w:szCs w:val="28"/>
               </w:rPr>
               <w:fldChar w:fldCharType="begin"/>
             </w:r>
             <w:r>
               <w:rPr>
-                <w:rFonts w:ascii="Times New Roman" w:hAnsi="Times New Roman" w:cs="Times New Roman"/>
                 <w:noProof/>
                 <w:webHidden/>
-                <w:sz w:val="28"/>
-                <w:szCs w:val="28"/>
               </w:rPr>
               <w:instrText xml:space="preserve"> PAGEREF _Toc219059331 \h </w:instrText>
             </w:r>
             <w:r>
               <w:rPr>
-                <w:rFonts w:ascii="Times New Roman" w:hAnsi="Times New Roman" w:cs="Times New Roman"/>
                 <w:noProof/>
                 <w:webHidden/>
-                <w:sz w:val="28"/>
-                <w:szCs w:val="28"/>
-              </w:rPr>
-            </w:r>
-            <w:r>
-              <w:rPr>
-                <w:rFonts w:ascii="Times New Roman" w:hAnsi="Times New Roman" w:cs="Times New Roman"/>
+              </w:rPr>
+            </w:r>
+            <w:r>
+              <w:rPr>
                 <w:noProof/>
                 <w:webHidden/>
-                <w:sz w:val="28"/>
-                <w:szCs w:val="28"/>
               </w:rPr>
               <w:fldChar w:fldCharType="separate"/>
             </w:r>
             <w:r>
               <w:rPr>
-                <w:rFonts w:ascii="Times New Roman" w:hAnsi="Times New Roman" w:cs="Times New Roman"/>
                 <w:noProof/>
                 <w:webHidden/>
-                <w:sz w:val="28"/>
-                <w:szCs w:val="28"/>
               </w:rPr>
               <w:t>26</w:t>
             </w:r>
             <w:r>
               <w:rPr>
-                <w:rFonts w:ascii="Times New Roman" w:hAnsi="Times New Roman" w:cs="Times New Roman"/>
                 <w:noProof/>
                 <w:webHidden/>
-                <w:sz w:val="28"/>
-                <w:szCs w:val="28"/>
               </w:rPr>
               <w:fldChar w:fldCharType="end"/>
             </w:r>
@@ -2517,17 +2009,9 @@
         <w:p>
           <w:pPr>
             <w:pStyle w:val="11"/>
-            <w:tabs>
-              <w:tab w:val="right" w:leader="dot" w:pos="10025"/>
-            </w:tabs>
-            <w:spacing w:after="0" w:line="360" w:lineRule="auto"/>
-            <w:ind w:firstLine="709"/>
-            <w:jc w:val="center"/>
             <w:rPr>
-              <w:rFonts w:ascii="Times New Roman" w:eastAsiaTheme="minorEastAsia" w:hAnsi="Times New Roman" w:cs="Times New Roman"/>
+              <w:rFonts w:eastAsiaTheme="minorEastAsia"/>
               <w:noProof/>
-              <w:sz w:val="28"/>
-              <w:szCs w:val="28"/>
               <w:lang w:val="ru-BY" w:eastAsia="ru-BY"/>
             </w:rPr>
           </w:pPr>
@@ -2545,70 +2029,49 @@
             </w:r>
             <w:r>
               <w:rPr>
-                <w:rFonts w:ascii="Times New Roman" w:hAnsi="Times New Roman" w:cs="Times New Roman"/>
                 <w:noProof/>
                 <w:webHidden/>
-                <w:sz w:val="28"/>
-                <w:szCs w:val="28"/>
               </w:rPr>
               <w:tab/>
             </w:r>
             <w:r>
               <w:rPr>
-                <w:rFonts w:ascii="Times New Roman" w:hAnsi="Times New Roman" w:cs="Times New Roman"/>
                 <w:noProof/>
                 <w:webHidden/>
-                <w:sz w:val="28"/>
-                <w:szCs w:val="28"/>
               </w:rPr>
               <w:fldChar w:fldCharType="begin"/>
             </w:r>
             <w:r>
               <w:rPr>
-                <w:rFonts w:ascii="Times New Roman" w:hAnsi="Times New Roman" w:cs="Times New Roman"/>
                 <w:noProof/>
                 <w:webHidden/>
-                <w:sz w:val="28"/>
-                <w:szCs w:val="28"/>
               </w:rPr>
               <w:instrText xml:space="preserve"> PAGEREF _Toc219059332 \h </w:instrText>
             </w:r>
             <w:r>
               <w:rPr>
-                <w:rFonts w:ascii="Times New Roman" w:hAnsi="Times New Roman" w:cs="Times New Roman"/>
                 <w:noProof/>
                 <w:webHidden/>
-                <w:sz w:val="28"/>
-                <w:szCs w:val="28"/>
-              </w:rPr>
-            </w:r>
-            <w:r>
-              <w:rPr>
-                <w:rFonts w:ascii="Times New Roman" w:hAnsi="Times New Roman" w:cs="Times New Roman"/>
+              </w:rPr>
+            </w:r>
+            <w:r>
+              <w:rPr>
                 <w:noProof/>
                 <w:webHidden/>
-                <w:sz w:val="28"/>
-                <w:szCs w:val="28"/>
               </w:rPr>
               <w:fldChar w:fldCharType="separate"/>
             </w:r>
             <w:r>
               <w:rPr>
-                <w:rFonts w:ascii="Times New Roman" w:hAnsi="Times New Roman" w:cs="Times New Roman"/>
                 <w:noProof/>
                 <w:webHidden/>
-                <w:sz w:val="28"/>
-                <w:szCs w:val="28"/>
               </w:rPr>
               <w:t>27</w:t>
             </w:r>
             <w:r>
               <w:rPr>
-                <w:rFonts w:ascii="Times New Roman" w:hAnsi="Times New Roman" w:cs="Times New Roman"/>
                 <w:noProof/>
                 <w:webHidden/>
-                <w:sz w:val="28"/>
-                <w:szCs w:val="28"/>
               </w:rPr>
               <w:fldChar w:fldCharType="end"/>
             </w:r>
@@ -2617,17 +2080,9 @@
         <w:p>
           <w:pPr>
             <w:pStyle w:val="11"/>
-            <w:tabs>
-              <w:tab w:val="right" w:leader="dot" w:pos="10025"/>
-            </w:tabs>
-            <w:spacing w:after="0" w:line="360" w:lineRule="auto"/>
-            <w:ind w:firstLine="709"/>
-            <w:jc w:val="center"/>
             <w:rPr>
-              <w:rFonts w:ascii="Times New Roman" w:eastAsiaTheme="minorEastAsia" w:hAnsi="Times New Roman" w:cs="Times New Roman"/>
+              <w:rFonts w:eastAsiaTheme="minorEastAsia"/>
               <w:noProof/>
-              <w:sz w:val="28"/>
-              <w:szCs w:val="28"/>
               <w:lang w:val="ru-BY" w:eastAsia="ru-BY"/>
             </w:rPr>
           </w:pPr>
@@ -2657,70 +2112,49 @@
             </w:r>
             <w:r>
               <w:rPr>
-                <w:rFonts w:ascii="Times New Roman" w:hAnsi="Times New Roman" w:cs="Times New Roman"/>
                 <w:noProof/>
                 <w:webHidden/>
-                <w:sz w:val="28"/>
-                <w:szCs w:val="28"/>
               </w:rPr>
               <w:tab/>
             </w:r>
             <w:r>
               <w:rPr>
-                <w:rFonts w:ascii="Times New Roman" w:hAnsi="Times New Roman" w:cs="Times New Roman"/>
                 <w:noProof/>
                 <w:webHidden/>
-                <w:sz w:val="28"/>
-                <w:szCs w:val="28"/>
               </w:rPr>
               <w:fldChar w:fldCharType="begin"/>
             </w:r>
             <w:r>
               <w:rPr>
-                <w:rFonts w:ascii="Times New Roman" w:hAnsi="Times New Roman" w:cs="Times New Roman"/>
                 <w:noProof/>
                 <w:webHidden/>
-                <w:sz w:val="28"/>
-                <w:szCs w:val="28"/>
               </w:rPr>
               <w:instrText xml:space="preserve"> PAGEREF _Toc219059333 \h </w:instrText>
             </w:r>
             <w:r>
               <w:rPr>
-                <w:rFonts w:ascii="Times New Roman" w:hAnsi="Times New Roman" w:cs="Times New Roman"/>
                 <w:noProof/>
                 <w:webHidden/>
-                <w:sz w:val="28"/>
-                <w:szCs w:val="28"/>
-              </w:rPr>
-            </w:r>
-            <w:r>
-              <w:rPr>
-                <w:rFonts w:ascii="Times New Roman" w:hAnsi="Times New Roman" w:cs="Times New Roman"/>
+              </w:rPr>
+            </w:r>
+            <w:r>
+              <w:rPr>
                 <w:noProof/>
                 <w:webHidden/>
-                <w:sz w:val="28"/>
-                <w:szCs w:val="28"/>
               </w:rPr>
               <w:fldChar w:fldCharType="separate"/>
             </w:r>
             <w:r>
               <w:rPr>
-                <w:rFonts w:ascii="Times New Roman" w:hAnsi="Times New Roman" w:cs="Times New Roman"/>
                 <w:noProof/>
                 <w:webHidden/>
-                <w:sz w:val="28"/>
-                <w:szCs w:val="28"/>
               </w:rPr>
               <w:t>29</w:t>
             </w:r>
             <w:r>
               <w:rPr>
-                <w:rFonts w:ascii="Times New Roman" w:hAnsi="Times New Roman" w:cs="Times New Roman"/>
                 <w:noProof/>
                 <w:webHidden/>
-                <w:sz w:val="28"/>
-                <w:szCs w:val="28"/>
               </w:rPr>
               <w:fldChar w:fldCharType="end"/>
             </w:r>
@@ -2729,17 +2163,9 @@
         <w:p>
           <w:pPr>
             <w:pStyle w:val="11"/>
-            <w:tabs>
-              <w:tab w:val="right" w:leader="dot" w:pos="10025"/>
-            </w:tabs>
-            <w:spacing w:after="0" w:line="360" w:lineRule="auto"/>
-            <w:ind w:firstLine="709"/>
-            <w:jc w:val="center"/>
             <w:rPr>
-              <w:rFonts w:ascii="Times New Roman" w:eastAsiaTheme="minorEastAsia" w:hAnsi="Times New Roman" w:cs="Times New Roman"/>
+              <w:rFonts w:eastAsiaTheme="minorEastAsia"/>
               <w:noProof/>
-              <w:sz w:val="28"/>
-              <w:szCs w:val="28"/>
               <w:lang w:val="ru-BY" w:eastAsia="ru-BY"/>
             </w:rPr>
           </w:pPr>
@@ -2757,70 +2183,49 @@
             </w:r>
             <w:r>
               <w:rPr>
-                <w:rFonts w:ascii="Times New Roman" w:hAnsi="Times New Roman" w:cs="Times New Roman"/>
                 <w:noProof/>
                 <w:webHidden/>
-                <w:sz w:val="28"/>
-                <w:szCs w:val="28"/>
               </w:rPr>
               <w:tab/>
             </w:r>
             <w:r>
               <w:rPr>
-                <w:rFonts w:ascii="Times New Roman" w:hAnsi="Times New Roman" w:cs="Times New Roman"/>
                 <w:noProof/>
                 <w:webHidden/>
-                <w:sz w:val="28"/>
-                <w:szCs w:val="28"/>
               </w:rPr>
               <w:fldChar w:fldCharType="begin"/>
             </w:r>
             <w:r>
               <w:rPr>
-                <w:rFonts w:ascii="Times New Roman" w:hAnsi="Times New Roman" w:cs="Times New Roman"/>
                 <w:noProof/>
                 <w:webHidden/>
-                <w:sz w:val="28"/>
-                <w:szCs w:val="28"/>
               </w:rPr>
               <w:instrText xml:space="preserve"> PAGEREF _Toc219059334 \h </w:instrText>
             </w:r>
             <w:r>
               <w:rPr>
-                <w:rFonts w:ascii="Times New Roman" w:hAnsi="Times New Roman" w:cs="Times New Roman"/>
                 <w:noProof/>
                 <w:webHidden/>
-                <w:sz w:val="28"/>
-                <w:szCs w:val="28"/>
-              </w:rPr>
-            </w:r>
-            <w:r>
-              <w:rPr>
-                <w:rFonts w:ascii="Times New Roman" w:hAnsi="Times New Roman" w:cs="Times New Roman"/>
+              </w:rPr>
+            </w:r>
+            <w:r>
+              <w:rPr>
                 <w:noProof/>
                 <w:webHidden/>
-                <w:sz w:val="28"/>
-                <w:szCs w:val="28"/>
               </w:rPr>
               <w:fldChar w:fldCharType="separate"/>
             </w:r>
             <w:r>
               <w:rPr>
-                <w:rFonts w:ascii="Times New Roman" w:hAnsi="Times New Roman" w:cs="Times New Roman"/>
                 <w:noProof/>
                 <w:webHidden/>
-                <w:sz w:val="28"/>
-                <w:szCs w:val="28"/>
               </w:rPr>
               <w:t>32</w:t>
             </w:r>
             <w:r>
               <w:rPr>
-                <w:rFonts w:ascii="Times New Roman" w:hAnsi="Times New Roman" w:cs="Times New Roman"/>
                 <w:noProof/>
                 <w:webHidden/>
-                <w:sz w:val="28"/>
-                <w:szCs w:val="28"/>
               </w:rPr>
               <w:fldChar w:fldCharType="end"/>
             </w:r>
@@ -2829,17 +2234,9 @@
         <w:p>
           <w:pPr>
             <w:pStyle w:val="11"/>
-            <w:tabs>
-              <w:tab w:val="right" w:leader="dot" w:pos="10025"/>
-            </w:tabs>
-            <w:spacing w:after="0" w:line="360" w:lineRule="auto"/>
-            <w:ind w:firstLine="709"/>
-            <w:jc w:val="center"/>
             <w:rPr>
-              <w:rFonts w:ascii="Times New Roman" w:eastAsiaTheme="minorEastAsia" w:hAnsi="Times New Roman" w:cs="Times New Roman"/>
+              <w:rFonts w:eastAsiaTheme="minorEastAsia"/>
               <w:noProof/>
-              <w:sz w:val="28"/>
-              <w:szCs w:val="28"/>
               <w:lang w:val="ru-BY" w:eastAsia="ru-BY"/>
             </w:rPr>
           </w:pPr>
@@ -2867,70 +2264,49 @@
             </w:r>
             <w:r>
               <w:rPr>
-                <w:rFonts w:ascii="Times New Roman" w:hAnsi="Times New Roman" w:cs="Times New Roman"/>
                 <w:noProof/>
                 <w:webHidden/>
-                <w:sz w:val="28"/>
-                <w:szCs w:val="28"/>
               </w:rPr>
               <w:tab/>
             </w:r>
             <w:r>
               <w:rPr>
-                <w:rFonts w:ascii="Times New Roman" w:hAnsi="Times New Roman" w:cs="Times New Roman"/>
                 <w:noProof/>
                 <w:webHidden/>
-                <w:sz w:val="28"/>
-                <w:szCs w:val="28"/>
               </w:rPr>
               <w:fldChar w:fldCharType="begin"/>
             </w:r>
             <w:r>
               <w:rPr>
-                <w:rFonts w:ascii="Times New Roman" w:hAnsi="Times New Roman" w:cs="Times New Roman"/>
                 <w:noProof/>
                 <w:webHidden/>
-                <w:sz w:val="28"/>
-                <w:szCs w:val="28"/>
               </w:rPr>
               <w:instrText xml:space="preserve"> PAGEREF _Toc219059335 \h </w:instrText>
             </w:r>
             <w:r>
               <w:rPr>
-                <w:rFonts w:ascii="Times New Roman" w:hAnsi="Times New Roman" w:cs="Times New Roman"/>
                 <w:noProof/>
                 <w:webHidden/>
-                <w:sz w:val="28"/>
-                <w:szCs w:val="28"/>
-              </w:rPr>
-            </w:r>
-            <w:r>
-              <w:rPr>
-                <w:rFonts w:ascii="Times New Roman" w:hAnsi="Times New Roman" w:cs="Times New Roman"/>
+              </w:rPr>
+            </w:r>
+            <w:r>
+              <w:rPr>
                 <w:noProof/>
                 <w:webHidden/>
-                <w:sz w:val="28"/>
-                <w:szCs w:val="28"/>
               </w:rPr>
               <w:fldChar w:fldCharType="separate"/>
             </w:r>
             <w:r>
               <w:rPr>
-                <w:rFonts w:ascii="Times New Roman" w:hAnsi="Times New Roman" w:cs="Times New Roman"/>
                 <w:noProof/>
                 <w:webHidden/>
-                <w:sz w:val="28"/>
-                <w:szCs w:val="28"/>
               </w:rPr>
               <w:t>37</w:t>
             </w:r>
             <w:r>
               <w:rPr>
-                <w:rFonts w:ascii="Times New Roman" w:hAnsi="Times New Roman" w:cs="Times New Roman"/>
                 <w:noProof/>
                 <w:webHidden/>
-                <w:sz w:val="28"/>
-                <w:szCs w:val="28"/>
               </w:rPr>
               <w:fldChar w:fldCharType="end"/>
             </w:r>
@@ -2939,17 +2315,9 @@
         <w:p>
           <w:pPr>
             <w:pStyle w:val="11"/>
-            <w:tabs>
-              <w:tab w:val="right" w:leader="dot" w:pos="10025"/>
-            </w:tabs>
-            <w:spacing w:after="0" w:line="360" w:lineRule="auto"/>
-            <w:ind w:firstLine="709"/>
-            <w:jc w:val="center"/>
             <w:rPr>
-              <w:rFonts w:ascii="Times New Roman" w:eastAsiaTheme="minorEastAsia" w:hAnsi="Times New Roman" w:cs="Times New Roman"/>
+              <w:rFonts w:eastAsiaTheme="minorEastAsia"/>
               <w:noProof/>
-              <w:sz w:val="28"/>
-              <w:szCs w:val="28"/>
               <w:lang w:val="ru-BY" w:eastAsia="ru-BY"/>
             </w:rPr>
           </w:pPr>
@@ -2966,70 +2334,49 @@
             </w:r>
             <w:r>
               <w:rPr>
-                <w:rFonts w:ascii="Times New Roman" w:hAnsi="Times New Roman" w:cs="Times New Roman"/>
                 <w:noProof/>
                 <w:webHidden/>
-                <w:sz w:val="28"/>
-                <w:szCs w:val="28"/>
               </w:rPr>
               <w:tab/>
             </w:r>
             <w:r>
               <w:rPr>
-                <w:rFonts w:ascii="Times New Roman" w:hAnsi="Times New Roman" w:cs="Times New Roman"/>
                 <w:noProof/>
                 <w:webHidden/>
-                <w:sz w:val="28"/>
-                <w:szCs w:val="28"/>
               </w:rPr>
               <w:fldChar w:fldCharType="begin"/>
             </w:r>
             <w:r>
               <w:rPr>
-                <w:rFonts w:ascii="Times New Roman" w:hAnsi="Times New Roman" w:cs="Times New Roman"/>
                 <w:noProof/>
                 <w:webHidden/>
-                <w:sz w:val="28"/>
-                <w:szCs w:val="28"/>
               </w:rPr>
               <w:instrText xml:space="preserve"> PAGEREF _Toc219059336 \h </w:instrText>
             </w:r>
             <w:r>
               <w:rPr>
-                <w:rFonts w:ascii="Times New Roman" w:hAnsi="Times New Roman" w:cs="Times New Roman"/>
                 <w:noProof/>
                 <w:webHidden/>
-                <w:sz w:val="28"/>
-                <w:szCs w:val="28"/>
-              </w:rPr>
-            </w:r>
-            <w:r>
-              <w:rPr>
-                <w:rFonts w:ascii="Times New Roman" w:hAnsi="Times New Roman" w:cs="Times New Roman"/>
+              </w:rPr>
+            </w:r>
+            <w:r>
+              <w:rPr>
                 <w:noProof/>
                 <w:webHidden/>
-                <w:sz w:val="28"/>
-                <w:szCs w:val="28"/>
               </w:rPr>
               <w:fldChar w:fldCharType="separate"/>
             </w:r>
             <w:r>
               <w:rPr>
-                <w:rFonts w:ascii="Times New Roman" w:hAnsi="Times New Roman" w:cs="Times New Roman"/>
                 <w:noProof/>
                 <w:webHidden/>
-                <w:sz w:val="28"/>
-                <w:szCs w:val="28"/>
               </w:rPr>
               <w:t>39</w:t>
             </w:r>
             <w:r>
               <w:rPr>
-                <w:rFonts w:ascii="Times New Roman" w:hAnsi="Times New Roman" w:cs="Times New Roman"/>
                 <w:noProof/>
                 <w:webHidden/>
-                <w:sz w:val="28"/>
-                <w:szCs w:val="28"/>
               </w:rPr>
               <w:fldChar w:fldCharType="end"/>
             </w:r>
@@ -3038,17 +2385,9 @@
         <w:p>
           <w:pPr>
             <w:pStyle w:val="11"/>
-            <w:tabs>
-              <w:tab w:val="right" w:leader="dot" w:pos="10025"/>
-            </w:tabs>
-            <w:spacing w:after="0" w:line="360" w:lineRule="auto"/>
-            <w:ind w:firstLine="709"/>
-            <w:jc w:val="center"/>
             <w:rPr>
-              <w:rFonts w:ascii="Times New Roman" w:eastAsiaTheme="minorEastAsia" w:hAnsi="Times New Roman" w:cs="Times New Roman"/>
+              <w:rFonts w:eastAsiaTheme="minorEastAsia"/>
               <w:noProof/>
-              <w:sz w:val="28"/>
-              <w:szCs w:val="28"/>
               <w:lang w:val="ru-BY" w:eastAsia="ru-BY"/>
             </w:rPr>
           </w:pPr>
@@ -3065,70 +2404,49 @@
             </w:r>
             <w:r>
               <w:rPr>
-                <w:rFonts w:ascii="Times New Roman" w:hAnsi="Times New Roman" w:cs="Times New Roman"/>
                 <w:noProof/>
                 <w:webHidden/>
-                <w:sz w:val="28"/>
-                <w:szCs w:val="28"/>
               </w:rPr>
               <w:tab/>
             </w:r>
             <w:r>
               <w:rPr>
-                <w:rFonts w:ascii="Times New Roman" w:hAnsi="Times New Roman" w:cs="Times New Roman"/>
                 <w:noProof/>
                 <w:webHidden/>
-                <w:sz w:val="28"/>
-                <w:szCs w:val="28"/>
               </w:rPr>
               <w:fldChar w:fldCharType="begin"/>
             </w:r>
             <w:r>
               <w:rPr>
-                <w:rFonts w:ascii="Times New Roman" w:hAnsi="Times New Roman" w:cs="Times New Roman"/>
                 <w:noProof/>
                 <w:webHidden/>
-                <w:sz w:val="28"/>
-                <w:szCs w:val="28"/>
               </w:rPr>
               <w:instrText xml:space="preserve"> PAGEREF _Toc219059337 \h </w:instrText>
             </w:r>
             <w:r>
               <w:rPr>
-                <w:rFonts w:ascii="Times New Roman" w:hAnsi="Times New Roman" w:cs="Times New Roman"/>
                 <w:noProof/>
                 <w:webHidden/>
-                <w:sz w:val="28"/>
-                <w:szCs w:val="28"/>
-              </w:rPr>
-            </w:r>
-            <w:r>
-              <w:rPr>
-                <w:rFonts w:ascii="Times New Roman" w:hAnsi="Times New Roman" w:cs="Times New Roman"/>
+              </w:rPr>
+            </w:r>
+            <w:r>
+              <w:rPr>
                 <w:noProof/>
                 <w:webHidden/>
-                <w:sz w:val="28"/>
-                <w:szCs w:val="28"/>
               </w:rPr>
               <w:fldChar w:fldCharType="separate"/>
             </w:r>
             <w:r>
               <w:rPr>
-                <w:rFonts w:ascii="Times New Roman" w:hAnsi="Times New Roman" w:cs="Times New Roman"/>
                 <w:noProof/>
                 <w:webHidden/>
-                <w:sz w:val="28"/>
-                <w:szCs w:val="28"/>
               </w:rPr>
               <w:t>41</w:t>
             </w:r>
             <w:r>
               <w:rPr>
-                <w:rFonts w:ascii="Times New Roman" w:hAnsi="Times New Roman" w:cs="Times New Roman"/>
                 <w:noProof/>
                 <w:webHidden/>
-                <w:sz w:val="28"/>
-                <w:szCs w:val="28"/>
               </w:rPr>
               <w:fldChar w:fldCharType="end"/>
             </w:r>
@@ -3137,17 +2455,9 @@
         <w:p>
           <w:pPr>
             <w:pStyle w:val="11"/>
-            <w:tabs>
-              <w:tab w:val="right" w:leader="dot" w:pos="10025"/>
-            </w:tabs>
-            <w:spacing w:after="0" w:line="360" w:lineRule="auto"/>
-            <w:ind w:firstLine="709"/>
-            <w:jc w:val="center"/>
             <w:rPr>
-              <w:rFonts w:ascii="Times New Roman" w:eastAsiaTheme="minorEastAsia" w:hAnsi="Times New Roman" w:cs="Times New Roman"/>
+              <w:rFonts w:eastAsiaTheme="minorEastAsia"/>
               <w:noProof/>
-              <w:sz w:val="28"/>
-              <w:szCs w:val="28"/>
               <w:lang w:val="ru-BY" w:eastAsia="ru-BY"/>
             </w:rPr>
           </w:pPr>
@@ -3164,70 +2474,49 @@
             </w:r>
             <w:r>
               <w:rPr>
-                <w:rFonts w:ascii="Times New Roman" w:hAnsi="Times New Roman" w:cs="Times New Roman"/>
                 <w:noProof/>
                 <w:webHidden/>
-                <w:sz w:val="28"/>
-                <w:szCs w:val="28"/>
               </w:rPr>
               <w:tab/>
             </w:r>
             <w:r>
               <w:rPr>
-                <w:rFonts w:ascii="Times New Roman" w:hAnsi="Times New Roman" w:cs="Times New Roman"/>
                 <w:noProof/>
                 <w:webHidden/>
-                <w:sz w:val="28"/>
-                <w:szCs w:val="28"/>
               </w:rPr>
               <w:fldChar w:fldCharType="begin"/>
             </w:r>
             <w:r>
               <w:rPr>
-                <w:rFonts w:ascii="Times New Roman" w:hAnsi="Times New Roman" w:cs="Times New Roman"/>
                 <w:noProof/>
                 <w:webHidden/>
-                <w:sz w:val="28"/>
-                <w:szCs w:val="28"/>
               </w:rPr>
               <w:instrText xml:space="preserve"> PAGEREF _Toc219059338 \h </w:instrText>
             </w:r>
             <w:r>
               <w:rPr>
-                <w:rFonts w:ascii="Times New Roman" w:hAnsi="Times New Roman" w:cs="Times New Roman"/>
                 <w:noProof/>
                 <w:webHidden/>
-                <w:sz w:val="28"/>
-                <w:szCs w:val="28"/>
-              </w:rPr>
-            </w:r>
-            <w:r>
-              <w:rPr>
-                <w:rFonts w:ascii="Times New Roman" w:hAnsi="Times New Roman" w:cs="Times New Roman"/>
+              </w:rPr>
+            </w:r>
+            <w:r>
+              <w:rPr>
                 <w:noProof/>
                 <w:webHidden/>
-                <w:sz w:val="28"/>
-                <w:szCs w:val="28"/>
               </w:rPr>
               <w:fldChar w:fldCharType="separate"/>
             </w:r>
             <w:r>
               <w:rPr>
-                <w:rFonts w:ascii="Times New Roman" w:hAnsi="Times New Roman" w:cs="Times New Roman"/>
                 <w:noProof/>
                 <w:webHidden/>
-                <w:sz w:val="28"/>
-                <w:szCs w:val="28"/>
               </w:rPr>
               <w:t>42</w:t>
             </w:r>
             <w:r>
               <w:rPr>
-                <w:rFonts w:ascii="Times New Roman" w:hAnsi="Times New Roman" w:cs="Times New Roman"/>
                 <w:noProof/>
                 <w:webHidden/>
-                <w:sz w:val="28"/>
-                <w:szCs w:val="28"/>
               </w:rPr>
               <w:fldChar w:fldCharType="end"/>
             </w:r>
@@ -56585,9 +55874,13 @@
     <w:uiPriority w:val="39"/>
     <w:unhideWhenUsed/>
     <w:qFormat/>
-    <w:rsid w:val="005F62C9"/>
+    <w:rsid w:val="006273D5"/>
     <w:pPr>
-      <w:spacing w:after="100"/>
+      <w:tabs>
+        <w:tab w:val="right" w:leader="dot" w:pos="10025"/>
+      </w:tabs>
+      <w:spacing w:after="0" w:line="360" w:lineRule="auto"/>
+      <w:jc w:val="center"/>
     </w:pPr>
   </w:style>
   <w:style w:type="paragraph" w:styleId="21">

--- a/students/PoplavskiyVladislav/task_03/Пояснительная_записка.docx
+++ b/students/PoplavskiyVladislav/task_03/Пояснительная_записка.docx
@@ -357,7 +357,6 @@
           <w:b/>
           <w:sz w:val="28"/>
           <w:szCs w:val="28"/>
-          <w:lang w:val="en-US"/>
         </w:rPr>
       </w:pPr>
       <w:r>
@@ -375,7 +374,6 @@
           <w:b/>
           <w:sz w:val="28"/>
           <w:szCs w:val="28"/>
-          <w:lang w:val="en-US"/>
         </w:rPr>
         <w:t>4</w:t>
       </w:r>
@@ -385,7 +383,6 @@
           <w:b/>
           <w:sz w:val="28"/>
           <w:szCs w:val="28"/>
-          <w:lang w:val="en-US"/>
         </w:rPr>
         <w:t>3</w:t>
       </w:r>
@@ -11332,6 +11329,7 @@
           <w:sz w:val="28"/>
           <w:szCs w:val="28"/>
           <w:shd w:val="clear" w:color="auto" w:fill="FFFFFF"/>
+          <w:lang w:val="en-US"/>
         </w:rPr>
         <w:br w:type="page"/>
       </w:r>
@@ -14790,7 +14788,6 @@
           <w:color w:val="0F1115"/>
           <w:sz w:val="28"/>
           <w:szCs w:val="28"/>
-          <w:lang w:val="en-US"/>
         </w:rPr>
         <w:t>6</w:t>
       </w:r>
@@ -22580,8 +22577,97 @@
           <w:iCs w:val="0"/>
           <w:sz w:val="28"/>
           <w:szCs w:val="28"/>
+        </w:rPr>
+        <w:t xml:space="preserve"> </w:t>
+      </w:r>
+      <w:r>
+        <w:rPr>
+          <w:rStyle w:val="af3"/>
+          <w:rFonts w:ascii="Times New Roman" w:hAnsi="Times New Roman" w:cs="Times New Roman"/>
+          <w:i w:val="0"/>
+          <w:iCs w:val="0"/>
+          <w:sz w:val="28"/>
+          <w:szCs w:val="28"/>
+        </w:rPr>
+        <w:t>реализован</w:t>
+      </w:r>
+      <w:r>
+        <w:rPr>
+          <w:rStyle w:val="af3"/>
+          <w:rFonts w:ascii="Times New Roman" w:hAnsi="Times New Roman" w:cs="Times New Roman"/>
+          <w:i w:val="0"/>
+          <w:iCs w:val="0"/>
+          <w:sz w:val="28"/>
+          <w:szCs w:val="28"/>
+        </w:rPr>
+        <w:t xml:space="preserve"> </w:t>
+      </w:r>
+      <w:r>
+        <w:rPr>
+          <w:rStyle w:val="af3"/>
+          <w:rFonts w:ascii="Times New Roman" w:hAnsi="Times New Roman" w:cs="Times New Roman"/>
+          <w:i w:val="0"/>
+          <w:iCs w:val="0"/>
+          <w:sz w:val="28"/>
+          <w:szCs w:val="28"/>
+        </w:rPr>
+        <w:t>как</w:t>
+      </w:r>
+      <w:r>
+        <w:rPr>
+          <w:rStyle w:val="af3"/>
+          <w:rFonts w:ascii="Times New Roman" w:hAnsi="Times New Roman" w:cs="Times New Roman"/>
+          <w:i w:val="0"/>
+          <w:iCs w:val="0"/>
+          <w:sz w:val="28"/>
+          <w:szCs w:val="28"/>
+        </w:rPr>
+        <w:t xml:space="preserve"> </w:t>
+      </w:r>
+      <w:r>
+        <w:rPr>
+          <w:rStyle w:val="af3"/>
+          <w:rFonts w:ascii="Times New Roman" w:hAnsi="Times New Roman" w:cs="Times New Roman"/>
+          <w:i w:val="0"/>
+          <w:iCs w:val="0"/>
+          <w:sz w:val="28"/>
+          <w:szCs w:val="28"/>
           <w:lang w:val="en-US"/>
         </w:rPr>
+        <w:t>SPA</w:t>
+      </w:r>
+      <w:r>
+        <w:rPr>
+          <w:rStyle w:val="af3"/>
+          <w:rFonts w:ascii="Times New Roman" w:hAnsi="Times New Roman" w:cs="Times New Roman"/>
+          <w:i w:val="0"/>
+          <w:iCs w:val="0"/>
+          <w:sz w:val="28"/>
+          <w:szCs w:val="28"/>
+        </w:rPr>
+        <w:t xml:space="preserve"> (</w:t>
+      </w:r>
+      <w:r>
+        <w:rPr>
+          <w:rStyle w:val="af3"/>
+          <w:rFonts w:ascii="Times New Roman" w:hAnsi="Times New Roman" w:cs="Times New Roman"/>
+          <w:i w:val="0"/>
+          <w:iCs w:val="0"/>
+          <w:sz w:val="28"/>
+          <w:szCs w:val="28"/>
+          <w:lang w:val="en-US"/>
+        </w:rPr>
+        <w:t>Single</w:t>
+      </w:r>
+      <w:r>
+        <w:rPr>
+          <w:rStyle w:val="af3"/>
+          <w:rFonts w:ascii="Times New Roman" w:hAnsi="Times New Roman" w:cs="Times New Roman"/>
+          <w:i w:val="0"/>
+          <w:iCs w:val="0"/>
+          <w:sz w:val="28"/>
+          <w:szCs w:val="28"/>
+        </w:rPr>
         <w:t xml:space="preserve"> </w:t>
       </w:r>
       <w:r>
@@ -22592,19 +22678,19 @@
           <w:iCs w:val="0"/>
           <w:sz w:val="28"/>
           <w:szCs w:val="28"/>
-        </w:rPr>
-        <w:t>реализован</w:t>
-      </w:r>
-      <w:r>
-        <w:rPr>
-          <w:rStyle w:val="af3"/>
-          <w:rFonts w:ascii="Times New Roman" w:hAnsi="Times New Roman" w:cs="Times New Roman"/>
-          <w:i w:val="0"/>
-          <w:iCs w:val="0"/>
-          <w:sz w:val="28"/>
-          <w:szCs w:val="28"/>
           <w:lang w:val="en-US"/>
         </w:rPr>
+        <w:t>Page</w:t>
+      </w:r>
+      <w:r>
+        <w:rPr>
+          <w:rStyle w:val="af3"/>
+          <w:rFonts w:ascii="Times New Roman" w:hAnsi="Times New Roman" w:cs="Times New Roman"/>
+          <w:i w:val="0"/>
+          <w:iCs w:val="0"/>
+          <w:sz w:val="28"/>
+          <w:szCs w:val="28"/>
+        </w:rPr>
         <w:t xml:space="preserve"> </w:t>
       </w:r>
       <w:r>
@@ -22615,20 +22701,20 @@
           <w:iCs w:val="0"/>
           <w:sz w:val="28"/>
           <w:szCs w:val="28"/>
-        </w:rPr>
-        <w:t>как</w:t>
-      </w:r>
-      <w:r>
-        <w:rPr>
-          <w:rStyle w:val="af3"/>
-          <w:rFonts w:ascii="Times New Roman" w:hAnsi="Times New Roman" w:cs="Times New Roman"/>
-          <w:i w:val="0"/>
-          <w:iCs w:val="0"/>
-          <w:sz w:val="28"/>
-          <w:szCs w:val="28"/>
           <w:lang w:val="en-US"/>
         </w:rPr>
-        <w:t xml:space="preserve"> SPA (Single Page Application) </w:t>
+        <w:t>Application</w:t>
+      </w:r>
+      <w:r>
+        <w:rPr>
+          <w:rStyle w:val="af3"/>
+          <w:rFonts w:ascii="Times New Roman" w:hAnsi="Times New Roman" w:cs="Times New Roman"/>
+          <w:i w:val="0"/>
+          <w:iCs w:val="0"/>
+          <w:sz w:val="28"/>
+          <w:szCs w:val="28"/>
+        </w:rPr>
+        <w:t xml:space="preserve">) </w:t>
       </w:r>
       <w:r>
         <w:rPr>
@@ -22649,9 +22735,31 @@
           <w:iCs w:val="0"/>
           <w:sz w:val="28"/>
           <w:szCs w:val="28"/>
+        </w:rPr>
+        <w:t xml:space="preserve"> </w:t>
+      </w:r>
+      <w:r>
+        <w:rPr>
+          <w:rStyle w:val="af3"/>
+          <w:rFonts w:ascii="Times New Roman" w:hAnsi="Times New Roman" w:cs="Times New Roman"/>
+          <w:i w:val="0"/>
+          <w:iCs w:val="0"/>
+          <w:sz w:val="28"/>
+          <w:szCs w:val="28"/>
           <w:lang w:val="en-US"/>
         </w:rPr>
-        <w:t xml:space="preserve"> React. </w:t>
+        <w:t>React</w:t>
+      </w:r>
+      <w:r>
+        <w:rPr>
+          <w:rStyle w:val="af3"/>
+          <w:rFonts w:ascii="Times New Roman" w:hAnsi="Times New Roman" w:cs="Times New Roman"/>
+          <w:i w:val="0"/>
+          <w:iCs w:val="0"/>
+          <w:sz w:val="28"/>
+          <w:szCs w:val="28"/>
+        </w:rPr>
+        <w:t xml:space="preserve">. </w:t>
       </w:r>
       <w:r>
         <w:rPr>
@@ -39695,13 +39803,15 @@
           <w:rStyle w:val="af3"/>
           <w:i w:val="0"/>
           <w:iCs w:val="0"/>
-        </w:rPr>
-      </w:pPr>
-      <w:r>
-        <w:rPr>
-          <w:rStyle w:val="af3"/>
-          <w:i w:val="0"/>
-          <w:iCs w:val="0"/>
+          <w:lang w:val="ru-RU"/>
+        </w:rPr>
+      </w:pPr>
+      <w:r>
+        <w:rPr>
+          <w:rStyle w:val="af3"/>
+          <w:i w:val="0"/>
+          <w:iCs w:val="0"/>
+          <w:lang w:val="ru-RU"/>
         </w:rPr>
         <w:br w:type="page"/>
       </w:r>
@@ -47375,7 +47485,6 @@
         <w:rPr>
           <w:sz w:val="28"/>
           <w:szCs w:val="28"/>
-          <w:lang w:val="en-US"/>
         </w:rPr>
       </w:pPr>
     </w:p>
@@ -47387,7 +47496,6 @@
         <w:rPr>
           <w:sz w:val="28"/>
           <w:szCs w:val="28"/>
-          <w:lang w:val="en-US"/>
         </w:rPr>
         <w:sectPr>
           <w:headerReference w:type="default" r:id="rId21"/>
@@ -52549,11 +52657,13 @@
         <w:tab w:val="center" w:pos="4677"/>
         <w:tab w:val="right" w:pos="9355"/>
       </w:tabs>
-      <w:spacing w:after="0" w:line="240" w:lineRule="auto"/>
+      <w:spacing w:after="0" w:line="360" w:lineRule="auto"/>
       <w:jc w:val="center"/>
       <w:rPr>
         <w:rFonts w:ascii="Times New Roman" w:eastAsia="Times New Roman" w:hAnsi="Times New Roman" w:cs="Times New Roman"/>
         <w:color w:val="000000"/>
+        <w:sz w:val="28"/>
+        <w:szCs w:val="28"/>
       </w:rPr>
     </w:pPr>
     <w:r>
@@ -52672,11 +52782,6 @@
       </w:rPr>
       <w:fldChar w:fldCharType="end"/>
     </w:r>
-  </w:p>
-  <w:p>
-    <w:pPr>
-      <w:pStyle w:val="a3"/>
-    </w:pPr>
   </w:p>
 </w:hdr>
 </file>

--- a/students/PoplavskiyVladislav/task_03/Пояснительная_записка.docx
+++ b/students/PoplavskiyVladislav/task_03/Пояснительная_записка.docx
@@ -33332,25 +33332,18 @@
           <w:rFonts w:ascii="Times New Roman" w:hAnsi="Times New Roman" w:cs="Times New Roman"/>
           <w:sz w:val="28"/>
           <w:szCs w:val="28"/>
-        </w:rPr>
-        <w:t xml:space="preserve"> </w:t>
-      </w:r>
-      <w:r>
-        <w:rPr>
-          <w:rFonts w:ascii="Times New Roman" w:hAnsi="Times New Roman" w:cs="Times New Roman"/>
-          <w:sz w:val="28"/>
-          <w:szCs w:val="28"/>
-        </w:rPr>
-        <w:t xml:space="preserve">Таблица </w:t>
-      </w:r>
-      <w:r>
-        <w:rPr>
-          <w:rFonts w:ascii="Times New Roman" w:hAnsi="Times New Roman" w:cs="Times New Roman"/>
-          <w:sz w:val="28"/>
-          <w:szCs w:val="28"/>
           <w:lang w:val="en-US"/>
         </w:rPr>
-        <w:t>user</w:t>
+        <w:t xml:space="preserve"> U</w:t>
+      </w:r>
+      <w:r>
+        <w:rPr>
+          <w:rFonts w:ascii="Times New Roman" w:hAnsi="Times New Roman" w:cs="Times New Roman"/>
+          <w:sz w:val="28"/>
+          <w:szCs w:val="28"/>
+          <w:lang w:val="en-US"/>
+        </w:rPr>
+        <w:t>ser</w:t>
       </w:r>
     </w:p>
     <w:tbl>
@@ -33858,17 +33851,9 @@
           <w:rFonts w:ascii="Times New Roman" w:hAnsi="Times New Roman" w:cs="Times New Roman"/>
           <w:sz w:val="28"/>
           <w:szCs w:val="28"/>
-        </w:rPr>
-        <w:t xml:space="preserve">Таблица </w:t>
-      </w:r>
-      <w:r>
-        <w:rPr>
-          <w:rFonts w:ascii="Times New Roman" w:hAnsi="Times New Roman" w:cs="Times New Roman"/>
-          <w:sz w:val="28"/>
-          <w:szCs w:val="28"/>
           <w:lang w:val="en-US"/>
         </w:rPr>
-        <w:t>user</w:t>
+        <w:t>User</w:t>
       </w:r>
     </w:p>
     <w:tbl>
@@ -34725,17 +34710,9 @@
           <w:rFonts w:ascii="Times New Roman" w:hAnsi="Times New Roman" w:cs="Times New Roman"/>
           <w:sz w:val="28"/>
           <w:szCs w:val="28"/>
-        </w:rPr>
-        <w:t xml:space="preserve">Таблица </w:t>
-      </w:r>
-      <w:r>
-        <w:rPr>
-          <w:rFonts w:ascii="Times New Roman" w:hAnsi="Times New Roman" w:cs="Times New Roman"/>
-          <w:sz w:val="28"/>
-          <w:szCs w:val="28"/>
           <w:lang w:val="en-US"/>
         </w:rPr>
-        <w:t>study groups</w:t>
+        <w:t>Study</w:t>
       </w:r>
     </w:p>
     <w:tbl>
@@ -35879,17 +35856,9 @@
           <w:rFonts w:ascii="Times New Roman" w:hAnsi="Times New Roman" w:cs="Times New Roman"/>
           <w:sz w:val="28"/>
           <w:szCs w:val="28"/>
-        </w:rPr>
-        <w:t xml:space="preserve">Таблица </w:t>
-      </w:r>
-      <w:r>
-        <w:rPr>
-          <w:rFonts w:ascii="Times New Roman" w:hAnsi="Times New Roman" w:cs="Times New Roman"/>
-          <w:sz w:val="28"/>
-          <w:szCs w:val="28"/>
           <w:lang w:val="en-US"/>
         </w:rPr>
-        <w:t>memberships</w:t>
+        <w:t>Memberships</w:t>
       </w:r>
     </w:p>
     <w:tbl>
@@ -36707,25 +36676,18 @@
           <w:rFonts w:ascii="Times New Roman" w:hAnsi="Times New Roman" w:cs="Times New Roman"/>
           <w:sz w:val="28"/>
           <w:szCs w:val="28"/>
-        </w:rPr>
-        <w:t xml:space="preserve"> </w:t>
-      </w:r>
-      <w:r>
-        <w:rPr>
-          <w:rFonts w:ascii="Times New Roman" w:hAnsi="Times New Roman" w:cs="Times New Roman"/>
-          <w:sz w:val="28"/>
-          <w:szCs w:val="28"/>
-        </w:rPr>
-        <w:t xml:space="preserve">Таблица </w:t>
-      </w:r>
-      <w:r>
-        <w:rPr>
-          <w:rFonts w:ascii="Times New Roman" w:hAnsi="Times New Roman" w:cs="Times New Roman"/>
-          <w:sz w:val="28"/>
-          <w:szCs w:val="28"/>
           <w:lang w:val="en-US"/>
         </w:rPr>
-        <w:t>memberships</w:t>
+        <w:t xml:space="preserve"> M</w:t>
+      </w:r>
+      <w:r>
+        <w:rPr>
+          <w:rFonts w:ascii="Times New Roman" w:hAnsi="Times New Roman" w:cs="Times New Roman"/>
+          <w:sz w:val="28"/>
+          <w:szCs w:val="28"/>
+          <w:lang w:val="en-US"/>
+        </w:rPr>
+        <w:t>emberships</w:t>
       </w:r>
     </w:p>
     <w:tbl>
@@ -37184,17 +37146,9 @@
           <w:rFonts w:ascii="Times New Roman" w:hAnsi="Times New Roman" w:cs="Times New Roman"/>
           <w:sz w:val="28"/>
           <w:szCs w:val="28"/>
-        </w:rPr>
-        <w:t xml:space="preserve">Таблица </w:t>
-      </w:r>
-      <w:r>
-        <w:rPr>
-          <w:rFonts w:ascii="Times New Roman" w:hAnsi="Times New Roman" w:cs="Times New Roman"/>
-          <w:sz w:val="28"/>
-          <w:szCs w:val="28"/>
           <w:lang w:val="en-US"/>
         </w:rPr>
-        <w:t>topics</w:t>
+        <w:t>Topics</w:t>
       </w:r>
     </w:p>
     <w:tbl>
@@ -38480,17 +38434,9 @@
           <w:rFonts w:ascii="Times New Roman" w:hAnsi="Times New Roman" w:cs="Times New Roman"/>
           <w:sz w:val="28"/>
           <w:szCs w:val="28"/>
-        </w:rPr>
-        <w:t xml:space="preserve">Таблица </w:t>
-      </w:r>
-      <w:r>
-        <w:rPr>
-          <w:rFonts w:ascii="Times New Roman" w:hAnsi="Times New Roman" w:cs="Times New Roman"/>
-          <w:sz w:val="28"/>
-          <w:szCs w:val="28"/>
           <w:lang w:val="en-US"/>
         </w:rPr>
-        <w:t>conversations</w:t>
+        <w:t>Conversations</w:t>
       </w:r>
     </w:p>
     <w:tbl>
@@ -39594,17 +39540,9 @@
           <w:rFonts w:ascii="Times New Roman" w:hAnsi="Times New Roman" w:cs="Times New Roman"/>
           <w:sz w:val="28"/>
           <w:szCs w:val="28"/>
-        </w:rPr>
-        <w:t xml:space="preserve">Таблица </w:t>
-      </w:r>
-      <w:r>
-        <w:rPr>
-          <w:rFonts w:ascii="Times New Roman" w:hAnsi="Times New Roman" w:cs="Times New Roman"/>
-          <w:sz w:val="28"/>
-          <w:szCs w:val="28"/>
           <w:lang w:val="en-US"/>
         </w:rPr>
-        <w:t>conversations</w:t>
+        <w:t>Conversations</w:t>
       </w:r>
     </w:p>
     <w:tbl>
@@ -40066,17 +40004,9 @@
           <w:rFonts w:ascii="Times New Roman" w:hAnsi="Times New Roman" w:cs="Times New Roman"/>
           <w:sz w:val="28"/>
           <w:szCs w:val="28"/>
-        </w:rPr>
-        <w:t xml:space="preserve">Таблица </w:t>
-      </w:r>
-      <w:r>
-        <w:rPr>
-          <w:rFonts w:ascii="Times New Roman" w:hAnsi="Times New Roman" w:cs="Times New Roman"/>
-          <w:sz w:val="28"/>
-          <w:szCs w:val="28"/>
           <w:lang w:val="en-US"/>
         </w:rPr>
-        <w:t>materials</w:t>
+        <w:t>Materials</w:t>
       </w:r>
     </w:p>
     <w:tbl>
@@ -41792,17 +41722,18 @@
           <w:rFonts w:ascii="Times New Roman" w:hAnsi="Times New Roman" w:cs="Times New Roman"/>
           <w:sz w:val="28"/>
           <w:szCs w:val="28"/>
-        </w:rPr>
-        <w:t xml:space="preserve">Таблица </w:t>
-      </w:r>
-      <w:r>
-        <w:rPr>
-          <w:rFonts w:ascii="Times New Roman" w:hAnsi="Times New Roman" w:cs="Times New Roman"/>
-          <w:sz w:val="28"/>
-          <w:szCs w:val="28"/>
           <w:lang w:val="en-US"/>
         </w:rPr>
-        <w:t>reports</w:t>
+        <w:t>R</w:t>
+      </w:r>
+      <w:r>
+        <w:rPr>
+          <w:rFonts w:ascii="Times New Roman" w:hAnsi="Times New Roman" w:cs="Times New Roman"/>
+          <w:sz w:val="28"/>
+          <w:szCs w:val="28"/>
+          <w:lang w:val="en-US"/>
+        </w:rPr>
+        <w:t>eports</w:t>
       </w:r>
     </w:p>
     <w:tbl>
@@ -42606,17 +42537,18 @@
           <w:rFonts w:ascii="Times New Roman" w:hAnsi="Times New Roman" w:cs="Times New Roman"/>
           <w:sz w:val="28"/>
           <w:szCs w:val="28"/>
-        </w:rPr>
-        <w:t xml:space="preserve">Таблица </w:t>
-      </w:r>
-      <w:r>
-        <w:rPr>
-          <w:rFonts w:ascii="Times New Roman" w:hAnsi="Times New Roman" w:cs="Times New Roman"/>
-          <w:sz w:val="28"/>
-          <w:szCs w:val="28"/>
           <w:lang w:val="en-US"/>
         </w:rPr>
-        <w:t>reports</w:t>
+        <w:t>R</w:t>
+      </w:r>
+      <w:r>
+        <w:rPr>
+          <w:rFonts w:ascii="Times New Roman" w:hAnsi="Times New Roman" w:cs="Times New Roman"/>
+          <w:sz w:val="28"/>
+          <w:szCs w:val="28"/>
+          <w:lang w:val="en-US"/>
+        </w:rPr>
+        <w:t>eports</w:t>
       </w:r>
     </w:p>
     <w:tbl>
